--- a/belgeler/fiyat-listeleri/MIRFIX_Fiyat_Listesi_FYT-2026-003.docx
+++ b/belgeler/fiyat-listeleri/MIRFIX_Fiyat_Listesi_FYT-2026-003.docx
@@ -6,27 +6,27 @@
       <w:tblPr>
         <w:tblW w:type="dxa" w:w="10466"/>
         <w:tblBorders>
-          <w:top w:val="single" w:color="BFBFBF" w:sz="4"/>
+          <w:top w:val="single" w:color="E2231A" w:sz="8"/>
           <w:left w:val="single" w:color="BFBFBF" w:sz="4"/>
-          <w:bottom w:val="single" w:color="BFBFBF" w:sz="4"/>
+          <w:bottom w:val="single" w:color="E2231A" w:sz="8"/>
           <w:right w:val="single" w:color="BFBFBF" w:sz="4"/>
           <w:insideH w:val="none" w:color="FFFFFF" w:sz="0"/>
           <w:insideV w:val="none" w:color="FFFFFF" w:sz="0"/>
         </w:tblBorders>
       </w:tblPr>
       <w:tblGrid>
-        <w:gridCol w:w="2700"/>
-        <w:gridCol w:w="5266"/>
+        <w:gridCol w:w="2900"/>
+        <w:gridCol w:w="5066"/>
         <w:gridCol w:w="2500"/>
       </w:tblGrid>
       <w:tr>
         <w:tc>
           <w:tcPr>
-            <w:tcW w:type="dxa" w:w="2700"/>
-            <w:tcMar>
-              <w:top w:type="dxa" w:w="80"/>
+            <w:tcW w:type="dxa" w:w="2900"/>
+            <w:tcMar>
+              <w:top w:type="dxa" w:w="100"/>
               <w:left w:type="dxa" w:w="100"/>
-              <w:bottom w:type="dxa" w:w="80"/>
+              <w:bottom w:type="dxa" w:w="100"/>
               <w:right w:type="dxa" w:w="100"/>
             </w:tcMar>
             <w:vAlign w:val="center"/>
@@ -35,7 +35,7 @@
             <w:r>
               <w:drawing>
                 <wp:inline distT="0" distB="0" distL="0" distR="0">
-                  <wp:extent cx="1619250" cy="581025"/>
+                  <wp:extent cx="1857375" cy="666750"/>
                   <wp:effectExtent t="0" r="0" b="0" l="0"/>
                   <wp:docPr id="1" name="" descr="" title=""/>
                   <wp:cNvGraphicFramePr>
@@ -60,7 +60,7 @@
                         <pic:spPr bwMode="auto">
                           <a:xfrm>
                             <a:off x="0" y="0"/>
-                            <a:ext cx="1619250" cy="581025"/>
+                            <a:ext cx="1857375" cy="666750"/>
                           </a:xfrm>
                           <a:prstGeom prst="rect">
                             <a:avLst/>
@@ -76,11 +76,11 @@
         </w:tc>
         <w:tc>
           <w:tcPr>
-            <w:tcW w:type="dxa" w:w="5266"/>
-            <w:tcMar>
-              <w:top w:type="dxa" w:w="80"/>
-              <w:left w:type="dxa" w:w="120"/>
-              <w:bottom w:type="dxa" w:w="80"/>
+            <w:tcW w:type="dxa" w:w="5066"/>
+            <w:tcMar>
+              <w:top w:type="dxa" w:w="100"/>
+              <w:left w:type="dxa" w:w="140"/>
+              <w:bottom w:type="dxa" w:w="100"/>
               <w:right w:type="dxa" w:w="100"/>
             </w:tcMar>
             <w:vAlign w:val="center"/>
@@ -97,8 +97,8 @@
                 <w:i w:val="false"/>
                 <w:iCs w:val="false"/>
                 <w:color w:val="E2231A"/>
-                <w:sz w:val="22"/>
-                <w:szCs w:val="22"/>
+                <w:sz w:val="26"/>
+                <w:szCs w:val="26"/>
               </w:rPr>
               <w:t xml:space="preserve">MİRFİX YAPI KİMYASALLARI</w:t>
             </w:r>
@@ -114,9 +114,9 @@
                 <w:bCs w:val="false"/>
                 <w:i w:val="false"/>
                 <w:iCs w:val="false"/>
-                <w:color w:val="3B3B3A"/>
-                <w:sz w:val="15"/>
-                <w:szCs w:val="15"/>
+                <w:color w:val="1D1D1B"/>
+                <w:sz w:val="16"/>
+                <w:szCs w:val="16"/>
               </w:rPr>
               <w:t xml:space="preserve">ALMİR İNŞAAT YAPI MALZ. NAK. GIDA TİC. VE SAN. LTD. ŞTİ.</w:t>
             </w:r>
@@ -132,9 +132,9 @@
                 <w:bCs w:val="false"/>
                 <w:i w:val="false"/>
                 <w:iCs w:val="false"/>
-                <w:color w:val="3B3B3A"/>
-                <w:sz w:val="15"/>
-                <w:szCs w:val="15"/>
+                <w:color w:val="1D1D1B"/>
+                <w:sz w:val="16"/>
+                <w:szCs w:val="16"/>
               </w:rPr>
               <w:t xml:space="preserve">Gayberli Mah. 28042 Sk. No: 34  46100 Onikişubat / KAHRAMANMARAŞ</w:t>
             </w:r>
@@ -150,12 +150,25 @@
                 <w:bCs/>
                 <w:i w:val="false"/>
                 <w:iCs w:val="false"/>
-                <w:color w:val="3B3B3A"/>
-                <w:sz w:val="15"/>
-                <w:szCs w:val="15"/>
+                <w:color w:val="1D1D1B"/>
+                <w:sz w:val="18"/>
+                <w:szCs w:val="18"/>
               </w:rPr>
               <w:t xml:space="preserve">Tel: +90 532 252 41 10</w:t>
             </w:r>
+            <w:r>
+              <w:rPr>
+                <w:rFonts w:ascii="Arial" w:cs="Arial" w:eastAsia="Arial" w:hAnsi="Arial"/>
+                <w:b w:val="false"/>
+                <w:bCs w:val="false"/>
+                <w:i w:val="false"/>
+                <w:iCs w:val="false"/>
+                <w:color w:val="1D1D1B"/>
+                <w:sz w:val="16"/>
+                <w:szCs w:val="16"/>
+              </w:rPr>
+              <w:t xml:space="preserve">   •   Aslanbey VD — VKN: 0550 395 660</w:t>
+            </w:r>
           </w:p>
           <w:p>
             <w:pPr>
@@ -168,11 +181,11 @@
                 <w:bCs w:val="false"/>
                 <w:i w:val="false"/>
                 <w:iCs w:val="false"/>
-                <w:color w:val="3B3B3A"/>
-                <w:sz w:val="15"/>
-                <w:szCs w:val="15"/>
-              </w:rPr>
-              <w:t xml:space="preserve">Aslanbey VD — VKN: 0550 395 660  •  info@mirfix.com  •  www.mirfix.com</w:t>
+                <w:color w:val="1D1D1B"/>
+                <w:sz w:val="16"/>
+                <w:szCs w:val="16"/>
+              </w:rPr>
+              <w:t xml:space="preserve">info@mirfix.com  •  www.mirfix.com</w:t>
             </w:r>
           </w:p>
         </w:tc>
@@ -180,9 +193,9 @@
           <w:tcPr>
             <w:tcW w:type="dxa" w:w="2500"/>
             <w:tcMar>
-              <w:top w:type="dxa" w:w="80"/>
-              <w:left w:type="dxa" w:w="120"/>
-              <w:bottom w:type="dxa" w:w="80"/>
+              <w:top w:type="dxa" w:w="100"/>
+              <w:left w:type="dxa" w:w="140"/>
+              <w:bottom w:type="dxa" w:w="100"/>
               <w:right w:type="dxa" w:w="100"/>
             </w:tcMar>
             <w:vAlign w:val="center"/>
@@ -199,8 +212,8 @@
                 <w:i w:val="false"/>
                 <w:iCs w:val="false"/>
                 <w:color w:val="808080"/>
-                <w:sz w:val="13"/>
-                <w:szCs w:val="13"/>
+                <w:sz w:val="14"/>
+                <w:szCs w:val="14"/>
               </w:rPr>
               <w:t xml:space="preserve">Belge Kodu</w:t>
             </w:r>
@@ -216,9 +229,9 @@
                 <w:bCs/>
                 <w:i w:val="false"/>
                 <w:iCs w:val="false"/>
-                <w:color w:val="3B3B3A"/>
-                <w:sz w:val="17"/>
-                <w:szCs w:val="17"/>
+                <w:color w:val="1D1D1B"/>
+                <w:sz w:val="18"/>
+                <w:szCs w:val="18"/>
               </w:rPr>
               <w:t xml:space="preserve">MRF-SAT-FYT</w:t>
             </w:r>
@@ -235,8 +248,8 @@
                 <w:i w:val="false"/>
                 <w:iCs w:val="false"/>
                 <w:color w:val="808080"/>
-                <w:sz w:val="13"/>
-                <w:szCs w:val="13"/>
+                <w:sz w:val="14"/>
+                <w:szCs w:val="14"/>
               </w:rPr>
               <w:t xml:space="preserve">Sürüm / Tarih</w:t>
             </w:r>
@@ -252,11 +265,11 @@
                 <w:bCs w:val="false"/>
                 <w:i w:val="false"/>
                 <w:iCs w:val="false"/>
-                <w:color w:val="3B3B3A"/>
-                <w:sz w:val="15"/>
-                <w:szCs w:val="15"/>
-              </w:rPr>
-              <w:t xml:space="preserve">v2.1 / 01.08.2026</w:t>
+                <w:color w:val="1D1D1B"/>
+                <w:sz w:val="16"/>
+                <w:szCs w:val="16"/>
+              </w:rPr>
+              <w:t xml:space="preserve">v2.2 / 01.08.2026</w:t>
             </w:r>
           </w:p>
           <w:p>
@@ -271,8 +284,8 @@
                 <w:i w:val="false"/>
                 <w:iCs w:val="false"/>
                 <w:color w:val="808080"/>
-                <w:sz w:val="13"/>
-                <w:szCs w:val="13"/>
+                <w:sz w:val="14"/>
+                <w:szCs w:val="14"/>
               </w:rPr>
               <w:t xml:space="preserve">Liste No</w:t>
             </w:r>
@@ -288,9 +301,9 @@
                 <w:bCs w:val="false"/>
                 <w:i w:val="false"/>
                 <w:iCs w:val="false"/>
-                <w:color w:val="3B3B3A"/>
-                <w:sz w:val="15"/>
-                <w:szCs w:val="15"/>
+                <w:color w:val="1D1D1B"/>
+                <w:sz w:val="16"/>
+                <w:szCs w:val="16"/>
               </w:rPr>
               <w:t xml:space="preserve">FYT-2026-003</w:t>
             </w:r>
@@ -301,7 +314,7 @@
     <w:p>
       <w:pPr>
         <w:shd w:fill="E2231A" w:val="clear"/>
-        <w:spacing w:after="60" w:before="120"/>
+        <w:spacing w:after="20" w:before="140"/>
         <w:jc w:val="center"/>
       </w:pPr>
       <w:r>
@@ -310,10 +323,42 @@
           <w:b/>
           <w:bCs/>
           <w:color w:val="FFFFFF"/>
-          <w:sz w:val="26"/>
-          <w:szCs w:val="26"/>
+          <w:sz w:val="34"/>
+          <w:szCs w:val="34"/>
         </w:rPr>
         <w:t xml:space="preserve">ÜRÜN FİYAT LİSTESİ</w:t>
+      </w:r>
+    </w:p>
+    <w:p>
+      <w:pPr>
+        <w:spacing w:after="70"/>
+        <w:jc w:val="center"/>
+      </w:pPr>
+      <w:r>
+        <w:rPr>
+          <w:rFonts w:ascii="Arial" w:cs="Arial" w:eastAsia="Arial" w:hAnsi="Arial"/>
+          <w:b/>
+          <w:bCs/>
+          <w:i/>
+          <w:iCs/>
+          <w:color w:val="E2231A"/>
+          <w:sz w:val="19"/>
+          <w:szCs w:val="19"/>
+        </w:rPr>
+        <w:t xml:space="preserve">Yapı kimyasallarının yeni markası</w:t>
+      </w:r>
+      <w:r>
+        <w:rPr>
+          <w:rFonts w:ascii="Arial" w:cs="Arial" w:eastAsia="Arial" w:hAnsi="Arial"/>
+          <w:b w:val="false"/>
+          <w:bCs w:val="false"/>
+          <w:i w:val="false"/>
+          <w:iCs w:val="false"/>
+          <w:color w:val="1D1D1B"/>
+          <w:sz w:val="17"/>
+          <w:szCs w:val="17"/>
+        </w:rPr>
+        <w:t xml:space="preserve">   •   www.mirfix.com</w:t>
       </w:r>
     </w:p>
     <w:p>
@@ -328,16 +373,16 @@
           <w:bCs/>
           <w:i w:val="false"/>
           <w:iCs w:val="false"/>
-          <w:color w:val="3B3B3A"/>
-          <w:sz w:val="15"/>
-          <w:szCs w:val="15"/>
+          <w:color w:val="1D1D1B"/>
+          <w:sz w:val="17"/>
+          <w:szCs w:val="17"/>
         </w:rPr>
-        <w:t xml:space="preserve">Geçerlilik: 01.08.2026 — 08.08.2026 (1 hafta)      •      Fiyatlara KDV dahil değildir (KDV %20)      •      Para birimi: Türk Lirası (₺)</w:t>
+        <w:t xml:space="preserve">Geçerlilik: 01.08.2026 — 08.08.2026 (1 hafta)    •    Fiyatlara KDV dahil değildir (KDV %20)    •    Para birimi: Türk Lirası (₺)</w:t>
       </w:r>
     </w:p>
     <w:p>
       <w:pPr>
-        <w:spacing w:after="100"/>
+        <w:spacing w:after="90"/>
       </w:pPr>
       <w:r>
         <w:rPr>
@@ -346,9 +391,9 @@
           <w:bCs/>
           <w:i w:val="false"/>
           <w:iCs w:val="false"/>
-          <w:color w:val="3B3B3A"/>
-          <w:sz w:val="15"/>
-          <w:szCs w:val="15"/>
+          <w:color w:val="1D1D1B"/>
+          <w:sz w:val="17"/>
+          <w:szCs w:val="17"/>
         </w:rPr>
         <w:t xml:space="preserve">Müşteri / Firma: </w:t>
       </w:r>
@@ -360,10 +405,10 @@
           <w:i w:val="false"/>
           <w:iCs w:val="false"/>
           <w:color w:val="808080"/>
-          <w:sz w:val="15"/>
-          <w:szCs w:val="15"/>
+          <w:sz w:val="17"/>
+          <w:szCs w:val="17"/>
         </w:rPr>
-        <w:t xml:space="preserve">....................................................................................................</w:t>
+        <w:t xml:space="preserve">.................................................................................................</w:t>
       </w:r>
       <w:r>
         <w:rPr>
@@ -372,9 +417,9 @@
           <w:bCs/>
           <w:i w:val="false"/>
           <w:iCs w:val="false"/>
-          <w:color w:val="3B3B3A"/>
-          <w:sz w:val="15"/>
-          <w:szCs w:val="15"/>
+          <w:color w:val="1D1D1B"/>
+          <w:sz w:val="17"/>
+          <w:szCs w:val="17"/>
         </w:rPr>
         <w:t xml:space="preserve">      Teklif Tarihi: </w:t>
       </w:r>
@@ -386,8 +431,8 @@
           <w:i w:val="false"/>
           <w:iCs w:val="false"/>
           <w:color w:val="808080"/>
-          <w:sz w:val="15"/>
-          <w:szCs w:val="15"/>
+          <w:sz w:val="17"/>
+          <w:szCs w:val="17"/>
         </w:rPr>
         <w:t xml:space="preserve">......../......../2026</w:t>
       </w:r>
@@ -406,10 +451,10 @@
       </w:tblPr>
       <w:tblGrid>
         <w:gridCol w:w="1250"/>
-        <w:gridCol w:w="5150"/>
+        <w:gridCol w:w="5050"/>
         <w:gridCol w:w="1160"/>
-        <w:gridCol w:w="1400"/>
-        <w:gridCol w:w="1506"/>
+        <w:gridCol w:w="1550"/>
+        <w:gridCol w:w="1456"/>
       </w:tblGrid>
       <w:tr>
         <w:trPr>
@@ -418,12 +463,12 @@
         <w:tc>
           <w:tcPr>
             <w:tcW w:type="dxa" w:w="1250"/>
-            <w:shd w:fill="3B3B3A" w:val="clear"/>
-            <w:tcMar>
-              <w:top w:type="dxa" w:w="40"/>
-              <w:left w:type="dxa" w:w="80"/>
-              <w:bottom w:type="dxa" w:w="40"/>
-              <w:right w:type="dxa" w:w="80"/>
+            <w:shd w:fill="1D1D1B" w:val="clear"/>
+            <w:tcMar>
+              <w:top w:type="dxa" w:w="46"/>
+              <w:left w:type="dxa" w:w="90"/>
+              <w:bottom w:type="dxa" w:w="46"/>
+              <w:right w:type="dxa" w:w="90"/>
             </w:tcMar>
             <w:vAlign w:val="center"/>
           </w:tcPr>
@@ -436,8 +481,8 @@
                 <w:i w:val="false"/>
                 <w:iCs w:val="false"/>
                 <w:color w:val="FFFFFF"/>
-                <w:sz w:val="17"/>
-                <w:szCs w:val="17"/>
+                <w:sz w:val="18"/>
+                <w:szCs w:val="18"/>
               </w:rPr>
               <w:t xml:space="preserve">Ürün Kodu</w:t>
             </w:r>
@@ -445,13 +490,13 @@
         </w:tc>
         <w:tc>
           <w:tcPr>
-            <w:tcW w:type="dxa" w:w="5150"/>
-            <w:shd w:fill="3B3B3A" w:val="clear"/>
-            <w:tcMar>
-              <w:top w:type="dxa" w:w="40"/>
-              <w:left w:type="dxa" w:w="80"/>
-              <w:bottom w:type="dxa" w:w="40"/>
-              <w:right w:type="dxa" w:w="80"/>
+            <w:tcW w:type="dxa" w:w="5050"/>
+            <w:shd w:fill="1D1D1B" w:val="clear"/>
+            <w:tcMar>
+              <w:top w:type="dxa" w:w="46"/>
+              <w:left w:type="dxa" w:w="90"/>
+              <w:bottom w:type="dxa" w:w="46"/>
+              <w:right w:type="dxa" w:w="90"/>
             </w:tcMar>
             <w:vAlign w:val="center"/>
           </w:tcPr>
@@ -464,8 +509,8 @@
                 <w:i w:val="false"/>
                 <w:iCs w:val="false"/>
                 <w:color w:val="FFFFFF"/>
-                <w:sz w:val="17"/>
-                <w:szCs w:val="17"/>
+                <w:sz w:val="18"/>
+                <w:szCs w:val="18"/>
               </w:rPr>
               <w:t xml:space="preserve">Ürün Adı</w:t>
             </w:r>
@@ -474,12 +519,12 @@
         <w:tc>
           <w:tcPr>
             <w:tcW w:type="dxa" w:w="1160"/>
-            <w:shd w:fill="3B3B3A" w:val="clear"/>
-            <w:tcMar>
-              <w:top w:type="dxa" w:w="40"/>
-              <w:left w:type="dxa" w:w="80"/>
-              <w:bottom w:type="dxa" w:w="40"/>
-              <w:right w:type="dxa" w:w="80"/>
+            <w:shd w:fill="1D1D1B" w:val="clear"/>
+            <w:tcMar>
+              <w:top w:type="dxa" w:w="46"/>
+              <w:left w:type="dxa" w:w="90"/>
+              <w:bottom w:type="dxa" w:w="46"/>
+              <w:right w:type="dxa" w:w="90"/>
             </w:tcMar>
             <w:vAlign w:val="center"/>
           </w:tcPr>
@@ -495,8 +540,8 @@
                 <w:i w:val="false"/>
                 <w:iCs w:val="false"/>
                 <w:color w:val="FFFFFF"/>
-                <w:sz w:val="17"/>
-                <w:szCs w:val="17"/>
+                <w:sz w:val="18"/>
+                <w:szCs w:val="18"/>
               </w:rPr>
               <w:t xml:space="preserve">Ambalaj</w:t>
             </w:r>
@@ -504,13 +549,13 @@
         </w:tc>
         <w:tc>
           <w:tcPr>
-            <w:tcW w:type="dxa" w:w="1400"/>
-            <w:shd w:fill="3B3B3A" w:val="clear"/>
-            <w:tcMar>
-              <w:top w:type="dxa" w:w="40"/>
-              <w:left w:type="dxa" w:w="80"/>
-              <w:bottom w:type="dxa" w:w="40"/>
-              <w:right w:type="dxa" w:w="80"/>
+            <w:tcW w:type="dxa" w:w="1550"/>
+            <w:shd w:fill="1D1D1B" w:val="clear"/>
+            <w:tcMar>
+              <w:top w:type="dxa" w:w="46"/>
+              <w:left w:type="dxa" w:w="90"/>
+              <w:bottom w:type="dxa" w:w="46"/>
+              <w:right w:type="dxa" w:w="90"/>
             </w:tcMar>
             <w:vAlign w:val="center"/>
           </w:tcPr>
@@ -526,22 +571,22 @@
                 <w:i w:val="false"/>
                 <w:iCs w:val="false"/>
                 <w:color w:val="FFFFFF"/>
-                <w:sz w:val="17"/>
-                <w:szCs w:val="17"/>
-              </w:rPr>
-              <w:t xml:space="preserve">Liste Fiyatı (₺)</w:t>
-            </w:r>
-          </w:p>
-        </w:tc>
-        <w:tc>
-          <w:tcPr>
-            <w:tcW w:type="dxa" w:w="1506"/>
+                <w:sz w:val="18"/>
+                <w:szCs w:val="18"/>
+              </w:rPr>
+              <w:t xml:space="preserve">Birim Fiyat (₺)</w:t>
+            </w:r>
+          </w:p>
+        </w:tc>
+        <w:tc>
+          <w:tcPr>
+            <w:tcW w:type="dxa" w:w="1456"/>
             <w:shd w:fill="E2231A" w:val="clear"/>
             <w:tcMar>
-              <w:top w:type="dxa" w:w="40"/>
-              <w:left w:type="dxa" w:w="80"/>
-              <w:bottom w:type="dxa" w:w="40"/>
-              <w:right w:type="dxa" w:w="80"/>
+              <w:top w:type="dxa" w:w="46"/>
+              <w:left w:type="dxa" w:w="90"/>
+              <w:bottom w:type="dxa" w:w="46"/>
+              <w:right w:type="dxa" w:w="90"/>
             </w:tcMar>
             <w:vAlign w:val="center"/>
           </w:tcPr>
@@ -557,10 +602,10 @@
                 <w:i w:val="false"/>
                 <w:iCs w:val="false"/>
                 <w:color w:val="FFFFFF"/>
-                <w:sz w:val="15"/>
-                <w:szCs w:val="15"/>
-              </w:rPr>
-              <w:t xml:space="preserve">Size Özel Teklif (₺)</w:t>
+                <w:sz w:val="18"/>
+                <w:szCs w:val="18"/>
+              </w:rPr>
+              <w:t xml:space="preserve">Not</w:t>
             </w:r>
           </w:p>
         </w:tc>
@@ -573,9 +618,9 @@
             <w:shd w:fill="E2231A" w:val="clear"/>
             <w:tcMar>
               <w:top w:type="dxa" w:w="40"/>
-              <w:left w:type="dxa" w:w="80"/>
+              <w:left w:type="dxa" w:w="90"/>
               <w:bottom w:type="dxa" w:w="40"/>
-              <w:right w:type="dxa" w:w="80"/>
+              <w:right w:type="dxa" w:w="90"/>
             </w:tcMar>
             <w:vAlign w:val="center"/>
           </w:tcPr>
@@ -588,8 +633,8 @@
                 <w:i w:val="false"/>
                 <w:iCs w:val="false"/>
                 <w:color w:val="FFFFFF"/>
-                <w:sz w:val="16"/>
-                <w:szCs w:val="16"/>
+                <w:sz w:val="18"/>
+                <w:szCs w:val="18"/>
               </w:rPr>
               <w:t xml:space="preserve">SIVA ve TAMİR GRUBU</w:t>
             </w:r>
@@ -601,24 +646,24 @@
           <w:tcPr>
             <w:tcW w:type="dxa" w:w="1250"/>
             <w:tcMar>
-              <w:top w:type="dxa" w:w="40"/>
-              <w:left w:type="dxa" w:w="80"/>
-              <w:bottom w:type="dxa" w:w="40"/>
-              <w:right w:type="dxa" w:w="80"/>
-            </w:tcMar>
-            <w:vAlign w:val="center"/>
-          </w:tcPr>
-          <w:p>
-            <w:r>
-              <w:rPr>
-                <w:rFonts w:ascii="Arial" w:cs="Arial" w:eastAsia="Arial" w:hAnsi="Arial"/>
-                <w:b/>
-                <w:bCs/>
-                <w:i w:val="false"/>
-                <w:iCs w:val="false"/>
-                <w:color w:val="3B3B3A"/>
-                <w:sz w:val="17"/>
-                <w:szCs w:val="17"/>
+              <w:top w:type="dxa" w:w="46"/>
+              <w:left w:type="dxa" w:w="90"/>
+              <w:bottom w:type="dxa" w:w="46"/>
+              <w:right w:type="dxa" w:w="90"/>
+            </w:tcMar>
+            <w:vAlign w:val="center"/>
+          </w:tcPr>
+          <w:p>
+            <w:r>
+              <w:rPr>
+                <w:rFonts w:ascii="Arial" w:cs="Arial" w:eastAsia="Arial" w:hAnsi="Arial"/>
+                <w:b/>
+                <w:bCs/>
+                <w:i w:val="false"/>
+                <w:iCs w:val="false"/>
+                <w:color w:val="1D1D1B"/>
+                <w:sz w:val="19"/>
+                <w:szCs w:val="19"/>
               </w:rPr>
               <w:t xml:space="preserve">MF-501</w:t>
             </w:r>
@@ -626,26 +671,26 @@
         </w:tc>
         <w:tc>
           <w:tcPr>
-            <w:tcW w:type="dxa" w:w="5150"/>
-            <w:tcMar>
-              <w:top w:type="dxa" w:w="40"/>
-              <w:left w:type="dxa" w:w="80"/>
-              <w:bottom w:type="dxa" w:w="40"/>
-              <w:right w:type="dxa" w:w="80"/>
-            </w:tcMar>
-            <w:vAlign w:val="center"/>
-          </w:tcPr>
-          <w:p>
-            <w:r>
-              <w:rPr>
-                <w:rFonts w:ascii="Arial" w:cs="Arial" w:eastAsia="Arial" w:hAnsi="Arial"/>
-                <w:b w:val="false"/>
-                <w:bCs w:val="false"/>
-                <w:i w:val="false"/>
-                <w:iCs w:val="false"/>
-                <w:color w:val="3B3B3A"/>
-                <w:sz w:val="17"/>
-                <w:szCs w:val="17"/>
+            <w:tcW w:type="dxa" w:w="5050"/>
+            <w:tcMar>
+              <w:top w:type="dxa" w:w="46"/>
+              <w:left w:type="dxa" w:w="90"/>
+              <w:bottom w:type="dxa" w:w="46"/>
+              <w:right w:type="dxa" w:w="90"/>
+            </w:tcMar>
+            <w:vAlign w:val="center"/>
+          </w:tcPr>
+          <w:p>
+            <w:r>
+              <w:rPr>
+                <w:rFonts w:ascii="Arial" w:cs="Arial" w:eastAsia="Arial" w:hAnsi="Arial"/>
+                <w:b w:val="false"/>
+                <w:bCs w:val="false"/>
+                <w:i w:val="false"/>
+                <w:iCs w:val="false"/>
+                <w:color w:val="1D1D1B"/>
+                <w:sz w:val="19"/>
+                <w:szCs w:val="19"/>
               </w:rPr>
               <w:t xml:space="preserve">Hazır Sıva — Gri (İç Cephe)</w:t>
             </w:r>
@@ -655,10 +700,10 @@
           <w:tcPr>
             <w:tcW w:type="dxa" w:w="1160"/>
             <w:tcMar>
-              <w:top w:type="dxa" w:w="40"/>
-              <w:left w:type="dxa" w:w="80"/>
-              <w:bottom w:type="dxa" w:w="40"/>
-              <w:right w:type="dxa" w:w="80"/>
+              <w:top w:type="dxa" w:w="46"/>
+              <w:left w:type="dxa" w:w="90"/>
+              <w:bottom w:type="dxa" w:w="46"/>
+              <w:right w:type="dxa" w:w="90"/>
             </w:tcMar>
             <w:vAlign w:val="center"/>
           </w:tcPr>
@@ -673,9 +718,9 @@
                 <w:bCs w:val="false"/>
                 <w:i w:val="false"/>
                 <w:iCs w:val="false"/>
-                <w:color w:val="3B3B3A"/>
-                <w:sz w:val="17"/>
-                <w:szCs w:val="17"/>
+                <w:color w:val="1D1D1B"/>
+                <w:sz w:val="19"/>
+                <w:szCs w:val="19"/>
               </w:rPr>
               <w:t xml:space="preserve">25 kg</w:t>
             </w:r>
@@ -683,12 +728,12 @@
         </w:tc>
         <w:tc>
           <w:tcPr>
-            <w:tcW w:type="dxa" w:w="1400"/>
-            <w:tcMar>
-              <w:top w:type="dxa" w:w="40"/>
-              <w:left w:type="dxa" w:w="80"/>
-              <w:bottom w:type="dxa" w:w="40"/>
-              <w:right w:type="dxa" w:w="80"/>
+            <w:tcW w:type="dxa" w:w="1550"/>
+            <w:tcMar>
+              <w:top w:type="dxa" w:w="46"/>
+              <w:left w:type="dxa" w:w="90"/>
+              <w:bottom w:type="dxa" w:w="46"/>
+              <w:right w:type="dxa" w:w="90"/>
             </w:tcMar>
             <w:vAlign w:val="center"/>
           </w:tcPr>
@@ -703,37 +748,37 @@
                 <w:bCs/>
                 <w:i w:val="false"/>
                 <w:iCs w:val="false"/>
-                <w:color w:val="3B3B3A"/>
-                <w:sz w:val="17"/>
-                <w:szCs w:val="17"/>
-              </w:rPr>
-              <w:t xml:space="preserve">138</w:t>
-            </w:r>
-          </w:p>
-        </w:tc>
-        <w:tc>
-          <w:tcPr>
-            <w:tcW w:type="dxa" w:w="1506"/>
+                <w:color w:val="E2231A"/>
+                <w:sz w:val="23"/>
+                <w:szCs w:val="23"/>
+              </w:rPr>
+              <w:t xml:space="preserve">140</w:t>
+            </w:r>
+          </w:p>
+        </w:tc>
+        <w:tc>
+          <w:tcPr>
+            <w:tcW w:type="dxa" w:w="1456"/>
             <w:shd w:fill="FDF3F2" w:val="clear"/>
             <w:tcMar>
-              <w:top w:type="dxa" w:w="40"/>
-              <w:left w:type="dxa" w:w="80"/>
-              <w:bottom w:type="dxa" w:w="40"/>
-              <w:right w:type="dxa" w:w="80"/>
-            </w:tcMar>
-            <w:vAlign w:val="center"/>
-          </w:tcPr>
-          <w:p>
-            <w:r>
-              <w:rPr>
-                <w:rFonts w:ascii="Arial" w:cs="Arial" w:eastAsia="Arial" w:hAnsi="Arial"/>
-                <w:b w:val="false"/>
-                <w:bCs w:val="false"/>
-                <w:i w:val="false"/>
-                <w:iCs w:val="false"/>
-                <w:color w:val="3B3B3A"/>
-                <w:sz w:val="17"/>
-                <w:szCs w:val="17"/>
+              <w:top w:type="dxa" w:w="46"/>
+              <w:left w:type="dxa" w:w="90"/>
+              <w:bottom w:type="dxa" w:w="46"/>
+              <w:right w:type="dxa" w:w="90"/>
+            </w:tcMar>
+            <w:vAlign w:val="center"/>
+          </w:tcPr>
+          <w:p>
+            <w:r>
+              <w:rPr>
+                <w:rFonts w:ascii="Arial" w:cs="Arial" w:eastAsia="Arial" w:hAnsi="Arial"/>
+                <w:b w:val="false"/>
+                <w:bCs w:val="false"/>
+                <w:i w:val="false"/>
+                <w:iCs w:val="false"/>
+                <w:color w:val="1D1D1B"/>
+                <w:sz w:val="19"/>
+                <w:szCs w:val="19"/>
               </w:rPr>
               <w:t xml:space="preserve"/>
             </w:r>
@@ -744,25 +789,26 @@
         <w:tc>
           <w:tcPr>
             <w:tcW w:type="dxa" w:w="1250"/>
-            <w:tcMar>
-              <w:top w:type="dxa" w:w="40"/>
-              <w:left w:type="dxa" w:w="80"/>
-              <w:bottom w:type="dxa" w:w="40"/>
-              <w:right w:type="dxa" w:w="80"/>
-            </w:tcMar>
-            <w:vAlign w:val="center"/>
-          </w:tcPr>
-          <w:p>
-            <w:r>
-              <w:rPr>
-                <w:rFonts w:ascii="Arial" w:cs="Arial" w:eastAsia="Arial" w:hAnsi="Arial"/>
-                <w:b/>
-                <w:bCs/>
-                <w:i w:val="false"/>
-                <w:iCs w:val="false"/>
-                <w:color w:val="3B3B3A"/>
-                <w:sz w:val="17"/>
-                <w:szCs w:val="17"/>
+            <w:shd w:fill="FAFAFA" w:val="clear"/>
+            <w:tcMar>
+              <w:top w:type="dxa" w:w="46"/>
+              <w:left w:type="dxa" w:w="90"/>
+              <w:bottom w:type="dxa" w:w="46"/>
+              <w:right w:type="dxa" w:w="90"/>
+            </w:tcMar>
+            <w:vAlign w:val="center"/>
+          </w:tcPr>
+          <w:p>
+            <w:r>
+              <w:rPr>
+                <w:rFonts w:ascii="Arial" w:cs="Arial" w:eastAsia="Arial" w:hAnsi="Arial"/>
+                <w:b/>
+                <w:bCs/>
+                <w:i w:val="false"/>
+                <w:iCs w:val="false"/>
+                <w:color w:val="1D1D1B"/>
+                <w:sz w:val="19"/>
+                <w:szCs w:val="19"/>
               </w:rPr>
               <w:t xml:space="preserve">MF-502</w:t>
             </w:r>
@@ -770,26 +816,27 @@
         </w:tc>
         <w:tc>
           <w:tcPr>
-            <w:tcW w:type="dxa" w:w="5150"/>
-            <w:tcMar>
-              <w:top w:type="dxa" w:w="40"/>
-              <w:left w:type="dxa" w:w="80"/>
-              <w:bottom w:type="dxa" w:w="40"/>
-              <w:right w:type="dxa" w:w="80"/>
-            </w:tcMar>
-            <w:vAlign w:val="center"/>
-          </w:tcPr>
-          <w:p>
-            <w:r>
-              <w:rPr>
-                <w:rFonts w:ascii="Arial" w:cs="Arial" w:eastAsia="Arial" w:hAnsi="Arial"/>
-                <w:b w:val="false"/>
-                <w:bCs w:val="false"/>
-                <w:i w:val="false"/>
-                <w:iCs w:val="false"/>
-                <w:color w:val="3B3B3A"/>
-                <w:sz w:val="17"/>
-                <w:szCs w:val="17"/>
+            <w:tcW w:type="dxa" w:w="5050"/>
+            <w:shd w:fill="FAFAFA" w:val="clear"/>
+            <w:tcMar>
+              <w:top w:type="dxa" w:w="46"/>
+              <w:left w:type="dxa" w:w="90"/>
+              <w:bottom w:type="dxa" w:w="46"/>
+              <w:right w:type="dxa" w:w="90"/>
+            </w:tcMar>
+            <w:vAlign w:val="center"/>
+          </w:tcPr>
+          <w:p>
+            <w:r>
+              <w:rPr>
+                <w:rFonts w:ascii="Arial" w:cs="Arial" w:eastAsia="Arial" w:hAnsi="Arial"/>
+                <w:b w:val="false"/>
+                <w:bCs w:val="false"/>
+                <w:i w:val="false"/>
+                <w:iCs w:val="false"/>
+                <w:color w:val="1D1D1B"/>
+                <w:sz w:val="19"/>
+                <w:szCs w:val="19"/>
               </w:rPr>
               <w:t xml:space="preserve">Hazır Sıva — Beyaz</w:t>
             </w:r>
@@ -798,11 +845,12 @@
         <w:tc>
           <w:tcPr>
             <w:tcW w:type="dxa" w:w="1160"/>
-            <w:tcMar>
-              <w:top w:type="dxa" w:w="40"/>
-              <w:left w:type="dxa" w:w="80"/>
-              <w:bottom w:type="dxa" w:w="40"/>
-              <w:right w:type="dxa" w:w="80"/>
+            <w:shd w:fill="FAFAFA" w:val="clear"/>
+            <w:tcMar>
+              <w:top w:type="dxa" w:w="46"/>
+              <w:left w:type="dxa" w:w="90"/>
+              <w:bottom w:type="dxa" w:w="46"/>
+              <w:right w:type="dxa" w:w="90"/>
             </w:tcMar>
             <w:vAlign w:val="center"/>
           </w:tcPr>
@@ -817,9 +865,9 @@
                 <w:bCs w:val="false"/>
                 <w:i w:val="false"/>
                 <w:iCs w:val="false"/>
-                <w:color w:val="3B3B3A"/>
-                <w:sz w:val="17"/>
-                <w:szCs w:val="17"/>
+                <w:color w:val="1D1D1B"/>
+                <w:sz w:val="19"/>
+                <w:szCs w:val="19"/>
               </w:rPr>
               <w:t xml:space="preserve">25 kg</w:t>
             </w:r>
@@ -827,12 +875,12 @@
         </w:tc>
         <w:tc>
           <w:tcPr>
-            <w:tcW w:type="dxa" w:w="1400"/>
-            <w:tcMar>
-              <w:top w:type="dxa" w:w="40"/>
-              <w:left w:type="dxa" w:w="80"/>
-              <w:bottom w:type="dxa" w:w="40"/>
-              <w:right w:type="dxa" w:w="80"/>
+            <w:tcW w:type="dxa" w:w="1550"/>
+            <w:tcMar>
+              <w:top w:type="dxa" w:w="46"/>
+              <w:left w:type="dxa" w:w="90"/>
+              <w:bottom w:type="dxa" w:w="46"/>
+              <w:right w:type="dxa" w:w="90"/>
             </w:tcMar>
             <w:vAlign w:val="center"/>
           </w:tcPr>
@@ -847,9 +895,9 @@
                 <w:bCs/>
                 <w:i w:val="false"/>
                 <w:iCs w:val="false"/>
-                <w:color w:val="3B3B3A"/>
-                <w:sz w:val="17"/>
-                <w:szCs w:val="17"/>
+                <w:color w:val="E2231A"/>
+                <w:sz w:val="23"/>
+                <w:szCs w:val="23"/>
               </w:rPr>
               <w:t xml:space="preserve">180</w:t>
             </w:r>
@@ -857,27 +905,27 @@
         </w:tc>
         <w:tc>
           <w:tcPr>
-            <w:tcW w:type="dxa" w:w="1506"/>
+            <w:tcW w:type="dxa" w:w="1456"/>
             <w:shd w:fill="FDF3F2" w:val="clear"/>
             <w:tcMar>
-              <w:top w:type="dxa" w:w="40"/>
-              <w:left w:type="dxa" w:w="80"/>
-              <w:bottom w:type="dxa" w:w="40"/>
-              <w:right w:type="dxa" w:w="80"/>
-            </w:tcMar>
-            <w:vAlign w:val="center"/>
-          </w:tcPr>
-          <w:p>
-            <w:r>
-              <w:rPr>
-                <w:rFonts w:ascii="Arial" w:cs="Arial" w:eastAsia="Arial" w:hAnsi="Arial"/>
-                <w:b w:val="false"/>
-                <w:bCs w:val="false"/>
-                <w:i w:val="false"/>
-                <w:iCs w:val="false"/>
-                <w:color w:val="3B3B3A"/>
-                <w:sz w:val="17"/>
-                <w:szCs w:val="17"/>
+              <w:top w:type="dxa" w:w="46"/>
+              <w:left w:type="dxa" w:w="90"/>
+              <w:bottom w:type="dxa" w:w="46"/>
+              <w:right w:type="dxa" w:w="90"/>
+            </w:tcMar>
+            <w:vAlign w:val="center"/>
+          </w:tcPr>
+          <w:p>
+            <w:r>
+              <w:rPr>
+                <w:rFonts w:ascii="Arial" w:cs="Arial" w:eastAsia="Arial" w:hAnsi="Arial"/>
+                <w:b w:val="false"/>
+                <w:bCs w:val="false"/>
+                <w:i w:val="false"/>
+                <w:iCs w:val="false"/>
+                <w:color w:val="1D1D1B"/>
+                <w:sz w:val="19"/>
+                <w:szCs w:val="19"/>
               </w:rPr>
               <w:t xml:space="preserve"/>
             </w:r>
@@ -889,24 +937,24 @@
           <w:tcPr>
             <w:tcW w:type="dxa" w:w="1250"/>
             <w:tcMar>
-              <w:top w:type="dxa" w:w="40"/>
-              <w:left w:type="dxa" w:w="80"/>
-              <w:bottom w:type="dxa" w:w="40"/>
-              <w:right w:type="dxa" w:w="80"/>
-            </w:tcMar>
-            <w:vAlign w:val="center"/>
-          </w:tcPr>
-          <w:p>
-            <w:r>
-              <w:rPr>
-                <w:rFonts w:ascii="Arial" w:cs="Arial" w:eastAsia="Arial" w:hAnsi="Arial"/>
-                <w:b/>
-                <w:bCs/>
-                <w:i w:val="false"/>
-                <w:iCs w:val="false"/>
-                <w:color w:val="3B3B3A"/>
-                <w:sz w:val="17"/>
-                <w:szCs w:val="17"/>
+              <w:top w:type="dxa" w:w="46"/>
+              <w:left w:type="dxa" w:w="90"/>
+              <w:bottom w:type="dxa" w:w="46"/>
+              <w:right w:type="dxa" w:w="90"/>
+            </w:tcMar>
+            <w:vAlign w:val="center"/>
+          </w:tcPr>
+          <w:p>
+            <w:r>
+              <w:rPr>
+                <w:rFonts w:ascii="Arial" w:cs="Arial" w:eastAsia="Arial" w:hAnsi="Arial"/>
+                <w:b/>
+                <w:bCs/>
+                <w:i w:val="false"/>
+                <w:iCs w:val="false"/>
+                <w:color w:val="1D1D1B"/>
+                <w:sz w:val="19"/>
+                <w:szCs w:val="19"/>
               </w:rPr>
               <w:t xml:space="preserve">MF-402</w:t>
             </w:r>
@@ -914,26 +962,26 @@
         </w:tc>
         <w:tc>
           <w:tcPr>
-            <w:tcW w:type="dxa" w:w="5150"/>
-            <w:tcMar>
-              <w:top w:type="dxa" w:w="40"/>
-              <w:left w:type="dxa" w:w="80"/>
-              <w:bottom w:type="dxa" w:w="40"/>
-              <w:right w:type="dxa" w:w="80"/>
-            </w:tcMar>
-            <w:vAlign w:val="center"/>
-          </w:tcPr>
-          <w:p>
-            <w:r>
-              <w:rPr>
-                <w:rFonts w:ascii="Arial" w:cs="Arial" w:eastAsia="Arial" w:hAnsi="Arial"/>
-                <w:b w:val="false"/>
-                <w:bCs w:val="false"/>
-                <w:i w:val="false"/>
-                <w:iCs w:val="false"/>
-                <w:color w:val="3B3B3A"/>
-                <w:sz w:val="17"/>
-                <w:szCs w:val="17"/>
+            <w:tcW w:type="dxa" w:w="5050"/>
+            <w:tcMar>
+              <w:top w:type="dxa" w:w="46"/>
+              <w:left w:type="dxa" w:w="90"/>
+              <w:bottom w:type="dxa" w:w="46"/>
+              <w:right w:type="dxa" w:w="90"/>
+            </w:tcMar>
+            <w:vAlign w:val="center"/>
+          </w:tcPr>
+          <w:p>
+            <w:r>
+              <w:rPr>
+                <w:rFonts w:ascii="Arial" w:cs="Arial" w:eastAsia="Arial" w:hAnsi="Arial"/>
+                <w:b w:val="false"/>
+                <w:bCs w:val="false"/>
+                <w:i w:val="false"/>
+                <w:iCs w:val="false"/>
+                <w:color w:val="1D1D1B"/>
+                <w:sz w:val="19"/>
+                <w:szCs w:val="19"/>
               </w:rPr>
               <w:t xml:space="preserve">Isı Yalıtım Levha Sıvası</w:t>
             </w:r>
@@ -943,10 +991,10 @@
           <w:tcPr>
             <w:tcW w:type="dxa" w:w="1160"/>
             <w:tcMar>
-              <w:top w:type="dxa" w:w="40"/>
-              <w:left w:type="dxa" w:w="80"/>
-              <w:bottom w:type="dxa" w:w="40"/>
-              <w:right w:type="dxa" w:w="80"/>
+              <w:top w:type="dxa" w:w="46"/>
+              <w:left w:type="dxa" w:w="90"/>
+              <w:bottom w:type="dxa" w:w="46"/>
+              <w:right w:type="dxa" w:w="90"/>
             </w:tcMar>
             <w:vAlign w:val="center"/>
           </w:tcPr>
@@ -961,9 +1009,9 @@
                 <w:bCs w:val="false"/>
                 <w:i w:val="false"/>
                 <w:iCs w:val="false"/>
-                <w:color w:val="3B3B3A"/>
-                <w:sz w:val="17"/>
-                <w:szCs w:val="17"/>
+                <w:color w:val="1D1D1B"/>
+                <w:sz w:val="19"/>
+                <w:szCs w:val="19"/>
               </w:rPr>
               <w:t xml:space="preserve">25 kg</w:t>
             </w:r>
@@ -971,12 +1019,12 @@
         </w:tc>
         <w:tc>
           <w:tcPr>
-            <w:tcW w:type="dxa" w:w="1400"/>
-            <w:tcMar>
-              <w:top w:type="dxa" w:w="40"/>
-              <w:left w:type="dxa" w:w="80"/>
-              <w:bottom w:type="dxa" w:w="40"/>
-              <w:right w:type="dxa" w:w="80"/>
+            <w:tcW w:type="dxa" w:w="1550"/>
+            <w:tcMar>
+              <w:top w:type="dxa" w:w="46"/>
+              <w:left w:type="dxa" w:w="90"/>
+              <w:bottom w:type="dxa" w:w="46"/>
+              <w:right w:type="dxa" w:w="90"/>
             </w:tcMar>
             <w:vAlign w:val="center"/>
           </w:tcPr>
@@ -991,9 +1039,9 @@
                 <w:bCs/>
                 <w:i w:val="false"/>
                 <w:iCs w:val="false"/>
-                <w:color w:val="3B3B3A"/>
-                <w:sz w:val="17"/>
-                <w:szCs w:val="17"/>
+                <w:color w:val="E2231A"/>
+                <w:sz w:val="23"/>
+                <w:szCs w:val="23"/>
               </w:rPr>
               <w:t xml:space="preserve">180</w:t>
             </w:r>
@@ -1001,27 +1049,27 @@
         </w:tc>
         <w:tc>
           <w:tcPr>
-            <w:tcW w:type="dxa" w:w="1506"/>
+            <w:tcW w:type="dxa" w:w="1456"/>
             <w:shd w:fill="FDF3F2" w:val="clear"/>
             <w:tcMar>
-              <w:top w:type="dxa" w:w="40"/>
-              <w:left w:type="dxa" w:w="80"/>
-              <w:bottom w:type="dxa" w:w="40"/>
-              <w:right w:type="dxa" w:w="80"/>
-            </w:tcMar>
-            <w:vAlign w:val="center"/>
-          </w:tcPr>
-          <w:p>
-            <w:r>
-              <w:rPr>
-                <w:rFonts w:ascii="Arial" w:cs="Arial" w:eastAsia="Arial" w:hAnsi="Arial"/>
-                <w:b w:val="false"/>
-                <w:bCs w:val="false"/>
-                <w:i w:val="false"/>
-                <w:iCs w:val="false"/>
-                <w:color w:val="3B3B3A"/>
-                <w:sz w:val="17"/>
-                <w:szCs w:val="17"/>
+              <w:top w:type="dxa" w:w="46"/>
+              <w:left w:type="dxa" w:w="90"/>
+              <w:bottom w:type="dxa" w:w="46"/>
+              <w:right w:type="dxa" w:w="90"/>
+            </w:tcMar>
+            <w:vAlign w:val="center"/>
+          </w:tcPr>
+          <w:p>
+            <w:r>
+              <w:rPr>
+                <w:rFonts w:ascii="Arial" w:cs="Arial" w:eastAsia="Arial" w:hAnsi="Arial"/>
+                <w:b w:val="false"/>
+                <w:bCs w:val="false"/>
+                <w:i w:val="false"/>
+                <w:iCs w:val="false"/>
+                <w:color w:val="1D1D1B"/>
+                <w:sz w:val="19"/>
+                <w:szCs w:val="19"/>
               </w:rPr>
               <w:t xml:space="preserve"/>
             </w:r>
@@ -1032,25 +1080,26 @@
         <w:tc>
           <w:tcPr>
             <w:tcW w:type="dxa" w:w="1250"/>
-            <w:tcMar>
-              <w:top w:type="dxa" w:w="40"/>
-              <w:left w:type="dxa" w:w="80"/>
-              <w:bottom w:type="dxa" w:w="40"/>
-              <w:right w:type="dxa" w:w="80"/>
-            </w:tcMar>
-            <w:vAlign w:val="center"/>
-          </w:tcPr>
-          <w:p>
-            <w:r>
-              <w:rPr>
-                <w:rFonts w:ascii="Arial" w:cs="Arial" w:eastAsia="Arial" w:hAnsi="Arial"/>
-                <w:b/>
-                <w:bCs/>
-                <w:i w:val="false"/>
-                <w:iCs w:val="false"/>
-                <w:color w:val="3B3B3A"/>
-                <w:sz w:val="17"/>
-                <w:szCs w:val="17"/>
+            <w:shd w:fill="FAFAFA" w:val="clear"/>
+            <w:tcMar>
+              <w:top w:type="dxa" w:w="46"/>
+              <w:left w:type="dxa" w:w="90"/>
+              <w:bottom w:type="dxa" w:w="46"/>
+              <w:right w:type="dxa" w:w="90"/>
+            </w:tcMar>
+            <w:vAlign w:val="center"/>
+          </w:tcPr>
+          <w:p>
+            <w:r>
+              <w:rPr>
+                <w:rFonts w:ascii="Arial" w:cs="Arial" w:eastAsia="Arial" w:hAnsi="Arial"/>
+                <w:b/>
+                <w:bCs/>
+                <w:i w:val="false"/>
+                <w:iCs w:val="false"/>
+                <w:color w:val="1D1D1B"/>
+                <w:sz w:val="19"/>
+                <w:szCs w:val="19"/>
               </w:rPr>
               <w:t xml:space="preserve">MF-503</w:t>
             </w:r>
@@ -1058,26 +1107,27 @@
         </w:tc>
         <w:tc>
           <w:tcPr>
-            <w:tcW w:type="dxa" w:w="5150"/>
-            <w:tcMar>
-              <w:top w:type="dxa" w:w="40"/>
-              <w:left w:type="dxa" w:w="80"/>
-              <w:bottom w:type="dxa" w:w="40"/>
-              <w:right w:type="dxa" w:w="80"/>
-            </w:tcMar>
-            <w:vAlign w:val="center"/>
-          </w:tcPr>
-          <w:p>
-            <w:r>
-              <w:rPr>
-                <w:rFonts w:ascii="Arial" w:cs="Arial" w:eastAsia="Arial" w:hAnsi="Arial"/>
-                <w:b w:val="false"/>
-                <w:bCs w:val="false"/>
-                <w:i w:val="false"/>
-                <w:iCs w:val="false"/>
-                <w:color w:val="3B3B3A"/>
-                <w:sz w:val="17"/>
-                <w:szCs w:val="17"/>
+            <w:tcW w:type="dxa" w:w="5050"/>
+            <w:shd w:fill="FAFAFA" w:val="clear"/>
+            <w:tcMar>
+              <w:top w:type="dxa" w:w="46"/>
+              <w:left w:type="dxa" w:w="90"/>
+              <w:bottom w:type="dxa" w:w="46"/>
+              <w:right w:type="dxa" w:w="90"/>
+            </w:tcMar>
+            <w:vAlign w:val="center"/>
+          </w:tcPr>
+          <w:p>
+            <w:r>
+              <w:rPr>
+                <w:rFonts w:ascii="Arial" w:cs="Arial" w:eastAsia="Arial" w:hAnsi="Arial"/>
+                <w:b w:val="false"/>
+                <w:bCs w:val="false"/>
+                <w:i w:val="false"/>
+                <w:iCs w:val="false"/>
+                <w:color w:val="1D1D1B"/>
+                <w:sz w:val="19"/>
+                <w:szCs w:val="19"/>
               </w:rPr>
               <w:t xml:space="preserve">Dekoratif Mineral Sıva</w:t>
             </w:r>
@@ -1086,11 +1136,12 @@
         <w:tc>
           <w:tcPr>
             <w:tcW w:type="dxa" w:w="1160"/>
-            <w:tcMar>
-              <w:top w:type="dxa" w:w="40"/>
-              <w:left w:type="dxa" w:w="80"/>
-              <w:bottom w:type="dxa" w:w="40"/>
-              <w:right w:type="dxa" w:w="80"/>
+            <w:shd w:fill="FAFAFA" w:val="clear"/>
+            <w:tcMar>
+              <w:top w:type="dxa" w:w="46"/>
+              <w:left w:type="dxa" w:w="90"/>
+              <w:bottom w:type="dxa" w:w="46"/>
+              <w:right w:type="dxa" w:w="90"/>
             </w:tcMar>
             <w:vAlign w:val="center"/>
           </w:tcPr>
@@ -1105,9 +1156,9 @@
                 <w:bCs w:val="false"/>
                 <w:i w:val="false"/>
                 <w:iCs w:val="false"/>
-                <w:color w:val="3B3B3A"/>
-                <w:sz w:val="17"/>
-                <w:szCs w:val="17"/>
+                <w:color w:val="1D1D1B"/>
+                <w:sz w:val="19"/>
+                <w:szCs w:val="19"/>
               </w:rPr>
               <w:t xml:space="preserve">25 kg</w:t>
             </w:r>
@@ -1115,12 +1166,12 @@
         </w:tc>
         <w:tc>
           <w:tcPr>
-            <w:tcW w:type="dxa" w:w="1400"/>
-            <w:tcMar>
-              <w:top w:type="dxa" w:w="40"/>
-              <w:left w:type="dxa" w:w="80"/>
-              <w:bottom w:type="dxa" w:w="40"/>
-              <w:right w:type="dxa" w:w="80"/>
+            <w:tcW w:type="dxa" w:w="1550"/>
+            <w:tcMar>
+              <w:top w:type="dxa" w:w="46"/>
+              <w:left w:type="dxa" w:w="90"/>
+              <w:bottom w:type="dxa" w:w="46"/>
+              <w:right w:type="dxa" w:w="90"/>
             </w:tcMar>
             <w:vAlign w:val="center"/>
           </w:tcPr>
@@ -1135,37 +1186,37 @@
                 <w:bCs/>
                 <w:i w:val="false"/>
                 <w:iCs w:val="false"/>
-                <w:color w:val="3B3B3A"/>
-                <w:sz w:val="17"/>
-                <w:szCs w:val="17"/>
-              </w:rPr>
-              <w:t xml:space="preserve">216</w:t>
-            </w:r>
-          </w:p>
-        </w:tc>
-        <w:tc>
-          <w:tcPr>
-            <w:tcW w:type="dxa" w:w="1506"/>
+                <w:color w:val="E2231A"/>
+                <w:sz w:val="23"/>
+                <w:szCs w:val="23"/>
+              </w:rPr>
+              <w:t xml:space="preserve">220</w:t>
+            </w:r>
+          </w:p>
+        </w:tc>
+        <w:tc>
+          <w:tcPr>
+            <w:tcW w:type="dxa" w:w="1456"/>
             <w:shd w:fill="FDF3F2" w:val="clear"/>
             <w:tcMar>
-              <w:top w:type="dxa" w:w="40"/>
-              <w:left w:type="dxa" w:w="80"/>
-              <w:bottom w:type="dxa" w:w="40"/>
-              <w:right w:type="dxa" w:w="80"/>
-            </w:tcMar>
-            <w:vAlign w:val="center"/>
-          </w:tcPr>
-          <w:p>
-            <w:r>
-              <w:rPr>
-                <w:rFonts w:ascii="Arial" w:cs="Arial" w:eastAsia="Arial" w:hAnsi="Arial"/>
-                <w:b w:val="false"/>
-                <w:bCs w:val="false"/>
-                <w:i w:val="false"/>
-                <w:iCs w:val="false"/>
-                <w:color w:val="3B3B3A"/>
-                <w:sz w:val="17"/>
-                <w:szCs w:val="17"/>
+              <w:top w:type="dxa" w:w="46"/>
+              <w:left w:type="dxa" w:w="90"/>
+              <w:bottom w:type="dxa" w:w="46"/>
+              <w:right w:type="dxa" w:w="90"/>
+            </w:tcMar>
+            <w:vAlign w:val="center"/>
+          </w:tcPr>
+          <w:p>
+            <w:r>
+              <w:rPr>
+                <w:rFonts w:ascii="Arial" w:cs="Arial" w:eastAsia="Arial" w:hAnsi="Arial"/>
+                <w:b w:val="false"/>
+                <w:bCs w:val="false"/>
+                <w:i w:val="false"/>
+                <w:iCs w:val="false"/>
+                <w:color w:val="1D1D1B"/>
+                <w:sz w:val="19"/>
+                <w:szCs w:val="19"/>
               </w:rPr>
               <w:t xml:space="preserve"/>
             </w:r>
@@ -1177,24 +1228,24 @@
           <w:tcPr>
             <w:tcW w:type="dxa" w:w="1250"/>
             <w:tcMar>
-              <w:top w:type="dxa" w:w="40"/>
-              <w:left w:type="dxa" w:w="80"/>
-              <w:bottom w:type="dxa" w:w="40"/>
-              <w:right w:type="dxa" w:w="80"/>
-            </w:tcMar>
-            <w:vAlign w:val="center"/>
-          </w:tcPr>
-          <w:p>
-            <w:r>
-              <w:rPr>
-                <w:rFonts w:ascii="Arial" w:cs="Arial" w:eastAsia="Arial" w:hAnsi="Arial"/>
-                <w:b/>
-                <w:bCs/>
-                <w:i w:val="false"/>
-                <w:iCs w:val="false"/>
-                <w:color w:val="3B3B3A"/>
-                <w:sz w:val="17"/>
-                <w:szCs w:val="17"/>
+              <w:top w:type="dxa" w:w="46"/>
+              <w:left w:type="dxa" w:w="90"/>
+              <w:bottom w:type="dxa" w:w="46"/>
+              <w:right w:type="dxa" w:w="90"/>
+            </w:tcMar>
+            <w:vAlign w:val="center"/>
+          </w:tcPr>
+          <w:p>
+            <w:r>
+              <w:rPr>
+                <w:rFonts w:ascii="Arial" w:cs="Arial" w:eastAsia="Arial" w:hAnsi="Arial"/>
+                <w:b/>
+                <w:bCs/>
+                <w:i w:val="false"/>
+                <w:iCs w:val="false"/>
+                <w:color w:val="1D1D1B"/>
+                <w:sz w:val="19"/>
+                <w:szCs w:val="19"/>
               </w:rPr>
               <w:t xml:space="preserve">MF-505</w:t>
             </w:r>
@@ -1202,26 +1253,26 @@
         </w:tc>
         <w:tc>
           <w:tcPr>
-            <w:tcW w:type="dxa" w:w="5150"/>
-            <w:tcMar>
-              <w:top w:type="dxa" w:w="40"/>
-              <w:left w:type="dxa" w:w="80"/>
-              <w:bottom w:type="dxa" w:w="40"/>
-              <w:right w:type="dxa" w:w="80"/>
-            </w:tcMar>
-            <w:vAlign w:val="center"/>
-          </w:tcPr>
-          <w:p>
-            <w:r>
-              <w:rPr>
-                <w:rFonts w:ascii="Arial" w:cs="Arial" w:eastAsia="Arial" w:hAnsi="Arial"/>
-                <w:b w:val="false"/>
-                <w:bCs w:val="false"/>
-                <w:i w:val="false"/>
-                <w:iCs w:val="false"/>
-                <w:color w:val="3B3B3A"/>
-                <w:sz w:val="17"/>
-                <w:szCs w:val="17"/>
+            <w:tcW w:type="dxa" w:w="5050"/>
+            <w:tcMar>
+              <w:top w:type="dxa" w:w="46"/>
+              <w:left w:type="dxa" w:w="90"/>
+              <w:bottom w:type="dxa" w:w="46"/>
+              <w:right w:type="dxa" w:w="90"/>
+            </w:tcMar>
+            <w:vAlign w:val="center"/>
+          </w:tcPr>
+          <w:p>
+            <w:r>
+              <w:rPr>
+                <w:rFonts w:ascii="Arial" w:cs="Arial" w:eastAsia="Arial" w:hAnsi="Arial"/>
+                <w:b w:val="false"/>
+                <w:bCs w:val="false"/>
+                <w:i w:val="false"/>
+                <w:iCs w:val="false"/>
+                <w:color w:val="1D1D1B"/>
+                <w:sz w:val="19"/>
+                <w:szCs w:val="19"/>
               </w:rPr>
               <w:t xml:space="preserve">Süper Dekoratif Mineral Sıva</w:t>
             </w:r>
@@ -1231,10 +1282,10 @@
           <w:tcPr>
             <w:tcW w:type="dxa" w:w="1160"/>
             <w:tcMar>
-              <w:top w:type="dxa" w:w="40"/>
-              <w:left w:type="dxa" w:w="80"/>
-              <w:bottom w:type="dxa" w:w="40"/>
-              <w:right w:type="dxa" w:w="80"/>
+              <w:top w:type="dxa" w:w="46"/>
+              <w:left w:type="dxa" w:w="90"/>
+              <w:bottom w:type="dxa" w:w="46"/>
+              <w:right w:type="dxa" w:w="90"/>
             </w:tcMar>
             <w:vAlign w:val="center"/>
           </w:tcPr>
@@ -1249,9 +1300,9 @@
                 <w:bCs w:val="false"/>
                 <w:i w:val="false"/>
                 <w:iCs w:val="false"/>
-                <w:color w:val="3B3B3A"/>
-                <w:sz w:val="17"/>
-                <w:szCs w:val="17"/>
+                <w:color w:val="1D1D1B"/>
+                <w:sz w:val="19"/>
+                <w:szCs w:val="19"/>
               </w:rPr>
               <w:t xml:space="preserve">25 kg</w:t>
             </w:r>
@@ -1259,12 +1310,12 @@
         </w:tc>
         <w:tc>
           <w:tcPr>
-            <w:tcW w:type="dxa" w:w="1400"/>
-            <w:tcMar>
-              <w:top w:type="dxa" w:w="40"/>
-              <w:left w:type="dxa" w:w="80"/>
-              <w:bottom w:type="dxa" w:w="40"/>
-              <w:right w:type="dxa" w:w="80"/>
+            <w:tcW w:type="dxa" w:w="1550"/>
+            <w:tcMar>
+              <w:top w:type="dxa" w:w="46"/>
+              <w:left w:type="dxa" w:w="90"/>
+              <w:bottom w:type="dxa" w:w="46"/>
+              <w:right w:type="dxa" w:w="90"/>
             </w:tcMar>
             <w:vAlign w:val="center"/>
           </w:tcPr>
@@ -1279,37 +1330,37 @@
                 <w:bCs/>
                 <w:i w:val="false"/>
                 <w:iCs w:val="false"/>
-                <w:color w:val="3B3B3A"/>
-                <w:sz w:val="17"/>
-                <w:szCs w:val="17"/>
-              </w:rPr>
-              <w:t xml:space="preserve">228</w:t>
-            </w:r>
-          </w:p>
-        </w:tc>
-        <w:tc>
-          <w:tcPr>
-            <w:tcW w:type="dxa" w:w="1506"/>
+                <w:color w:val="E2231A"/>
+                <w:sz w:val="23"/>
+                <w:szCs w:val="23"/>
+              </w:rPr>
+              <w:t xml:space="preserve">230</w:t>
+            </w:r>
+          </w:p>
+        </w:tc>
+        <w:tc>
+          <w:tcPr>
+            <w:tcW w:type="dxa" w:w="1456"/>
             <w:shd w:fill="FDF3F2" w:val="clear"/>
             <w:tcMar>
-              <w:top w:type="dxa" w:w="40"/>
-              <w:left w:type="dxa" w:w="80"/>
-              <w:bottom w:type="dxa" w:w="40"/>
-              <w:right w:type="dxa" w:w="80"/>
-            </w:tcMar>
-            <w:vAlign w:val="center"/>
-          </w:tcPr>
-          <w:p>
-            <w:r>
-              <w:rPr>
-                <w:rFonts w:ascii="Arial" w:cs="Arial" w:eastAsia="Arial" w:hAnsi="Arial"/>
-                <w:b w:val="false"/>
-                <w:bCs w:val="false"/>
-                <w:i w:val="false"/>
-                <w:iCs w:val="false"/>
-                <w:color w:val="3B3B3A"/>
-                <w:sz w:val="17"/>
-                <w:szCs w:val="17"/>
+              <w:top w:type="dxa" w:w="46"/>
+              <w:left w:type="dxa" w:w="90"/>
+              <w:bottom w:type="dxa" w:w="46"/>
+              <w:right w:type="dxa" w:w="90"/>
+            </w:tcMar>
+            <w:vAlign w:val="center"/>
+          </w:tcPr>
+          <w:p>
+            <w:r>
+              <w:rPr>
+                <w:rFonts w:ascii="Arial" w:cs="Arial" w:eastAsia="Arial" w:hAnsi="Arial"/>
+                <w:b w:val="false"/>
+                <w:bCs w:val="false"/>
+                <w:i w:val="false"/>
+                <w:iCs w:val="false"/>
+                <w:color w:val="1D1D1B"/>
+                <w:sz w:val="19"/>
+                <w:szCs w:val="19"/>
               </w:rPr>
               <w:t xml:space="preserve"/>
             </w:r>
@@ -1320,25 +1371,26 @@
         <w:tc>
           <w:tcPr>
             <w:tcW w:type="dxa" w:w="1250"/>
-            <w:tcMar>
-              <w:top w:type="dxa" w:w="40"/>
-              <w:left w:type="dxa" w:w="80"/>
-              <w:bottom w:type="dxa" w:w="40"/>
-              <w:right w:type="dxa" w:w="80"/>
-            </w:tcMar>
-            <w:vAlign w:val="center"/>
-          </w:tcPr>
-          <w:p>
-            <w:r>
-              <w:rPr>
-                <w:rFonts w:ascii="Arial" w:cs="Arial" w:eastAsia="Arial" w:hAnsi="Arial"/>
-                <w:b/>
-                <w:bCs/>
-                <w:i w:val="false"/>
-                <w:iCs w:val="false"/>
-                <w:color w:val="3B3B3A"/>
-                <w:sz w:val="17"/>
-                <w:szCs w:val="17"/>
+            <w:shd w:fill="FAFAFA" w:val="clear"/>
+            <w:tcMar>
+              <w:top w:type="dxa" w:w="46"/>
+              <w:left w:type="dxa" w:w="90"/>
+              <w:bottom w:type="dxa" w:w="46"/>
+              <w:right w:type="dxa" w:w="90"/>
+            </w:tcMar>
+            <w:vAlign w:val="center"/>
+          </w:tcPr>
+          <w:p>
+            <w:r>
+              <w:rPr>
+                <w:rFonts w:ascii="Arial" w:cs="Arial" w:eastAsia="Arial" w:hAnsi="Arial"/>
+                <w:b/>
+                <w:bCs/>
+                <w:i w:val="false"/>
+                <w:iCs w:val="false"/>
+                <w:color w:val="1D1D1B"/>
+                <w:sz w:val="19"/>
+                <w:szCs w:val="19"/>
               </w:rPr>
               <w:t xml:space="preserve">MF-504</w:t>
             </w:r>
@@ -1346,26 +1398,27 @@
         </w:tc>
         <w:tc>
           <w:tcPr>
-            <w:tcW w:type="dxa" w:w="5150"/>
-            <w:tcMar>
-              <w:top w:type="dxa" w:w="40"/>
-              <w:left w:type="dxa" w:w="80"/>
-              <w:bottom w:type="dxa" w:w="40"/>
-              <w:right w:type="dxa" w:w="80"/>
-            </w:tcMar>
-            <w:vAlign w:val="center"/>
-          </w:tcPr>
-          <w:p>
-            <w:r>
-              <w:rPr>
-                <w:rFonts w:ascii="Arial" w:cs="Arial" w:eastAsia="Arial" w:hAnsi="Arial"/>
-                <w:b w:val="false"/>
-                <w:bCs w:val="false"/>
-                <w:i w:val="false"/>
-                <w:iCs w:val="false"/>
-                <w:color w:val="3B3B3A"/>
-                <w:sz w:val="17"/>
-                <w:szCs w:val="17"/>
+            <w:tcW w:type="dxa" w:w="5050"/>
+            <w:shd w:fill="FAFAFA" w:val="clear"/>
+            <w:tcMar>
+              <w:top w:type="dxa" w:w="46"/>
+              <w:left w:type="dxa" w:w="90"/>
+              <w:bottom w:type="dxa" w:w="46"/>
+              <w:right w:type="dxa" w:w="90"/>
+            </w:tcMar>
+            <w:vAlign w:val="center"/>
+          </w:tcPr>
+          <w:p>
+            <w:r>
+              <w:rPr>
+                <w:rFonts w:ascii="Arial" w:cs="Arial" w:eastAsia="Arial" w:hAnsi="Arial"/>
+                <w:b w:val="false"/>
+                <w:bCs w:val="false"/>
+                <w:i w:val="false"/>
+                <w:iCs w:val="false"/>
+                <w:color w:val="1D1D1B"/>
+                <w:sz w:val="19"/>
+                <w:szCs w:val="19"/>
               </w:rPr>
               <w:t xml:space="preserve">Tamir Harcı</w:t>
             </w:r>
@@ -1374,11 +1427,12 @@
         <w:tc>
           <w:tcPr>
             <w:tcW w:type="dxa" w:w="1160"/>
-            <w:tcMar>
-              <w:top w:type="dxa" w:w="40"/>
-              <w:left w:type="dxa" w:w="80"/>
-              <w:bottom w:type="dxa" w:w="40"/>
-              <w:right w:type="dxa" w:w="80"/>
+            <w:shd w:fill="FAFAFA" w:val="clear"/>
+            <w:tcMar>
+              <w:top w:type="dxa" w:w="46"/>
+              <w:left w:type="dxa" w:w="90"/>
+              <w:bottom w:type="dxa" w:w="46"/>
+              <w:right w:type="dxa" w:w="90"/>
             </w:tcMar>
             <w:vAlign w:val="center"/>
           </w:tcPr>
@@ -1393,9 +1447,9 @@
                 <w:bCs w:val="false"/>
                 <w:i w:val="false"/>
                 <w:iCs w:val="false"/>
-                <w:color w:val="3B3B3A"/>
-                <w:sz w:val="17"/>
-                <w:szCs w:val="17"/>
+                <w:color w:val="1D1D1B"/>
+                <w:sz w:val="19"/>
+                <w:szCs w:val="19"/>
               </w:rPr>
               <w:t xml:space="preserve">25 kg</w:t>
             </w:r>
@@ -1403,12 +1457,12 @@
         </w:tc>
         <w:tc>
           <w:tcPr>
-            <w:tcW w:type="dxa" w:w="1400"/>
-            <w:tcMar>
-              <w:top w:type="dxa" w:w="40"/>
-              <w:left w:type="dxa" w:w="80"/>
-              <w:bottom w:type="dxa" w:w="40"/>
-              <w:right w:type="dxa" w:w="80"/>
+            <w:tcW w:type="dxa" w:w="1550"/>
+            <w:tcMar>
+              <w:top w:type="dxa" w:w="46"/>
+              <w:left w:type="dxa" w:w="90"/>
+              <w:bottom w:type="dxa" w:w="46"/>
+              <w:right w:type="dxa" w:w="90"/>
             </w:tcMar>
             <w:vAlign w:val="center"/>
           </w:tcPr>
@@ -1423,37 +1477,37 @@
                 <w:bCs/>
                 <w:i w:val="false"/>
                 <w:iCs w:val="false"/>
-                <w:color w:val="3B3B3A"/>
-                <w:sz w:val="17"/>
-                <w:szCs w:val="17"/>
-              </w:rPr>
-              <w:t xml:space="preserve">204</w:t>
-            </w:r>
-          </w:p>
-        </w:tc>
-        <w:tc>
-          <w:tcPr>
-            <w:tcW w:type="dxa" w:w="1506"/>
+                <w:color w:val="E2231A"/>
+                <w:sz w:val="23"/>
+                <w:szCs w:val="23"/>
+              </w:rPr>
+              <w:t xml:space="preserve">200</w:t>
+            </w:r>
+          </w:p>
+        </w:tc>
+        <w:tc>
+          <w:tcPr>
+            <w:tcW w:type="dxa" w:w="1456"/>
             <w:shd w:fill="FDF3F2" w:val="clear"/>
             <w:tcMar>
-              <w:top w:type="dxa" w:w="40"/>
-              <w:left w:type="dxa" w:w="80"/>
-              <w:bottom w:type="dxa" w:w="40"/>
-              <w:right w:type="dxa" w:w="80"/>
-            </w:tcMar>
-            <w:vAlign w:val="center"/>
-          </w:tcPr>
-          <w:p>
-            <w:r>
-              <w:rPr>
-                <w:rFonts w:ascii="Arial" w:cs="Arial" w:eastAsia="Arial" w:hAnsi="Arial"/>
-                <w:b w:val="false"/>
-                <w:bCs w:val="false"/>
-                <w:i w:val="false"/>
-                <w:iCs w:val="false"/>
-                <w:color w:val="3B3B3A"/>
-                <w:sz w:val="17"/>
-                <w:szCs w:val="17"/>
+              <w:top w:type="dxa" w:w="46"/>
+              <w:left w:type="dxa" w:w="90"/>
+              <w:bottom w:type="dxa" w:w="46"/>
+              <w:right w:type="dxa" w:w="90"/>
+            </w:tcMar>
+            <w:vAlign w:val="center"/>
+          </w:tcPr>
+          <w:p>
+            <w:r>
+              <w:rPr>
+                <w:rFonts w:ascii="Arial" w:cs="Arial" w:eastAsia="Arial" w:hAnsi="Arial"/>
+                <w:b w:val="false"/>
+                <w:bCs w:val="false"/>
+                <w:i w:val="false"/>
+                <w:iCs w:val="false"/>
+                <w:color w:val="1D1D1B"/>
+                <w:sz w:val="19"/>
+                <w:szCs w:val="19"/>
               </w:rPr>
               <w:t xml:space="preserve"/>
             </w:r>
@@ -1468,9 +1522,9 @@
             <w:shd w:fill="E2231A" w:val="clear"/>
             <w:tcMar>
               <w:top w:type="dxa" w:w="40"/>
-              <w:left w:type="dxa" w:w="80"/>
+              <w:left w:type="dxa" w:w="90"/>
               <w:bottom w:type="dxa" w:w="40"/>
-              <w:right w:type="dxa" w:w="80"/>
+              <w:right w:type="dxa" w:w="90"/>
             </w:tcMar>
             <w:vAlign w:val="center"/>
           </w:tcPr>
@@ -1483,8 +1537,8 @@
                 <w:i w:val="false"/>
                 <w:iCs w:val="false"/>
                 <w:color w:val="FFFFFF"/>
-                <w:sz w:val="16"/>
-                <w:szCs w:val="16"/>
+                <w:sz w:val="18"/>
+                <w:szCs w:val="18"/>
               </w:rPr>
               <w:t xml:space="preserve">YAPIŞTIRICI GRUBU</w:t>
             </w:r>
@@ -1496,24 +1550,24 @@
           <w:tcPr>
             <w:tcW w:type="dxa" w:w="1250"/>
             <w:tcMar>
-              <w:top w:type="dxa" w:w="40"/>
-              <w:left w:type="dxa" w:w="80"/>
-              <w:bottom w:type="dxa" w:w="40"/>
-              <w:right w:type="dxa" w:w="80"/>
-            </w:tcMar>
-            <w:vAlign w:val="center"/>
-          </w:tcPr>
-          <w:p>
-            <w:r>
-              <w:rPr>
-                <w:rFonts w:ascii="Arial" w:cs="Arial" w:eastAsia="Arial" w:hAnsi="Arial"/>
-                <w:b/>
-                <w:bCs/>
-                <w:i w:val="false"/>
-                <w:iCs w:val="false"/>
-                <w:color w:val="3B3B3A"/>
-                <w:sz w:val="17"/>
-                <w:szCs w:val="17"/>
+              <w:top w:type="dxa" w:w="46"/>
+              <w:left w:type="dxa" w:w="90"/>
+              <w:bottom w:type="dxa" w:w="46"/>
+              <w:right w:type="dxa" w:w="90"/>
+            </w:tcMar>
+            <w:vAlign w:val="center"/>
+          </w:tcPr>
+          <w:p>
+            <w:r>
+              <w:rPr>
+                <w:rFonts w:ascii="Arial" w:cs="Arial" w:eastAsia="Arial" w:hAnsi="Arial"/>
+                <w:b/>
+                <w:bCs/>
+                <w:i w:val="false"/>
+                <w:iCs w:val="false"/>
+                <w:color w:val="1D1D1B"/>
+                <w:sz w:val="19"/>
+                <w:szCs w:val="19"/>
               </w:rPr>
               <w:t xml:space="preserve">MF-401</w:t>
             </w:r>
@@ -1521,26 +1575,26 @@
         </w:tc>
         <w:tc>
           <w:tcPr>
-            <w:tcW w:type="dxa" w:w="5150"/>
-            <w:tcMar>
-              <w:top w:type="dxa" w:w="40"/>
-              <w:left w:type="dxa" w:w="80"/>
-              <w:bottom w:type="dxa" w:w="40"/>
-              <w:right w:type="dxa" w:w="80"/>
-            </w:tcMar>
-            <w:vAlign w:val="center"/>
-          </w:tcPr>
-          <w:p>
-            <w:r>
-              <w:rPr>
-                <w:rFonts w:ascii="Arial" w:cs="Arial" w:eastAsia="Arial" w:hAnsi="Arial"/>
-                <w:b w:val="false"/>
-                <w:bCs w:val="false"/>
-                <w:i w:val="false"/>
-                <w:iCs w:val="false"/>
-                <w:color w:val="3B3B3A"/>
-                <w:sz w:val="17"/>
-                <w:szCs w:val="17"/>
+            <w:tcW w:type="dxa" w:w="5050"/>
+            <w:tcMar>
+              <w:top w:type="dxa" w:w="46"/>
+              <w:left w:type="dxa" w:w="90"/>
+              <w:bottom w:type="dxa" w:w="46"/>
+              <w:right w:type="dxa" w:w="90"/>
+            </w:tcMar>
+            <w:vAlign w:val="center"/>
+          </w:tcPr>
+          <w:p>
+            <w:r>
+              <w:rPr>
+                <w:rFonts w:ascii="Arial" w:cs="Arial" w:eastAsia="Arial" w:hAnsi="Arial"/>
+                <w:b w:val="false"/>
+                <w:bCs w:val="false"/>
+                <w:i w:val="false"/>
+                <w:iCs w:val="false"/>
+                <w:color w:val="1D1D1B"/>
+                <w:sz w:val="19"/>
+                <w:szCs w:val="19"/>
               </w:rPr>
               <w:t xml:space="preserve">Isı Yalıtım Levha Yapıştırıcısı (EPS/XPS)</w:t>
             </w:r>
@@ -1550,10 +1604,10 @@
           <w:tcPr>
             <w:tcW w:type="dxa" w:w="1160"/>
             <w:tcMar>
-              <w:top w:type="dxa" w:w="40"/>
-              <w:left w:type="dxa" w:w="80"/>
-              <w:bottom w:type="dxa" w:w="40"/>
-              <w:right w:type="dxa" w:w="80"/>
+              <w:top w:type="dxa" w:w="46"/>
+              <w:left w:type="dxa" w:w="90"/>
+              <w:bottom w:type="dxa" w:w="46"/>
+              <w:right w:type="dxa" w:w="90"/>
             </w:tcMar>
             <w:vAlign w:val="center"/>
           </w:tcPr>
@@ -1568,9 +1622,9 @@
                 <w:bCs w:val="false"/>
                 <w:i w:val="false"/>
                 <w:iCs w:val="false"/>
-                <w:color w:val="3B3B3A"/>
-                <w:sz w:val="17"/>
-                <w:szCs w:val="17"/>
+                <w:color w:val="1D1D1B"/>
+                <w:sz w:val="19"/>
+                <w:szCs w:val="19"/>
               </w:rPr>
               <w:t xml:space="preserve">25 kg</w:t>
             </w:r>
@@ -1578,12 +1632,12 @@
         </w:tc>
         <w:tc>
           <w:tcPr>
-            <w:tcW w:type="dxa" w:w="1400"/>
-            <w:tcMar>
-              <w:top w:type="dxa" w:w="40"/>
-              <w:left w:type="dxa" w:w="80"/>
-              <w:bottom w:type="dxa" w:w="40"/>
-              <w:right w:type="dxa" w:w="80"/>
+            <w:tcW w:type="dxa" w:w="1550"/>
+            <w:tcMar>
+              <w:top w:type="dxa" w:w="46"/>
+              <w:left w:type="dxa" w:w="90"/>
+              <w:bottom w:type="dxa" w:w="46"/>
+              <w:right w:type="dxa" w:w="90"/>
             </w:tcMar>
             <w:vAlign w:val="center"/>
           </w:tcPr>
@@ -1598,9 +1652,9 @@
                 <w:bCs/>
                 <w:i w:val="false"/>
                 <w:iCs w:val="false"/>
-                <w:color w:val="3B3B3A"/>
-                <w:sz w:val="17"/>
-                <w:szCs w:val="17"/>
+                <w:color w:val="E2231A"/>
+                <w:sz w:val="23"/>
+                <w:szCs w:val="23"/>
               </w:rPr>
               <w:t xml:space="preserve">180</w:t>
             </w:r>
@@ -1608,27 +1662,27 @@
         </w:tc>
         <w:tc>
           <w:tcPr>
-            <w:tcW w:type="dxa" w:w="1506"/>
+            <w:tcW w:type="dxa" w:w="1456"/>
             <w:shd w:fill="FDF3F2" w:val="clear"/>
             <w:tcMar>
-              <w:top w:type="dxa" w:w="40"/>
-              <w:left w:type="dxa" w:w="80"/>
-              <w:bottom w:type="dxa" w:w="40"/>
-              <w:right w:type="dxa" w:w="80"/>
-            </w:tcMar>
-            <w:vAlign w:val="center"/>
-          </w:tcPr>
-          <w:p>
-            <w:r>
-              <w:rPr>
-                <w:rFonts w:ascii="Arial" w:cs="Arial" w:eastAsia="Arial" w:hAnsi="Arial"/>
-                <w:b w:val="false"/>
-                <w:bCs w:val="false"/>
-                <w:i w:val="false"/>
-                <w:iCs w:val="false"/>
-                <w:color w:val="3B3B3A"/>
-                <w:sz w:val="17"/>
-                <w:szCs w:val="17"/>
+              <w:top w:type="dxa" w:w="46"/>
+              <w:left w:type="dxa" w:w="90"/>
+              <w:bottom w:type="dxa" w:w="46"/>
+              <w:right w:type="dxa" w:w="90"/>
+            </w:tcMar>
+            <w:vAlign w:val="center"/>
+          </w:tcPr>
+          <w:p>
+            <w:r>
+              <w:rPr>
+                <w:rFonts w:ascii="Arial" w:cs="Arial" w:eastAsia="Arial" w:hAnsi="Arial"/>
+                <w:b w:val="false"/>
+                <w:bCs w:val="false"/>
+                <w:i w:val="false"/>
+                <w:iCs w:val="false"/>
+                <w:color w:val="1D1D1B"/>
+                <w:sz w:val="19"/>
+                <w:szCs w:val="19"/>
               </w:rPr>
               <w:t xml:space="preserve"/>
             </w:r>
@@ -1639,25 +1693,26 @@
         <w:tc>
           <w:tcPr>
             <w:tcW w:type="dxa" w:w="1250"/>
-            <w:tcMar>
-              <w:top w:type="dxa" w:w="40"/>
-              <w:left w:type="dxa" w:w="80"/>
-              <w:bottom w:type="dxa" w:w="40"/>
-              <w:right w:type="dxa" w:w="80"/>
-            </w:tcMar>
-            <w:vAlign w:val="center"/>
-          </w:tcPr>
-          <w:p>
-            <w:r>
-              <w:rPr>
-                <w:rFonts w:ascii="Arial" w:cs="Arial" w:eastAsia="Arial" w:hAnsi="Arial"/>
-                <w:b/>
-                <w:bCs/>
-                <w:i w:val="false"/>
-                <w:iCs w:val="false"/>
-                <w:color w:val="3B3B3A"/>
-                <w:sz w:val="17"/>
-                <w:szCs w:val="17"/>
+            <w:shd w:fill="FAFAFA" w:val="clear"/>
+            <w:tcMar>
+              <w:top w:type="dxa" w:w="46"/>
+              <w:left w:type="dxa" w:w="90"/>
+              <w:bottom w:type="dxa" w:w="46"/>
+              <w:right w:type="dxa" w:w="90"/>
+            </w:tcMar>
+            <w:vAlign w:val="center"/>
+          </w:tcPr>
+          <w:p>
+            <w:r>
+              <w:rPr>
+                <w:rFonts w:ascii="Arial" w:cs="Arial" w:eastAsia="Arial" w:hAnsi="Arial"/>
+                <w:b/>
+                <w:bCs/>
+                <w:i w:val="false"/>
+                <w:iCs w:val="false"/>
+                <w:color w:val="1D1D1B"/>
+                <w:sz w:val="19"/>
+                <w:szCs w:val="19"/>
               </w:rPr>
               <w:t xml:space="preserve">MF-101</w:t>
             </w:r>
@@ -1665,26 +1720,27 @@
         </w:tc>
         <w:tc>
           <w:tcPr>
-            <w:tcW w:type="dxa" w:w="5150"/>
-            <w:tcMar>
-              <w:top w:type="dxa" w:w="40"/>
-              <w:left w:type="dxa" w:w="80"/>
-              <w:bottom w:type="dxa" w:w="40"/>
-              <w:right w:type="dxa" w:w="80"/>
-            </w:tcMar>
-            <w:vAlign w:val="center"/>
-          </w:tcPr>
-          <w:p>
-            <w:r>
-              <w:rPr>
-                <w:rFonts w:ascii="Arial" w:cs="Arial" w:eastAsia="Arial" w:hAnsi="Arial"/>
-                <w:b w:val="false"/>
-                <w:bCs w:val="false"/>
-                <w:i w:val="false"/>
-                <w:iCs w:val="false"/>
-                <w:color w:val="3B3B3A"/>
-                <w:sz w:val="17"/>
-                <w:szCs w:val="17"/>
+            <w:tcW w:type="dxa" w:w="5050"/>
+            <w:shd w:fill="FAFAFA" w:val="clear"/>
+            <w:tcMar>
+              <w:top w:type="dxa" w:w="46"/>
+              <w:left w:type="dxa" w:w="90"/>
+              <w:bottom w:type="dxa" w:w="46"/>
+              <w:right w:type="dxa" w:w="90"/>
+            </w:tcMar>
+            <w:vAlign w:val="center"/>
+          </w:tcPr>
+          <w:p>
+            <w:r>
+              <w:rPr>
+                <w:rFonts w:ascii="Arial" w:cs="Arial" w:eastAsia="Arial" w:hAnsi="Arial"/>
+                <w:b w:val="false"/>
+                <w:bCs w:val="false"/>
+                <w:i w:val="false"/>
+                <w:iCs w:val="false"/>
+                <w:color w:val="1D1D1B"/>
+                <w:sz w:val="19"/>
+                <w:szCs w:val="19"/>
               </w:rPr>
               <w:t xml:space="preserve">Seramik ve Fayans Yapıştırıcısı</w:t>
             </w:r>
@@ -1693,11 +1749,12 @@
         <w:tc>
           <w:tcPr>
             <w:tcW w:type="dxa" w:w="1160"/>
-            <w:tcMar>
-              <w:top w:type="dxa" w:w="40"/>
-              <w:left w:type="dxa" w:w="80"/>
-              <w:bottom w:type="dxa" w:w="40"/>
-              <w:right w:type="dxa" w:w="80"/>
+            <w:shd w:fill="FAFAFA" w:val="clear"/>
+            <w:tcMar>
+              <w:top w:type="dxa" w:w="46"/>
+              <w:left w:type="dxa" w:w="90"/>
+              <w:bottom w:type="dxa" w:w="46"/>
+              <w:right w:type="dxa" w:w="90"/>
             </w:tcMar>
             <w:vAlign w:val="center"/>
           </w:tcPr>
@@ -1712,9 +1769,9 @@
                 <w:bCs w:val="false"/>
                 <w:i w:val="false"/>
                 <w:iCs w:val="false"/>
-                <w:color w:val="3B3B3A"/>
-                <w:sz w:val="17"/>
-                <w:szCs w:val="17"/>
+                <w:color w:val="1D1D1B"/>
+                <w:sz w:val="19"/>
+                <w:szCs w:val="19"/>
               </w:rPr>
               <w:t xml:space="preserve">25 kg</w:t>
             </w:r>
@@ -1722,12 +1779,12 @@
         </w:tc>
         <w:tc>
           <w:tcPr>
-            <w:tcW w:type="dxa" w:w="1400"/>
-            <w:tcMar>
-              <w:top w:type="dxa" w:w="40"/>
-              <w:left w:type="dxa" w:w="80"/>
-              <w:bottom w:type="dxa" w:w="40"/>
-              <w:right w:type="dxa" w:w="80"/>
+            <w:tcW w:type="dxa" w:w="1550"/>
+            <w:tcMar>
+              <w:top w:type="dxa" w:w="46"/>
+              <w:left w:type="dxa" w:w="90"/>
+              <w:bottom w:type="dxa" w:w="46"/>
+              <w:right w:type="dxa" w:w="90"/>
             </w:tcMar>
             <w:vAlign w:val="center"/>
           </w:tcPr>
@@ -1742,9 +1799,9 @@
                 <w:bCs/>
                 <w:i w:val="false"/>
                 <w:iCs w:val="false"/>
-                <w:color w:val="3B3B3A"/>
-                <w:sz w:val="17"/>
-                <w:szCs w:val="17"/>
+                <w:color w:val="E2231A"/>
+                <w:sz w:val="23"/>
+                <w:szCs w:val="23"/>
               </w:rPr>
               <w:t xml:space="preserve">180</w:t>
             </w:r>
@@ -1752,27 +1809,27 @@
         </w:tc>
         <w:tc>
           <w:tcPr>
-            <w:tcW w:type="dxa" w:w="1506"/>
+            <w:tcW w:type="dxa" w:w="1456"/>
             <w:shd w:fill="FDF3F2" w:val="clear"/>
             <w:tcMar>
-              <w:top w:type="dxa" w:w="40"/>
-              <w:left w:type="dxa" w:w="80"/>
-              <w:bottom w:type="dxa" w:w="40"/>
-              <w:right w:type="dxa" w:w="80"/>
-            </w:tcMar>
-            <w:vAlign w:val="center"/>
-          </w:tcPr>
-          <w:p>
-            <w:r>
-              <w:rPr>
-                <w:rFonts w:ascii="Arial" w:cs="Arial" w:eastAsia="Arial" w:hAnsi="Arial"/>
-                <w:b w:val="false"/>
-                <w:bCs w:val="false"/>
-                <w:i w:val="false"/>
-                <w:iCs w:val="false"/>
-                <w:color w:val="3B3B3A"/>
-                <w:sz w:val="17"/>
-                <w:szCs w:val="17"/>
+              <w:top w:type="dxa" w:w="46"/>
+              <w:left w:type="dxa" w:w="90"/>
+              <w:bottom w:type="dxa" w:w="46"/>
+              <w:right w:type="dxa" w:w="90"/>
+            </w:tcMar>
+            <w:vAlign w:val="center"/>
+          </w:tcPr>
+          <w:p>
+            <w:r>
+              <w:rPr>
+                <w:rFonts w:ascii="Arial" w:cs="Arial" w:eastAsia="Arial" w:hAnsi="Arial"/>
+                <w:b w:val="false"/>
+                <w:bCs w:val="false"/>
+                <w:i w:val="false"/>
+                <w:iCs w:val="false"/>
+                <w:color w:val="1D1D1B"/>
+                <w:sz w:val="19"/>
+                <w:szCs w:val="19"/>
               </w:rPr>
               <w:t xml:space="preserve"/>
             </w:r>
@@ -1784,24 +1841,24 @@
           <w:tcPr>
             <w:tcW w:type="dxa" w:w="1250"/>
             <w:tcMar>
-              <w:top w:type="dxa" w:w="40"/>
-              <w:left w:type="dxa" w:w="80"/>
-              <w:bottom w:type="dxa" w:w="40"/>
-              <w:right w:type="dxa" w:w="80"/>
-            </w:tcMar>
-            <w:vAlign w:val="center"/>
-          </w:tcPr>
-          <w:p>
-            <w:r>
-              <w:rPr>
-                <w:rFonts w:ascii="Arial" w:cs="Arial" w:eastAsia="Arial" w:hAnsi="Arial"/>
-                <w:b/>
-                <w:bCs/>
-                <w:i w:val="false"/>
-                <w:iCs w:val="false"/>
-                <w:color w:val="3B3B3A"/>
-                <w:sz w:val="17"/>
-                <w:szCs w:val="17"/>
+              <w:top w:type="dxa" w:w="46"/>
+              <w:left w:type="dxa" w:w="90"/>
+              <w:bottom w:type="dxa" w:w="46"/>
+              <w:right w:type="dxa" w:w="90"/>
+            </w:tcMar>
+            <w:vAlign w:val="center"/>
+          </w:tcPr>
+          <w:p>
+            <w:r>
+              <w:rPr>
+                <w:rFonts w:ascii="Arial" w:cs="Arial" w:eastAsia="Arial" w:hAnsi="Arial"/>
+                <w:b/>
+                <w:bCs/>
+                <w:i w:val="false"/>
+                <w:iCs w:val="false"/>
+                <w:color w:val="1D1D1B"/>
+                <w:sz w:val="19"/>
+                <w:szCs w:val="19"/>
               </w:rPr>
               <w:t xml:space="preserve">MF-103</w:t>
             </w:r>
@@ -1809,26 +1866,26 @@
         </w:tc>
         <w:tc>
           <w:tcPr>
-            <w:tcW w:type="dxa" w:w="5150"/>
-            <w:tcMar>
-              <w:top w:type="dxa" w:w="40"/>
-              <w:left w:type="dxa" w:w="80"/>
-              <w:bottom w:type="dxa" w:w="40"/>
-              <w:right w:type="dxa" w:w="80"/>
-            </w:tcMar>
-            <w:vAlign w:val="center"/>
-          </w:tcPr>
-          <w:p>
-            <w:r>
-              <w:rPr>
-                <w:rFonts w:ascii="Arial" w:cs="Arial" w:eastAsia="Arial" w:hAnsi="Arial"/>
-                <w:b w:val="false"/>
-                <w:bCs w:val="false"/>
-                <w:i w:val="false"/>
-                <w:iCs w:val="false"/>
-                <w:color w:val="3B3B3A"/>
-                <w:sz w:val="17"/>
-                <w:szCs w:val="17"/>
+            <w:tcW w:type="dxa" w:w="5050"/>
+            <w:tcMar>
+              <w:top w:type="dxa" w:w="46"/>
+              <w:left w:type="dxa" w:w="90"/>
+              <w:bottom w:type="dxa" w:w="46"/>
+              <w:right w:type="dxa" w:w="90"/>
+            </w:tcMar>
+            <w:vAlign w:val="center"/>
+          </w:tcPr>
+          <w:p>
+            <w:r>
+              <w:rPr>
+                <w:rFonts w:ascii="Arial" w:cs="Arial" w:eastAsia="Arial" w:hAnsi="Arial"/>
+                <w:b w:val="false"/>
+                <w:bCs w:val="false"/>
+                <w:i w:val="false"/>
+                <w:iCs w:val="false"/>
+                <w:color w:val="1D1D1B"/>
+                <w:sz w:val="19"/>
+                <w:szCs w:val="19"/>
               </w:rPr>
               <w:t xml:space="preserve">Gazbeton Yapıştırıcısı</w:t>
             </w:r>
@@ -1838,10 +1895,10 @@
           <w:tcPr>
             <w:tcW w:type="dxa" w:w="1160"/>
             <w:tcMar>
-              <w:top w:type="dxa" w:w="40"/>
-              <w:left w:type="dxa" w:w="80"/>
-              <w:bottom w:type="dxa" w:w="40"/>
-              <w:right w:type="dxa" w:w="80"/>
+              <w:top w:type="dxa" w:w="46"/>
+              <w:left w:type="dxa" w:w="90"/>
+              <w:bottom w:type="dxa" w:w="46"/>
+              <w:right w:type="dxa" w:w="90"/>
             </w:tcMar>
             <w:vAlign w:val="center"/>
           </w:tcPr>
@@ -1856,9 +1913,9 @@
                 <w:bCs w:val="false"/>
                 <w:i w:val="false"/>
                 <w:iCs w:val="false"/>
-                <w:color w:val="3B3B3A"/>
-                <w:sz w:val="17"/>
-                <w:szCs w:val="17"/>
+                <w:color w:val="1D1D1B"/>
+                <w:sz w:val="19"/>
+                <w:szCs w:val="19"/>
               </w:rPr>
               <w:t xml:space="preserve">25 kg</w:t>
             </w:r>
@@ -1866,12 +1923,12 @@
         </w:tc>
         <w:tc>
           <w:tcPr>
-            <w:tcW w:type="dxa" w:w="1400"/>
-            <w:tcMar>
-              <w:top w:type="dxa" w:w="40"/>
-              <w:left w:type="dxa" w:w="80"/>
-              <w:bottom w:type="dxa" w:w="40"/>
-              <w:right w:type="dxa" w:w="80"/>
+            <w:tcW w:type="dxa" w:w="1550"/>
+            <w:tcMar>
+              <w:top w:type="dxa" w:w="46"/>
+              <w:left w:type="dxa" w:w="90"/>
+              <w:bottom w:type="dxa" w:w="46"/>
+              <w:right w:type="dxa" w:w="90"/>
             </w:tcMar>
             <w:vAlign w:val="center"/>
           </w:tcPr>
@@ -1886,9 +1943,9 @@
                 <w:bCs/>
                 <w:i w:val="false"/>
                 <w:iCs w:val="false"/>
-                <w:color w:val="3B3B3A"/>
-                <w:sz w:val="17"/>
-                <w:szCs w:val="17"/>
+                <w:color w:val="E2231A"/>
+                <w:sz w:val="23"/>
+                <w:szCs w:val="23"/>
               </w:rPr>
               <w:t xml:space="preserve">180</w:t>
             </w:r>
@@ -1896,27 +1953,27 @@
         </w:tc>
         <w:tc>
           <w:tcPr>
-            <w:tcW w:type="dxa" w:w="1506"/>
+            <w:tcW w:type="dxa" w:w="1456"/>
             <w:shd w:fill="FDF3F2" w:val="clear"/>
             <w:tcMar>
-              <w:top w:type="dxa" w:w="40"/>
-              <w:left w:type="dxa" w:w="80"/>
-              <w:bottom w:type="dxa" w:w="40"/>
-              <w:right w:type="dxa" w:w="80"/>
-            </w:tcMar>
-            <w:vAlign w:val="center"/>
-          </w:tcPr>
-          <w:p>
-            <w:r>
-              <w:rPr>
-                <w:rFonts w:ascii="Arial" w:cs="Arial" w:eastAsia="Arial" w:hAnsi="Arial"/>
-                <w:b w:val="false"/>
-                <w:bCs w:val="false"/>
-                <w:i w:val="false"/>
-                <w:iCs w:val="false"/>
-                <w:color w:val="3B3B3A"/>
-                <w:sz w:val="17"/>
-                <w:szCs w:val="17"/>
+              <w:top w:type="dxa" w:w="46"/>
+              <w:left w:type="dxa" w:w="90"/>
+              <w:bottom w:type="dxa" w:w="46"/>
+              <w:right w:type="dxa" w:w="90"/>
+            </w:tcMar>
+            <w:vAlign w:val="center"/>
+          </w:tcPr>
+          <w:p>
+            <w:r>
+              <w:rPr>
+                <w:rFonts w:ascii="Arial" w:cs="Arial" w:eastAsia="Arial" w:hAnsi="Arial"/>
+                <w:b w:val="false"/>
+                <w:bCs w:val="false"/>
+                <w:i w:val="false"/>
+                <w:iCs w:val="false"/>
+                <w:color w:val="1D1D1B"/>
+                <w:sz w:val="19"/>
+                <w:szCs w:val="19"/>
               </w:rPr>
               <w:t xml:space="preserve"/>
             </w:r>
@@ -1927,25 +1984,26 @@
         <w:tc>
           <w:tcPr>
             <w:tcW w:type="dxa" w:w="1250"/>
-            <w:tcMar>
-              <w:top w:type="dxa" w:w="40"/>
-              <w:left w:type="dxa" w:w="80"/>
-              <w:bottom w:type="dxa" w:w="40"/>
-              <w:right w:type="dxa" w:w="80"/>
-            </w:tcMar>
-            <w:vAlign w:val="center"/>
-          </w:tcPr>
-          <w:p>
-            <w:r>
-              <w:rPr>
-                <w:rFonts w:ascii="Arial" w:cs="Arial" w:eastAsia="Arial" w:hAnsi="Arial"/>
-                <w:b/>
-                <w:bCs/>
-                <w:i w:val="false"/>
-                <w:iCs w:val="false"/>
-                <w:color w:val="3B3B3A"/>
-                <w:sz w:val="17"/>
-                <w:szCs w:val="17"/>
+            <w:shd w:fill="FAFAFA" w:val="clear"/>
+            <w:tcMar>
+              <w:top w:type="dxa" w:w="46"/>
+              <w:left w:type="dxa" w:w="90"/>
+              <w:bottom w:type="dxa" w:w="46"/>
+              <w:right w:type="dxa" w:w="90"/>
+            </w:tcMar>
+            <w:vAlign w:val="center"/>
+          </w:tcPr>
+          <w:p>
+            <w:r>
+              <w:rPr>
+                <w:rFonts w:ascii="Arial" w:cs="Arial" w:eastAsia="Arial" w:hAnsi="Arial"/>
+                <w:b/>
+                <w:bCs/>
+                <w:i w:val="false"/>
+                <w:iCs w:val="false"/>
+                <w:color w:val="1D1D1B"/>
+                <w:sz w:val="19"/>
+                <w:szCs w:val="19"/>
               </w:rPr>
               <w:t xml:space="preserve">MF-104</w:t>
             </w:r>
@@ -1953,26 +2011,27 @@
         </w:tc>
         <w:tc>
           <w:tcPr>
-            <w:tcW w:type="dxa" w:w="5150"/>
-            <w:tcMar>
-              <w:top w:type="dxa" w:w="40"/>
-              <w:left w:type="dxa" w:w="80"/>
-              <w:bottom w:type="dxa" w:w="40"/>
-              <w:right w:type="dxa" w:w="80"/>
-            </w:tcMar>
-            <w:vAlign w:val="center"/>
-          </w:tcPr>
-          <w:p>
-            <w:r>
-              <w:rPr>
-                <w:rFonts w:ascii="Arial" w:cs="Arial" w:eastAsia="Arial" w:hAnsi="Arial"/>
-                <w:b w:val="false"/>
-                <w:bCs w:val="false"/>
-                <w:i w:val="false"/>
-                <w:iCs w:val="false"/>
-                <w:color w:val="3B3B3A"/>
-                <w:sz w:val="17"/>
-                <w:szCs w:val="17"/>
+            <w:tcW w:type="dxa" w:w="5050"/>
+            <w:shd w:fill="FAFAFA" w:val="clear"/>
+            <w:tcMar>
+              <w:top w:type="dxa" w:w="46"/>
+              <w:left w:type="dxa" w:w="90"/>
+              <w:bottom w:type="dxa" w:w="46"/>
+              <w:right w:type="dxa" w:w="90"/>
+            </w:tcMar>
+            <w:vAlign w:val="center"/>
+          </w:tcPr>
+          <w:p>
+            <w:r>
+              <w:rPr>
+                <w:rFonts w:ascii="Arial" w:cs="Arial" w:eastAsia="Arial" w:hAnsi="Arial"/>
+                <w:b w:val="false"/>
+                <w:bCs w:val="false"/>
+                <w:i w:val="false"/>
+                <w:iCs w:val="false"/>
+                <w:color w:val="1D1D1B"/>
+                <w:sz w:val="19"/>
+                <w:szCs w:val="19"/>
               </w:rPr>
               <w:t xml:space="preserve">Bims ve Tuğla Yapıştırıcısı</w:t>
             </w:r>
@@ -1981,11 +2040,12 @@
         <w:tc>
           <w:tcPr>
             <w:tcW w:type="dxa" w:w="1160"/>
-            <w:tcMar>
-              <w:top w:type="dxa" w:w="40"/>
-              <w:left w:type="dxa" w:w="80"/>
-              <w:bottom w:type="dxa" w:w="40"/>
-              <w:right w:type="dxa" w:w="80"/>
+            <w:shd w:fill="FAFAFA" w:val="clear"/>
+            <w:tcMar>
+              <w:top w:type="dxa" w:w="46"/>
+              <w:left w:type="dxa" w:w="90"/>
+              <w:bottom w:type="dxa" w:w="46"/>
+              <w:right w:type="dxa" w:w="90"/>
             </w:tcMar>
             <w:vAlign w:val="center"/>
           </w:tcPr>
@@ -2000,9 +2060,9 @@
                 <w:bCs w:val="false"/>
                 <w:i w:val="false"/>
                 <w:iCs w:val="false"/>
-                <w:color w:val="3B3B3A"/>
-                <w:sz w:val="17"/>
-                <w:szCs w:val="17"/>
+                <w:color w:val="1D1D1B"/>
+                <w:sz w:val="19"/>
+                <w:szCs w:val="19"/>
               </w:rPr>
               <w:t xml:space="preserve">25 kg</w:t>
             </w:r>
@@ -2010,12 +2070,12 @@
         </w:tc>
         <w:tc>
           <w:tcPr>
-            <w:tcW w:type="dxa" w:w="1400"/>
-            <w:tcMar>
-              <w:top w:type="dxa" w:w="40"/>
-              <w:left w:type="dxa" w:w="80"/>
-              <w:bottom w:type="dxa" w:w="40"/>
-              <w:right w:type="dxa" w:w="80"/>
+            <w:tcW w:type="dxa" w:w="1550"/>
+            <w:tcMar>
+              <w:top w:type="dxa" w:w="46"/>
+              <w:left w:type="dxa" w:w="90"/>
+              <w:bottom w:type="dxa" w:w="46"/>
+              <w:right w:type="dxa" w:w="90"/>
             </w:tcMar>
             <w:vAlign w:val="center"/>
           </w:tcPr>
@@ -2030,9 +2090,9 @@
                 <w:bCs/>
                 <w:i w:val="false"/>
                 <w:iCs w:val="false"/>
-                <w:color w:val="3B3B3A"/>
-                <w:sz w:val="17"/>
-                <w:szCs w:val="17"/>
+                <w:color w:val="E2231A"/>
+                <w:sz w:val="23"/>
+                <w:szCs w:val="23"/>
               </w:rPr>
               <w:t xml:space="preserve">180</w:t>
             </w:r>
@@ -2040,27 +2100,27 @@
         </w:tc>
         <w:tc>
           <w:tcPr>
-            <w:tcW w:type="dxa" w:w="1506"/>
+            <w:tcW w:type="dxa" w:w="1456"/>
             <w:shd w:fill="FDF3F2" w:val="clear"/>
             <w:tcMar>
-              <w:top w:type="dxa" w:w="40"/>
-              <w:left w:type="dxa" w:w="80"/>
-              <w:bottom w:type="dxa" w:w="40"/>
-              <w:right w:type="dxa" w:w="80"/>
-            </w:tcMar>
-            <w:vAlign w:val="center"/>
-          </w:tcPr>
-          <w:p>
-            <w:r>
-              <w:rPr>
-                <w:rFonts w:ascii="Arial" w:cs="Arial" w:eastAsia="Arial" w:hAnsi="Arial"/>
-                <w:b w:val="false"/>
-                <w:bCs w:val="false"/>
-                <w:i w:val="false"/>
-                <w:iCs w:val="false"/>
-                <w:color w:val="3B3B3A"/>
-                <w:sz w:val="17"/>
-                <w:szCs w:val="17"/>
+              <w:top w:type="dxa" w:w="46"/>
+              <w:left w:type="dxa" w:w="90"/>
+              <w:bottom w:type="dxa" w:w="46"/>
+              <w:right w:type="dxa" w:w="90"/>
+            </w:tcMar>
+            <w:vAlign w:val="center"/>
+          </w:tcPr>
+          <w:p>
+            <w:r>
+              <w:rPr>
+                <w:rFonts w:ascii="Arial" w:cs="Arial" w:eastAsia="Arial" w:hAnsi="Arial"/>
+                <w:b w:val="false"/>
+                <w:bCs w:val="false"/>
+                <w:i w:val="false"/>
+                <w:iCs w:val="false"/>
+                <w:color w:val="1D1D1B"/>
+                <w:sz w:val="19"/>
+                <w:szCs w:val="19"/>
               </w:rPr>
               <w:t xml:space="preserve"/>
             </w:r>
@@ -2072,24 +2132,24 @@
           <w:tcPr>
             <w:tcW w:type="dxa" w:w="1250"/>
             <w:tcMar>
-              <w:top w:type="dxa" w:w="40"/>
-              <w:left w:type="dxa" w:w="80"/>
-              <w:bottom w:type="dxa" w:w="40"/>
-              <w:right w:type="dxa" w:w="80"/>
-            </w:tcMar>
-            <w:vAlign w:val="center"/>
-          </w:tcPr>
-          <w:p>
-            <w:r>
-              <w:rPr>
-                <w:rFonts w:ascii="Arial" w:cs="Arial" w:eastAsia="Arial" w:hAnsi="Arial"/>
-                <w:b/>
-                <w:bCs/>
-                <w:i w:val="false"/>
-                <w:iCs w:val="false"/>
-                <w:color w:val="3B3B3A"/>
-                <w:sz w:val="17"/>
-                <w:szCs w:val="17"/>
+              <w:top w:type="dxa" w:w="46"/>
+              <w:left w:type="dxa" w:w="90"/>
+              <w:bottom w:type="dxa" w:w="46"/>
+              <w:right w:type="dxa" w:w="90"/>
+            </w:tcMar>
+            <w:vAlign w:val="center"/>
+          </w:tcPr>
+          <w:p>
+            <w:r>
+              <w:rPr>
+                <w:rFonts w:ascii="Arial" w:cs="Arial" w:eastAsia="Arial" w:hAnsi="Arial"/>
+                <w:b/>
+                <w:bCs/>
+                <w:i w:val="false"/>
+                <w:iCs w:val="false"/>
+                <w:color w:val="1D1D1B"/>
+                <w:sz w:val="19"/>
+                <w:szCs w:val="19"/>
               </w:rPr>
               <w:t xml:space="preserve">MF-102</w:t>
             </w:r>
@@ -2097,26 +2157,26 @@
         </w:tc>
         <w:tc>
           <w:tcPr>
-            <w:tcW w:type="dxa" w:w="5150"/>
-            <w:tcMar>
-              <w:top w:type="dxa" w:w="40"/>
-              <w:left w:type="dxa" w:w="80"/>
-              <w:bottom w:type="dxa" w:w="40"/>
-              <w:right w:type="dxa" w:w="80"/>
-            </w:tcMar>
-            <w:vAlign w:val="center"/>
-          </w:tcPr>
-          <w:p>
-            <w:r>
-              <w:rPr>
-                <w:rFonts w:ascii="Arial" w:cs="Arial" w:eastAsia="Arial" w:hAnsi="Arial"/>
-                <w:b w:val="false"/>
-                <w:bCs w:val="false"/>
-                <w:i w:val="false"/>
-                <w:iCs w:val="false"/>
-                <w:color w:val="3B3B3A"/>
-                <w:sz w:val="17"/>
-                <w:szCs w:val="17"/>
+            <w:tcW w:type="dxa" w:w="5050"/>
+            <w:tcMar>
+              <w:top w:type="dxa" w:w="46"/>
+              <w:left w:type="dxa" w:w="90"/>
+              <w:bottom w:type="dxa" w:w="46"/>
+              <w:right w:type="dxa" w:w="90"/>
+            </w:tcMar>
+            <w:vAlign w:val="center"/>
+          </w:tcPr>
+          <w:p>
+            <w:r>
+              <w:rPr>
+                <w:rFonts w:ascii="Arial" w:cs="Arial" w:eastAsia="Arial" w:hAnsi="Arial"/>
+                <w:b w:val="false"/>
+                <w:bCs w:val="false"/>
+                <w:i w:val="false"/>
+                <w:iCs w:val="false"/>
+                <w:color w:val="1D1D1B"/>
+                <w:sz w:val="19"/>
+                <w:szCs w:val="19"/>
               </w:rPr>
               <w:t xml:space="preserve">Flex Granit ve Doğal Taş Yapıştırıcısı — Gri</w:t>
             </w:r>
@@ -2126,10 +2186,10 @@
           <w:tcPr>
             <w:tcW w:type="dxa" w:w="1160"/>
             <w:tcMar>
-              <w:top w:type="dxa" w:w="40"/>
-              <w:left w:type="dxa" w:w="80"/>
-              <w:bottom w:type="dxa" w:w="40"/>
-              <w:right w:type="dxa" w:w="80"/>
+              <w:top w:type="dxa" w:w="46"/>
+              <w:left w:type="dxa" w:w="90"/>
+              <w:bottom w:type="dxa" w:w="46"/>
+              <w:right w:type="dxa" w:w="90"/>
             </w:tcMar>
             <w:vAlign w:val="center"/>
           </w:tcPr>
@@ -2144,9 +2204,9 @@
                 <w:bCs w:val="false"/>
                 <w:i w:val="false"/>
                 <w:iCs w:val="false"/>
-                <w:color w:val="3B3B3A"/>
-                <w:sz w:val="17"/>
-                <w:szCs w:val="17"/>
+                <w:color w:val="1D1D1B"/>
+                <w:sz w:val="19"/>
+                <w:szCs w:val="19"/>
               </w:rPr>
               <w:t xml:space="preserve">25 kg</w:t>
             </w:r>
@@ -2154,12 +2214,12 @@
         </w:tc>
         <w:tc>
           <w:tcPr>
-            <w:tcW w:type="dxa" w:w="1400"/>
-            <w:tcMar>
-              <w:top w:type="dxa" w:w="40"/>
-              <w:left w:type="dxa" w:w="80"/>
-              <w:bottom w:type="dxa" w:w="40"/>
-              <w:right w:type="dxa" w:w="80"/>
+            <w:tcW w:type="dxa" w:w="1550"/>
+            <w:tcMar>
+              <w:top w:type="dxa" w:w="46"/>
+              <w:left w:type="dxa" w:w="90"/>
+              <w:bottom w:type="dxa" w:w="46"/>
+              <w:right w:type="dxa" w:w="90"/>
             </w:tcMar>
             <w:vAlign w:val="center"/>
           </w:tcPr>
@@ -2174,9 +2234,9 @@
                 <w:bCs/>
                 <w:i w:val="false"/>
                 <w:iCs w:val="false"/>
-                <w:color w:val="3B3B3A"/>
-                <w:sz w:val="17"/>
-                <w:szCs w:val="17"/>
+                <w:color w:val="E2231A"/>
+                <w:sz w:val="23"/>
+                <w:szCs w:val="23"/>
               </w:rPr>
               <w:t xml:space="preserve">240</w:t>
             </w:r>
@@ -2184,27 +2244,27 @@
         </w:tc>
         <w:tc>
           <w:tcPr>
-            <w:tcW w:type="dxa" w:w="1506"/>
+            <w:tcW w:type="dxa" w:w="1456"/>
             <w:shd w:fill="FDF3F2" w:val="clear"/>
             <w:tcMar>
-              <w:top w:type="dxa" w:w="40"/>
-              <w:left w:type="dxa" w:w="80"/>
-              <w:bottom w:type="dxa" w:w="40"/>
-              <w:right w:type="dxa" w:w="80"/>
-            </w:tcMar>
-            <w:vAlign w:val="center"/>
-          </w:tcPr>
-          <w:p>
-            <w:r>
-              <w:rPr>
-                <w:rFonts w:ascii="Arial" w:cs="Arial" w:eastAsia="Arial" w:hAnsi="Arial"/>
-                <w:b w:val="false"/>
-                <w:bCs w:val="false"/>
-                <w:i w:val="false"/>
-                <w:iCs w:val="false"/>
-                <w:color w:val="3B3B3A"/>
-                <w:sz w:val="17"/>
-                <w:szCs w:val="17"/>
+              <w:top w:type="dxa" w:w="46"/>
+              <w:left w:type="dxa" w:w="90"/>
+              <w:bottom w:type="dxa" w:w="46"/>
+              <w:right w:type="dxa" w:w="90"/>
+            </w:tcMar>
+            <w:vAlign w:val="center"/>
+          </w:tcPr>
+          <w:p>
+            <w:r>
+              <w:rPr>
+                <w:rFonts w:ascii="Arial" w:cs="Arial" w:eastAsia="Arial" w:hAnsi="Arial"/>
+                <w:b w:val="false"/>
+                <w:bCs w:val="false"/>
+                <w:i w:val="false"/>
+                <w:iCs w:val="false"/>
+                <w:color w:val="1D1D1B"/>
+                <w:sz w:val="19"/>
+                <w:szCs w:val="19"/>
               </w:rPr>
               <w:t xml:space="preserve"/>
             </w:r>
@@ -2215,25 +2275,26 @@
         <w:tc>
           <w:tcPr>
             <w:tcW w:type="dxa" w:w="1250"/>
-            <w:tcMar>
-              <w:top w:type="dxa" w:w="40"/>
-              <w:left w:type="dxa" w:w="80"/>
-              <w:bottom w:type="dxa" w:w="40"/>
-              <w:right w:type="dxa" w:w="80"/>
-            </w:tcMar>
-            <w:vAlign w:val="center"/>
-          </w:tcPr>
-          <w:p>
-            <w:r>
-              <w:rPr>
-                <w:rFonts w:ascii="Arial" w:cs="Arial" w:eastAsia="Arial" w:hAnsi="Arial"/>
-                <w:b/>
-                <w:bCs/>
-                <w:i w:val="false"/>
-                <w:iCs w:val="false"/>
-                <w:color w:val="3B3B3A"/>
-                <w:sz w:val="17"/>
-                <w:szCs w:val="17"/>
+            <w:shd w:fill="FAFAFA" w:val="clear"/>
+            <w:tcMar>
+              <w:top w:type="dxa" w:w="46"/>
+              <w:left w:type="dxa" w:w="90"/>
+              <w:bottom w:type="dxa" w:w="46"/>
+              <w:right w:type="dxa" w:w="90"/>
+            </w:tcMar>
+            <w:vAlign w:val="center"/>
+          </w:tcPr>
+          <w:p>
+            <w:r>
+              <w:rPr>
+                <w:rFonts w:ascii="Arial" w:cs="Arial" w:eastAsia="Arial" w:hAnsi="Arial"/>
+                <w:b/>
+                <w:bCs/>
+                <w:i w:val="false"/>
+                <w:iCs w:val="false"/>
+                <w:color w:val="1D1D1B"/>
+                <w:sz w:val="19"/>
+                <w:szCs w:val="19"/>
               </w:rPr>
               <w:t xml:space="preserve">MF-102</w:t>
             </w:r>
@@ -2241,26 +2302,27 @@
         </w:tc>
         <w:tc>
           <w:tcPr>
-            <w:tcW w:type="dxa" w:w="5150"/>
-            <w:tcMar>
-              <w:top w:type="dxa" w:w="40"/>
-              <w:left w:type="dxa" w:w="80"/>
-              <w:bottom w:type="dxa" w:w="40"/>
-              <w:right w:type="dxa" w:w="80"/>
-            </w:tcMar>
-            <w:vAlign w:val="center"/>
-          </w:tcPr>
-          <w:p>
-            <w:r>
-              <w:rPr>
-                <w:rFonts w:ascii="Arial" w:cs="Arial" w:eastAsia="Arial" w:hAnsi="Arial"/>
-                <w:b w:val="false"/>
-                <w:bCs w:val="false"/>
-                <w:i w:val="false"/>
-                <w:iCs w:val="false"/>
-                <w:color w:val="3B3B3A"/>
-                <w:sz w:val="17"/>
-                <w:szCs w:val="17"/>
+            <w:tcW w:type="dxa" w:w="5050"/>
+            <w:shd w:fill="FAFAFA" w:val="clear"/>
+            <w:tcMar>
+              <w:top w:type="dxa" w:w="46"/>
+              <w:left w:type="dxa" w:w="90"/>
+              <w:bottom w:type="dxa" w:w="46"/>
+              <w:right w:type="dxa" w:w="90"/>
+            </w:tcMar>
+            <w:vAlign w:val="center"/>
+          </w:tcPr>
+          <w:p>
+            <w:r>
+              <w:rPr>
+                <w:rFonts w:ascii="Arial" w:cs="Arial" w:eastAsia="Arial" w:hAnsi="Arial"/>
+                <w:b w:val="false"/>
+                <w:bCs w:val="false"/>
+                <w:i w:val="false"/>
+                <w:iCs w:val="false"/>
+                <w:color w:val="1D1D1B"/>
+                <w:sz w:val="19"/>
+                <w:szCs w:val="19"/>
               </w:rPr>
               <w:t xml:space="preserve">Flex Granit ve Doğal Taş Yapıştırıcısı — Beyaz</w:t>
             </w:r>
@@ -2269,11 +2331,12 @@
         <w:tc>
           <w:tcPr>
             <w:tcW w:type="dxa" w:w="1160"/>
-            <w:tcMar>
-              <w:top w:type="dxa" w:w="40"/>
-              <w:left w:type="dxa" w:w="80"/>
-              <w:bottom w:type="dxa" w:w="40"/>
-              <w:right w:type="dxa" w:w="80"/>
+            <w:shd w:fill="FAFAFA" w:val="clear"/>
+            <w:tcMar>
+              <w:top w:type="dxa" w:w="46"/>
+              <w:left w:type="dxa" w:w="90"/>
+              <w:bottom w:type="dxa" w:w="46"/>
+              <w:right w:type="dxa" w:w="90"/>
             </w:tcMar>
             <w:vAlign w:val="center"/>
           </w:tcPr>
@@ -2288,9 +2351,9 @@
                 <w:bCs w:val="false"/>
                 <w:i w:val="false"/>
                 <w:iCs w:val="false"/>
-                <w:color w:val="3B3B3A"/>
-                <w:sz w:val="17"/>
-                <w:szCs w:val="17"/>
+                <w:color w:val="1D1D1B"/>
+                <w:sz w:val="19"/>
+                <w:szCs w:val="19"/>
               </w:rPr>
               <w:t xml:space="preserve">25 kg</w:t>
             </w:r>
@@ -2298,12 +2361,12 @@
         </w:tc>
         <w:tc>
           <w:tcPr>
-            <w:tcW w:type="dxa" w:w="1400"/>
-            <w:tcMar>
-              <w:top w:type="dxa" w:w="40"/>
-              <w:left w:type="dxa" w:w="80"/>
-              <w:bottom w:type="dxa" w:w="40"/>
-              <w:right w:type="dxa" w:w="80"/>
+            <w:tcW w:type="dxa" w:w="1550"/>
+            <w:tcMar>
+              <w:top w:type="dxa" w:w="46"/>
+              <w:left w:type="dxa" w:w="90"/>
+              <w:bottom w:type="dxa" w:w="46"/>
+              <w:right w:type="dxa" w:w="90"/>
             </w:tcMar>
             <w:vAlign w:val="center"/>
           </w:tcPr>
@@ -2318,9 +2381,9 @@
                 <w:bCs/>
                 <w:i w:val="false"/>
                 <w:iCs w:val="false"/>
-                <w:color w:val="3B3B3A"/>
-                <w:sz w:val="17"/>
-                <w:szCs w:val="17"/>
+                <w:color w:val="E2231A"/>
+                <w:sz w:val="23"/>
+                <w:szCs w:val="23"/>
               </w:rPr>
               <w:t xml:space="preserve">300</w:t>
             </w:r>
@@ -2328,27 +2391,27 @@
         </w:tc>
         <w:tc>
           <w:tcPr>
-            <w:tcW w:type="dxa" w:w="1506"/>
+            <w:tcW w:type="dxa" w:w="1456"/>
             <w:shd w:fill="FDF3F2" w:val="clear"/>
             <w:tcMar>
-              <w:top w:type="dxa" w:w="40"/>
-              <w:left w:type="dxa" w:w="80"/>
-              <w:bottom w:type="dxa" w:w="40"/>
-              <w:right w:type="dxa" w:w="80"/>
-            </w:tcMar>
-            <w:vAlign w:val="center"/>
-          </w:tcPr>
-          <w:p>
-            <w:r>
-              <w:rPr>
-                <w:rFonts w:ascii="Arial" w:cs="Arial" w:eastAsia="Arial" w:hAnsi="Arial"/>
-                <w:b w:val="false"/>
-                <w:bCs w:val="false"/>
-                <w:i w:val="false"/>
-                <w:iCs w:val="false"/>
-                <w:color w:val="3B3B3A"/>
-                <w:sz w:val="17"/>
-                <w:szCs w:val="17"/>
+              <w:top w:type="dxa" w:w="46"/>
+              <w:left w:type="dxa" w:w="90"/>
+              <w:bottom w:type="dxa" w:w="46"/>
+              <w:right w:type="dxa" w:w="90"/>
+            </w:tcMar>
+            <w:vAlign w:val="center"/>
+          </w:tcPr>
+          <w:p>
+            <w:r>
+              <w:rPr>
+                <w:rFonts w:ascii="Arial" w:cs="Arial" w:eastAsia="Arial" w:hAnsi="Arial"/>
+                <w:b w:val="false"/>
+                <w:bCs w:val="false"/>
+                <w:i w:val="false"/>
+                <w:iCs w:val="false"/>
+                <w:color w:val="1D1D1B"/>
+                <w:sz w:val="19"/>
+                <w:szCs w:val="19"/>
               </w:rPr>
               <w:t xml:space="preserve"/>
             </w:r>
@@ -2363,9 +2426,9 @@
             <w:shd w:fill="E2231A" w:val="clear"/>
             <w:tcMar>
               <w:top w:type="dxa" w:w="40"/>
-              <w:left w:type="dxa" w:w="80"/>
+              <w:left w:type="dxa" w:w="90"/>
               <w:bottom w:type="dxa" w:w="40"/>
-              <w:right w:type="dxa" w:w="80"/>
+              <w:right w:type="dxa" w:w="90"/>
             </w:tcMar>
             <w:vAlign w:val="center"/>
           </w:tcPr>
@@ -2378,8 +2441,8 @@
                 <w:i w:val="false"/>
                 <w:iCs w:val="false"/>
                 <w:color w:val="FFFFFF"/>
-                <w:sz w:val="16"/>
-                <w:szCs w:val="16"/>
+                <w:sz w:val="18"/>
+                <w:szCs w:val="18"/>
               </w:rPr>
               <w:t xml:space="preserve">DERZ DOLGU GRUBU</w:t>
             </w:r>
@@ -2391,24 +2454,24 @@
           <w:tcPr>
             <w:tcW w:type="dxa" w:w="1250"/>
             <w:tcMar>
-              <w:top w:type="dxa" w:w="40"/>
-              <w:left w:type="dxa" w:w="80"/>
-              <w:bottom w:type="dxa" w:w="40"/>
-              <w:right w:type="dxa" w:w="80"/>
-            </w:tcMar>
-            <w:vAlign w:val="center"/>
-          </w:tcPr>
-          <w:p>
-            <w:r>
-              <w:rPr>
-                <w:rFonts w:ascii="Arial" w:cs="Arial" w:eastAsia="Arial" w:hAnsi="Arial"/>
-                <w:b/>
-                <w:bCs/>
-                <w:i w:val="false"/>
-                <w:iCs w:val="false"/>
-                <w:color w:val="3B3B3A"/>
-                <w:sz w:val="17"/>
-                <w:szCs w:val="17"/>
+              <w:top w:type="dxa" w:w="46"/>
+              <w:left w:type="dxa" w:w="90"/>
+              <w:bottom w:type="dxa" w:w="46"/>
+              <w:right w:type="dxa" w:w="90"/>
+            </w:tcMar>
+            <w:vAlign w:val="center"/>
+          </w:tcPr>
+          <w:p>
+            <w:r>
+              <w:rPr>
+                <w:rFonts w:ascii="Arial" w:cs="Arial" w:eastAsia="Arial" w:hAnsi="Arial"/>
+                <w:b/>
+                <w:bCs/>
+                <w:i w:val="false"/>
+                <w:iCs w:val="false"/>
+                <w:color w:val="1D1D1B"/>
+                <w:sz w:val="19"/>
+                <w:szCs w:val="19"/>
               </w:rPr>
               <w:t xml:space="preserve">MF-201</w:t>
             </w:r>
@@ -2416,26 +2479,26 @@
         </w:tc>
         <w:tc>
           <w:tcPr>
-            <w:tcW w:type="dxa" w:w="5150"/>
-            <w:tcMar>
-              <w:top w:type="dxa" w:w="40"/>
-              <w:left w:type="dxa" w:w="80"/>
-              <w:bottom w:type="dxa" w:w="40"/>
-              <w:right w:type="dxa" w:w="80"/>
-            </w:tcMar>
-            <w:vAlign w:val="center"/>
-          </w:tcPr>
-          <w:p>
-            <w:r>
-              <w:rPr>
-                <w:rFonts w:ascii="Arial" w:cs="Arial" w:eastAsia="Arial" w:hAnsi="Arial"/>
-                <w:b w:val="false"/>
-                <w:bCs w:val="false"/>
-                <w:i w:val="false"/>
-                <w:iCs w:val="false"/>
-                <w:color w:val="3B3B3A"/>
-                <w:sz w:val="17"/>
-                <w:szCs w:val="17"/>
+            <w:tcW w:type="dxa" w:w="5050"/>
+            <w:tcMar>
+              <w:top w:type="dxa" w:w="46"/>
+              <w:left w:type="dxa" w:w="90"/>
+              <w:bottom w:type="dxa" w:w="46"/>
+              <w:right w:type="dxa" w:w="90"/>
+            </w:tcMar>
+            <w:vAlign w:val="center"/>
+          </w:tcPr>
+          <w:p>
+            <w:r>
+              <w:rPr>
+                <w:rFonts w:ascii="Arial" w:cs="Arial" w:eastAsia="Arial" w:hAnsi="Arial"/>
+                <w:b w:val="false"/>
+                <w:bCs w:val="false"/>
+                <w:i w:val="false"/>
+                <w:iCs w:val="false"/>
+                <w:color w:val="1D1D1B"/>
+                <w:sz w:val="19"/>
+                <w:szCs w:val="19"/>
               </w:rPr>
               <w:t xml:space="preserve">Derz Dolgu (1-6 mm) — Beyaz / Gri / Bej</w:t>
             </w:r>
@@ -2445,10 +2508,10 @@
           <w:tcPr>
             <w:tcW w:type="dxa" w:w="1160"/>
             <w:tcMar>
-              <w:top w:type="dxa" w:w="40"/>
-              <w:left w:type="dxa" w:w="80"/>
-              <w:bottom w:type="dxa" w:w="40"/>
-              <w:right w:type="dxa" w:w="80"/>
+              <w:top w:type="dxa" w:w="46"/>
+              <w:left w:type="dxa" w:w="90"/>
+              <w:bottom w:type="dxa" w:w="46"/>
+              <w:right w:type="dxa" w:w="90"/>
             </w:tcMar>
             <w:vAlign w:val="center"/>
           </w:tcPr>
@@ -2463,9 +2526,9 @@
                 <w:bCs w:val="false"/>
                 <w:i w:val="false"/>
                 <w:iCs w:val="false"/>
-                <w:color w:val="3B3B3A"/>
-                <w:sz w:val="17"/>
-                <w:szCs w:val="17"/>
+                <w:color w:val="1D1D1B"/>
+                <w:sz w:val="19"/>
+                <w:szCs w:val="19"/>
               </w:rPr>
               <w:t xml:space="preserve">20 kg</w:t>
             </w:r>
@@ -2473,12 +2536,12 @@
         </w:tc>
         <w:tc>
           <w:tcPr>
-            <w:tcW w:type="dxa" w:w="1400"/>
-            <w:tcMar>
-              <w:top w:type="dxa" w:w="40"/>
-              <w:left w:type="dxa" w:w="80"/>
-              <w:bottom w:type="dxa" w:w="40"/>
-              <w:right w:type="dxa" w:w="80"/>
+            <w:tcW w:type="dxa" w:w="1550"/>
+            <w:tcMar>
+              <w:top w:type="dxa" w:w="46"/>
+              <w:left w:type="dxa" w:w="90"/>
+              <w:bottom w:type="dxa" w:w="46"/>
+              <w:right w:type="dxa" w:w="90"/>
             </w:tcMar>
             <w:vAlign w:val="center"/>
           </w:tcPr>
@@ -2493,9 +2556,9 @@
                 <w:bCs/>
                 <w:i w:val="false"/>
                 <w:iCs w:val="false"/>
-                <w:color w:val="3B3B3A"/>
-                <w:sz w:val="17"/>
-                <w:szCs w:val="17"/>
+                <w:color w:val="E2231A"/>
+                <w:sz w:val="23"/>
+                <w:szCs w:val="23"/>
               </w:rPr>
               <w:t xml:space="preserve">420</w:t>
             </w:r>
@@ -2503,27 +2566,27 @@
         </w:tc>
         <w:tc>
           <w:tcPr>
-            <w:tcW w:type="dxa" w:w="1506"/>
+            <w:tcW w:type="dxa" w:w="1456"/>
             <w:shd w:fill="FDF3F2" w:val="clear"/>
             <w:tcMar>
-              <w:top w:type="dxa" w:w="40"/>
-              <w:left w:type="dxa" w:w="80"/>
-              <w:bottom w:type="dxa" w:w="40"/>
-              <w:right w:type="dxa" w:w="80"/>
-            </w:tcMar>
-            <w:vAlign w:val="center"/>
-          </w:tcPr>
-          <w:p>
-            <w:r>
-              <w:rPr>
-                <w:rFonts w:ascii="Arial" w:cs="Arial" w:eastAsia="Arial" w:hAnsi="Arial"/>
-                <w:b w:val="false"/>
-                <w:bCs w:val="false"/>
-                <w:i w:val="false"/>
-                <w:iCs w:val="false"/>
-                <w:color w:val="3B3B3A"/>
-                <w:sz w:val="17"/>
-                <w:szCs w:val="17"/>
+              <w:top w:type="dxa" w:w="46"/>
+              <w:left w:type="dxa" w:w="90"/>
+              <w:bottom w:type="dxa" w:w="46"/>
+              <w:right w:type="dxa" w:w="90"/>
+            </w:tcMar>
+            <w:vAlign w:val="center"/>
+          </w:tcPr>
+          <w:p>
+            <w:r>
+              <w:rPr>
+                <w:rFonts w:ascii="Arial" w:cs="Arial" w:eastAsia="Arial" w:hAnsi="Arial"/>
+                <w:b w:val="false"/>
+                <w:bCs w:val="false"/>
+                <w:i w:val="false"/>
+                <w:iCs w:val="false"/>
+                <w:color w:val="1D1D1B"/>
+                <w:sz w:val="19"/>
+                <w:szCs w:val="19"/>
               </w:rPr>
               <w:t xml:space="preserve"/>
             </w:r>
@@ -2538,9 +2601,9 @@
             <w:shd w:fill="E2231A" w:val="clear"/>
             <w:tcMar>
               <w:top w:type="dxa" w:w="40"/>
-              <w:left w:type="dxa" w:w="80"/>
+              <w:left w:type="dxa" w:w="90"/>
               <w:bottom w:type="dxa" w:w="40"/>
-              <w:right w:type="dxa" w:w="80"/>
+              <w:right w:type="dxa" w:w="90"/>
             </w:tcMar>
             <w:vAlign w:val="center"/>
           </w:tcPr>
@@ -2553,8 +2616,8 @@
                 <w:i w:val="false"/>
                 <w:iCs w:val="false"/>
                 <w:color w:val="FFFFFF"/>
-                <w:sz w:val="16"/>
-                <w:szCs w:val="16"/>
+                <w:sz w:val="18"/>
+                <w:szCs w:val="18"/>
               </w:rPr>
               <w:t xml:space="preserve">YÜZEY SERTLEŞTİRİCİ GRUBU</w:t>
             </w:r>
@@ -2565,25 +2628,26 @@
         <w:tc>
           <w:tcPr>
             <w:tcW w:type="dxa" w:w="1250"/>
-            <w:tcMar>
-              <w:top w:type="dxa" w:w="40"/>
-              <w:left w:type="dxa" w:w="80"/>
-              <w:bottom w:type="dxa" w:w="40"/>
-              <w:right w:type="dxa" w:w="80"/>
-            </w:tcMar>
-            <w:vAlign w:val="center"/>
-          </w:tcPr>
-          <w:p>
-            <w:r>
-              <w:rPr>
-                <w:rFonts w:ascii="Arial" w:cs="Arial" w:eastAsia="Arial" w:hAnsi="Arial"/>
-                <w:b/>
-                <w:bCs/>
-                <w:i w:val="false"/>
-                <w:iCs w:val="false"/>
-                <w:color w:val="3B3B3A"/>
-                <w:sz w:val="17"/>
-                <w:szCs w:val="17"/>
+            <w:shd w:fill="FAFAFA" w:val="clear"/>
+            <w:tcMar>
+              <w:top w:type="dxa" w:w="46"/>
+              <w:left w:type="dxa" w:w="90"/>
+              <w:bottom w:type="dxa" w:w="46"/>
+              <w:right w:type="dxa" w:w="90"/>
+            </w:tcMar>
+            <w:vAlign w:val="center"/>
+          </w:tcPr>
+          <w:p>
+            <w:r>
+              <w:rPr>
+                <w:rFonts w:ascii="Arial" w:cs="Arial" w:eastAsia="Arial" w:hAnsi="Arial"/>
+                <w:b/>
+                <w:bCs/>
+                <w:i w:val="false"/>
+                <w:iCs w:val="false"/>
+                <w:color w:val="1D1D1B"/>
+                <w:sz w:val="19"/>
+                <w:szCs w:val="19"/>
               </w:rPr>
               <w:t xml:space="preserve">MF-601</w:t>
             </w:r>
@@ -2591,26 +2655,27 @@
         </w:tc>
         <w:tc>
           <w:tcPr>
-            <w:tcW w:type="dxa" w:w="5150"/>
-            <w:tcMar>
-              <w:top w:type="dxa" w:w="40"/>
-              <w:left w:type="dxa" w:w="80"/>
-              <w:bottom w:type="dxa" w:w="40"/>
-              <w:right w:type="dxa" w:w="80"/>
-            </w:tcMar>
-            <w:vAlign w:val="center"/>
-          </w:tcPr>
-          <w:p>
-            <w:r>
-              <w:rPr>
-                <w:rFonts w:ascii="Arial" w:cs="Arial" w:eastAsia="Arial" w:hAnsi="Arial"/>
-                <w:b w:val="false"/>
-                <w:bCs w:val="false"/>
-                <w:i w:val="false"/>
-                <w:iCs w:val="false"/>
-                <w:color w:val="3B3B3A"/>
-                <w:sz w:val="17"/>
-                <w:szCs w:val="17"/>
+            <w:tcW w:type="dxa" w:w="5050"/>
+            <w:shd w:fill="FAFAFA" w:val="clear"/>
+            <w:tcMar>
+              <w:top w:type="dxa" w:w="46"/>
+              <w:left w:type="dxa" w:w="90"/>
+              <w:bottom w:type="dxa" w:w="46"/>
+              <w:right w:type="dxa" w:w="90"/>
+            </w:tcMar>
+            <w:vAlign w:val="center"/>
+          </w:tcPr>
+          <w:p>
+            <w:r>
+              <w:rPr>
+                <w:rFonts w:ascii="Arial" w:cs="Arial" w:eastAsia="Arial" w:hAnsi="Arial"/>
+                <w:b w:val="false"/>
+                <w:bCs w:val="false"/>
+                <w:i w:val="false"/>
+                <w:iCs w:val="false"/>
+                <w:color w:val="1D1D1B"/>
+                <w:sz w:val="19"/>
+                <w:szCs w:val="19"/>
               </w:rPr>
               <w:t xml:space="preserve">Yüzey Sertleştirici — Gri</w:t>
             </w:r>
@@ -2619,11 +2684,12 @@
         <w:tc>
           <w:tcPr>
             <w:tcW w:type="dxa" w:w="1160"/>
-            <w:tcMar>
-              <w:top w:type="dxa" w:w="40"/>
-              <w:left w:type="dxa" w:w="80"/>
-              <w:bottom w:type="dxa" w:w="40"/>
-              <w:right w:type="dxa" w:w="80"/>
+            <w:shd w:fill="FAFAFA" w:val="clear"/>
+            <w:tcMar>
+              <w:top w:type="dxa" w:w="46"/>
+              <w:left w:type="dxa" w:w="90"/>
+              <w:bottom w:type="dxa" w:w="46"/>
+              <w:right w:type="dxa" w:w="90"/>
             </w:tcMar>
             <w:vAlign w:val="center"/>
           </w:tcPr>
@@ -2638,9 +2704,9 @@
                 <w:bCs w:val="false"/>
                 <w:i w:val="false"/>
                 <w:iCs w:val="false"/>
-                <w:color w:val="3B3B3A"/>
-                <w:sz w:val="17"/>
-                <w:szCs w:val="17"/>
+                <w:color w:val="1D1D1B"/>
+                <w:sz w:val="19"/>
+                <w:szCs w:val="19"/>
               </w:rPr>
               <w:t xml:space="preserve">25 kg</w:t>
             </w:r>
@@ -2648,12 +2714,12 @@
         </w:tc>
         <w:tc>
           <w:tcPr>
-            <w:tcW w:type="dxa" w:w="1400"/>
-            <w:tcMar>
-              <w:top w:type="dxa" w:w="40"/>
-              <w:left w:type="dxa" w:w="80"/>
-              <w:bottom w:type="dxa" w:w="40"/>
-              <w:right w:type="dxa" w:w="80"/>
+            <w:tcW w:type="dxa" w:w="1550"/>
+            <w:tcMar>
+              <w:top w:type="dxa" w:w="46"/>
+              <w:left w:type="dxa" w:w="90"/>
+              <w:bottom w:type="dxa" w:w="46"/>
+              <w:right w:type="dxa" w:w="90"/>
             </w:tcMar>
             <w:vAlign w:val="center"/>
           </w:tcPr>
@@ -2668,9 +2734,9 @@
                 <w:bCs/>
                 <w:i w:val="false"/>
                 <w:iCs w:val="false"/>
-                <w:color w:val="3B3B3A"/>
-                <w:sz w:val="17"/>
-                <w:szCs w:val="17"/>
+                <w:color w:val="E2231A"/>
+                <w:sz w:val="23"/>
+                <w:szCs w:val="23"/>
               </w:rPr>
               <w:t xml:space="preserve">270</w:t>
             </w:r>
@@ -2678,27 +2744,27 @@
         </w:tc>
         <w:tc>
           <w:tcPr>
-            <w:tcW w:type="dxa" w:w="1506"/>
+            <w:tcW w:type="dxa" w:w="1456"/>
             <w:shd w:fill="FDF3F2" w:val="clear"/>
             <w:tcMar>
-              <w:top w:type="dxa" w:w="40"/>
-              <w:left w:type="dxa" w:w="80"/>
-              <w:bottom w:type="dxa" w:w="40"/>
-              <w:right w:type="dxa" w:w="80"/>
-            </w:tcMar>
-            <w:vAlign w:val="center"/>
-          </w:tcPr>
-          <w:p>
-            <w:r>
-              <w:rPr>
-                <w:rFonts w:ascii="Arial" w:cs="Arial" w:eastAsia="Arial" w:hAnsi="Arial"/>
-                <w:b w:val="false"/>
-                <w:bCs w:val="false"/>
-                <w:i w:val="false"/>
-                <w:iCs w:val="false"/>
-                <w:color w:val="3B3B3A"/>
-                <w:sz w:val="17"/>
-                <w:szCs w:val="17"/>
+              <w:top w:type="dxa" w:w="46"/>
+              <w:left w:type="dxa" w:w="90"/>
+              <w:bottom w:type="dxa" w:w="46"/>
+              <w:right w:type="dxa" w:w="90"/>
+            </w:tcMar>
+            <w:vAlign w:val="center"/>
+          </w:tcPr>
+          <w:p>
+            <w:r>
+              <w:rPr>
+                <w:rFonts w:ascii="Arial" w:cs="Arial" w:eastAsia="Arial" w:hAnsi="Arial"/>
+                <w:b w:val="false"/>
+                <w:bCs w:val="false"/>
+                <w:i w:val="false"/>
+                <w:iCs w:val="false"/>
+                <w:color w:val="1D1D1B"/>
+                <w:sz w:val="19"/>
+                <w:szCs w:val="19"/>
               </w:rPr>
               <w:t xml:space="preserve"/>
             </w:r>
@@ -2710,24 +2776,24 @@
           <w:tcPr>
             <w:tcW w:type="dxa" w:w="1250"/>
             <w:tcMar>
-              <w:top w:type="dxa" w:w="40"/>
-              <w:left w:type="dxa" w:w="80"/>
-              <w:bottom w:type="dxa" w:w="40"/>
-              <w:right w:type="dxa" w:w="80"/>
-            </w:tcMar>
-            <w:vAlign w:val="center"/>
-          </w:tcPr>
-          <w:p>
-            <w:r>
-              <w:rPr>
-                <w:rFonts w:ascii="Arial" w:cs="Arial" w:eastAsia="Arial" w:hAnsi="Arial"/>
-                <w:b/>
-                <w:bCs/>
-                <w:i w:val="false"/>
-                <w:iCs w:val="false"/>
-                <w:color w:val="3B3B3A"/>
-                <w:sz w:val="17"/>
-                <w:szCs w:val="17"/>
+              <w:top w:type="dxa" w:w="46"/>
+              <w:left w:type="dxa" w:w="90"/>
+              <w:bottom w:type="dxa" w:w="46"/>
+              <w:right w:type="dxa" w:w="90"/>
+            </w:tcMar>
+            <w:vAlign w:val="center"/>
+          </w:tcPr>
+          <w:p>
+            <w:r>
+              <w:rPr>
+                <w:rFonts w:ascii="Arial" w:cs="Arial" w:eastAsia="Arial" w:hAnsi="Arial"/>
+                <w:b/>
+                <w:bCs/>
+                <w:i w:val="false"/>
+                <w:iCs w:val="false"/>
+                <w:color w:val="1D1D1B"/>
+                <w:sz w:val="19"/>
+                <w:szCs w:val="19"/>
               </w:rPr>
               <w:t xml:space="preserve">MF-601</w:t>
             </w:r>
@@ -2735,26 +2801,26 @@
         </w:tc>
         <w:tc>
           <w:tcPr>
-            <w:tcW w:type="dxa" w:w="5150"/>
-            <w:tcMar>
-              <w:top w:type="dxa" w:w="40"/>
-              <w:left w:type="dxa" w:w="80"/>
-              <w:bottom w:type="dxa" w:w="40"/>
-              <w:right w:type="dxa" w:w="80"/>
-            </w:tcMar>
-            <w:vAlign w:val="center"/>
-          </w:tcPr>
-          <w:p>
-            <w:r>
-              <w:rPr>
-                <w:rFonts w:ascii="Arial" w:cs="Arial" w:eastAsia="Arial" w:hAnsi="Arial"/>
-                <w:b w:val="false"/>
-                <w:bCs w:val="false"/>
-                <w:i w:val="false"/>
-                <w:iCs w:val="false"/>
-                <w:color w:val="3B3B3A"/>
-                <w:sz w:val="17"/>
-                <w:szCs w:val="17"/>
+            <w:tcW w:type="dxa" w:w="5050"/>
+            <w:tcMar>
+              <w:top w:type="dxa" w:w="46"/>
+              <w:left w:type="dxa" w:w="90"/>
+              <w:bottom w:type="dxa" w:w="46"/>
+              <w:right w:type="dxa" w:w="90"/>
+            </w:tcMar>
+            <w:vAlign w:val="center"/>
+          </w:tcPr>
+          <w:p>
+            <w:r>
+              <w:rPr>
+                <w:rFonts w:ascii="Arial" w:cs="Arial" w:eastAsia="Arial" w:hAnsi="Arial"/>
+                <w:b w:val="false"/>
+                <w:bCs w:val="false"/>
+                <w:i w:val="false"/>
+                <w:iCs w:val="false"/>
+                <w:color w:val="1D1D1B"/>
+                <w:sz w:val="19"/>
+                <w:szCs w:val="19"/>
               </w:rPr>
               <w:t xml:space="preserve">Yüzey Sertleştirici — Kırmızı</w:t>
             </w:r>
@@ -2764,10 +2830,10 @@
           <w:tcPr>
             <w:tcW w:type="dxa" w:w="1160"/>
             <w:tcMar>
-              <w:top w:type="dxa" w:w="40"/>
-              <w:left w:type="dxa" w:w="80"/>
-              <w:bottom w:type="dxa" w:w="40"/>
-              <w:right w:type="dxa" w:w="80"/>
+              <w:top w:type="dxa" w:w="46"/>
+              <w:left w:type="dxa" w:w="90"/>
+              <w:bottom w:type="dxa" w:w="46"/>
+              <w:right w:type="dxa" w:w="90"/>
             </w:tcMar>
             <w:vAlign w:val="center"/>
           </w:tcPr>
@@ -2782,9 +2848,9 @@
                 <w:bCs w:val="false"/>
                 <w:i w:val="false"/>
                 <w:iCs w:val="false"/>
-                <w:color w:val="3B3B3A"/>
-                <w:sz w:val="17"/>
-                <w:szCs w:val="17"/>
+                <w:color w:val="1D1D1B"/>
+                <w:sz w:val="19"/>
+                <w:szCs w:val="19"/>
               </w:rPr>
               <w:t xml:space="preserve">25 kg</w:t>
             </w:r>
@@ -2792,12 +2858,12 @@
         </w:tc>
         <w:tc>
           <w:tcPr>
-            <w:tcW w:type="dxa" w:w="1400"/>
-            <w:tcMar>
-              <w:top w:type="dxa" w:w="40"/>
-              <w:left w:type="dxa" w:w="80"/>
-              <w:bottom w:type="dxa" w:w="40"/>
-              <w:right w:type="dxa" w:w="80"/>
+            <w:tcW w:type="dxa" w:w="1550"/>
+            <w:tcMar>
+              <w:top w:type="dxa" w:w="46"/>
+              <w:left w:type="dxa" w:w="90"/>
+              <w:bottom w:type="dxa" w:w="46"/>
+              <w:right w:type="dxa" w:w="90"/>
             </w:tcMar>
             <w:vAlign w:val="center"/>
           </w:tcPr>
@@ -2812,9 +2878,9 @@
                 <w:bCs/>
                 <w:i w:val="false"/>
                 <w:iCs w:val="false"/>
-                <w:color w:val="3B3B3A"/>
-                <w:sz w:val="17"/>
-                <w:szCs w:val="17"/>
+                <w:color w:val="E2231A"/>
+                <w:sz w:val="23"/>
+                <w:szCs w:val="23"/>
               </w:rPr>
               <w:t xml:space="preserve">330</w:t>
             </w:r>
@@ -2822,27 +2888,27 @@
         </w:tc>
         <w:tc>
           <w:tcPr>
-            <w:tcW w:type="dxa" w:w="1506"/>
+            <w:tcW w:type="dxa" w:w="1456"/>
             <w:shd w:fill="FDF3F2" w:val="clear"/>
             <w:tcMar>
-              <w:top w:type="dxa" w:w="40"/>
-              <w:left w:type="dxa" w:w="80"/>
-              <w:bottom w:type="dxa" w:w="40"/>
-              <w:right w:type="dxa" w:w="80"/>
-            </w:tcMar>
-            <w:vAlign w:val="center"/>
-          </w:tcPr>
-          <w:p>
-            <w:r>
-              <w:rPr>
-                <w:rFonts w:ascii="Arial" w:cs="Arial" w:eastAsia="Arial" w:hAnsi="Arial"/>
-                <w:b w:val="false"/>
-                <w:bCs w:val="false"/>
-                <w:i w:val="false"/>
-                <w:iCs w:val="false"/>
-                <w:color w:val="3B3B3A"/>
-                <w:sz w:val="17"/>
-                <w:szCs w:val="17"/>
+              <w:top w:type="dxa" w:w="46"/>
+              <w:left w:type="dxa" w:w="90"/>
+              <w:bottom w:type="dxa" w:w="46"/>
+              <w:right w:type="dxa" w:w="90"/>
+            </w:tcMar>
+            <w:vAlign w:val="center"/>
+          </w:tcPr>
+          <w:p>
+            <w:r>
+              <w:rPr>
+                <w:rFonts w:ascii="Arial" w:cs="Arial" w:eastAsia="Arial" w:hAnsi="Arial"/>
+                <w:b w:val="false"/>
+                <w:bCs w:val="false"/>
+                <w:i w:val="false"/>
+                <w:iCs w:val="false"/>
+                <w:color w:val="1D1D1B"/>
+                <w:sz w:val="19"/>
+                <w:szCs w:val="19"/>
               </w:rPr>
               <w:t xml:space="preserve"/>
             </w:r>
@@ -2853,25 +2919,26 @@
         <w:tc>
           <w:tcPr>
             <w:tcW w:type="dxa" w:w="1250"/>
-            <w:tcMar>
-              <w:top w:type="dxa" w:w="40"/>
-              <w:left w:type="dxa" w:w="80"/>
-              <w:bottom w:type="dxa" w:w="40"/>
-              <w:right w:type="dxa" w:w="80"/>
-            </w:tcMar>
-            <w:vAlign w:val="center"/>
-          </w:tcPr>
-          <w:p>
-            <w:r>
-              <w:rPr>
-                <w:rFonts w:ascii="Arial" w:cs="Arial" w:eastAsia="Arial" w:hAnsi="Arial"/>
-                <w:b/>
-                <w:bCs/>
-                <w:i w:val="false"/>
-                <w:iCs w:val="false"/>
-                <w:color w:val="3B3B3A"/>
-                <w:sz w:val="17"/>
-                <w:szCs w:val="17"/>
+            <w:shd w:fill="FAFAFA" w:val="clear"/>
+            <w:tcMar>
+              <w:top w:type="dxa" w:w="46"/>
+              <w:left w:type="dxa" w:w="90"/>
+              <w:bottom w:type="dxa" w:w="46"/>
+              <w:right w:type="dxa" w:w="90"/>
+            </w:tcMar>
+            <w:vAlign w:val="center"/>
+          </w:tcPr>
+          <w:p>
+            <w:r>
+              <w:rPr>
+                <w:rFonts w:ascii="Arial" w:cs="Arial" w:eastAsia="Arial" w:hAnsi="Arial"/>
+                <w:b/>
+                <w:bCs/>
+                <w:i w:val="false"/>
+                <w:iCs w:val="false"/>
+                <w:color w:val="1D1D1B"/>
+                <w:sz w:val="19"/>
+                <w:szCs w:val="19"/>
               </w:rPr>
               <w:t xml:space="preserve">MF-601</w:t>
             </w:r>
@@ -2879,26 +2946,27 @@
         </w:tc>
         <w:tc>
           <w:tcPr>
-            <w:tcW w:type="dxa" w:w="5150"/>
-            <w:tcMar>
-              <w:top w:type="dxa" w:w="40"/>
-              <w:left w:type="dxa" w:w="80"/>
-              <w:bottom w:type="dxa" w:w="40"/>
-              <w:right w:type="dxa" w:w="80"/>
-            </w:tcMar>
-            <w:vAlign w:val="center"/>
-          </w:tcPr>
-          <w:p>
-            <w:r>
-              <w:rPr>
-                <w:rFonts w:ascii="Arial" w:cs="Arial" w:eastAsia="Arial" w:hAnsi="Arial"/>
-                <w:b w:val="false"/>
-                <w:bCs w:val="false"/>
-                <w:i w:val="false"/>
-                <w:iCs w:val="false"/>
-                <w:color w:val="3B3B3A"/>
-                <w:sz w:val="17"/>
-                <w:szCs w:val="17"/>
+            <w:tcW w:type="dxa" w:w="5050"/>
+            <w:shd w:fill="FAFAFA" w:val="clear"/>
+            <w:tcMar>
+              <w:top w:type="dxa" w:w="46"/>
+              <w:left w:type="dxa" w:w="90"/>
+              <w:bottom w:type="dxa" w:w="46"/>
+              <w:right w:type="dxa" w:w="90"/>
+            </w:tcMar>
+            <w:vAlign w:val="center"/>
+          </w:tcPr>
+          <w:p>
+            <w:r>
+              <w:rPr>
+                <w:rFonts w:ascii="Arial" w:cs="Arial" w:eastAsia="Arial" w:hAnsi="Arial"/>
+                <w:b w:val="false"/>
+                <w:bCs w:val="false"/>
+                <w:i w:val="false"/>
+                <w:iCs w:val="false"/>
+                <w:color w:val="1D1D1B"/>
+                <w:sz w:val="19"/>
+                <w:szCs w:val="19"/>
               </w:rPr>
               <w:t xml:space="preserve">Yüzey Sertleştirici — Süper Kırmızı</w:t>
             </w:r>
@@ -2907,11 +2975,12 @@
         <w:tc>
           <w:tcPr>
             <w:tcW w:type="dxa" w:w="1160"/>
-            <w:tcMar>
-              <w:top w:type="dxa" w:w="40"/>
-              <w:left w:type="dxa" w:w="80"/>
-              <w:bottom w:type="dxa" w:w="40"/>
-              <w:right w:type="dxa" w:w="80"/>
+            <w:shd w:fill="FAFAFA" w:val="clear"/>
+            <w:tcMar>
+              <w:top w:type="dxa" w:w="46"/>
+              <w:left w:type="dxa" w:w="90"/>
+              <w:bottom w:type="dxa" w:w="46"/>
+              <w:right w:type="dxa" w:w="90"/>
             </w:tcMar>
             <w:vAlign w:val="center"/>
           </w:tcPr>
@@ -2926,9 +2995,9 @@
                 <w:bCs w:val="false"/>
                 <w:i w:val="false"/>
                 <w:iCs w:val="false"/>
-                <w:color w:val="3B3B3A"/>
-                <w:sz w:val="17"/>
-                <w:szCs w:val="17"/>
+                <w:color w:val="1D1D1B"/>
+                <w:sz w:val="19"/>
+                <w:szCs w:val="19"/>
               </w:rPr>
               <w:t xml:space="preserve">25 kg</w:t>
             </w:r>
@@ -2936,12 +3005,12 @@
         </w:tc>
         <w:tc>
           <w:tcPr>
-            <w:tcW w:type="dxa" w:w="1400"/>
-            <w:tcMar>
-              <w:top w:type="dxa" w:w="40"/>
-              <w:left w:type="dxa" w:w="80"/>
-              <w:bottom w:type="dxa" w:w="40"/>
-              <w:right w:type="dxa" w:w="80"/>
+            <w:tcW w:type="dxa" w:w="1550"/>
+            <w:tcMar>
+              <w:top w:type="dxa" w:w="46"/>
+              <w:left w:type="dxa" w:w="90"/>
+              <w:bottom w:type="dxa" w:w="46"/>
+              <w:right w:type="dxa" w:w="90"/>
             </w:tcMar>
             <w:vAlign w:val="center"/>
           </w:tcPr>
@@ -2956,9 +3025,9 @@
                 <w:bCs/>
                 <w:i w:val="false"/>
                 <w:iCs w:val="false"/>
-                <w:color w:val="3B3B3A"/>
-                <w:sz w:val="17"/>
-                <w:szCs w:val="17"/>
+                <w:color w:val="E2231A"/>
+                <w:sz w:val="23"/>
+                <w:szCs w:val="23"/>
               </w:rPr>
               <w:t xml:space="preserve">360</w:t>
             </w:r>
@@ -2966,27 +3035,27 @@
         </w:tc>
         <w:tc>
           <w:tcPr>
-            <w:tcW w:type="dxa" w:w="1506"/>
+            <w:tcW w:type="dxa" w:w="1456"/>
             <w:shd w:fill="FDF3F2" w:val="clear"/>
             <w:tcMar>
-              <w:top w:type="dxa" w:w="40"/>
-              <w:left w:type="dxa" w:w="80"/>
-              <w:bottom w:type="dxa" w:w="40"/>
-              <w:right w:type="dxa" w:w="80"/>
-            </w:tcMar>
-            <w:vAlign w:val="center"/>
-          </w:tcPr>
-          <w:p>
-            <w:r>
-              <w:rPr>
-                <w:rFonts w:ascii="Arial" w:cs="Arial" w:eastAsia="Arial" w:hAnsi="Arial"/>
-                <w:b w:val="false"/>
-                <w:bCs w:val="false"/>
-                <w:i w:val="false"/>
-                <w:iCs w:val="false"/>
-                <w:color w:val="3B3B3A"/>
-                <w:sz w:val="17"/>
-                <w:szCs w:val="17"/>
+              <w:top w:type="dxa" w:w="46"/>
+              <w:left w:type="dxa" w:w="90"/>
+              <w:bottom w:type="dxa" w:w="46"/>
+              <w:right w:type="dxa" w:w="90"/>
+            </w:tcMar>
+            <w:vAlign w:val="center"/>
+          </w:tcPr>
+          <w:p>
+            <w:r>
+              <w:rPr>
+                <w:rFonts w:ascii="Arial" w:cs="Arial" w:eastAsia="Arial" w:hAnsi="Arial"/>
+                <w:b w:val="false"/>
+                <w:bCs w:val="false"/>
+                <w:i w:val="false"/>
+                <w:iCs w:val="false"/>
+                <w:color w:val="1D1D1B"/>
+                <w:sz w:val="19"/>
+                <w:szCs w:val="19"/>
               </w:rPr>
               <w:t xml:space="preserve"/>
             </w:r>
@@ -3001,9 +3070,9 @@
             <w:shd w:fill="E2231A" w:val="clear"/>
             <w:tcMar>
               <w:top w:type="dxa" w:w="40"/>
-              <w:left w:type="dxa" w:w="80"/>
+              <w:left w:type="dxa" w:w="90"/>
               <w:bottom w:type="dxa" w:w="40"/>
-              <w:right w:type="dxa" w:w="80"/>
+              <w:right w:type="dxa" w:w="90"/>
             </w:tcMar>
             <w:vAlign w:val="center"/>
           </w:tcPr>
@@ -3016,8 +3085,8 @@
                 <w:i w:val="false"/>
                 <w:iCs w:val="false"/>
                 <w:color w:val="FFFFFF"/>
-                <w:sz w:val="16"/>
-                <w:szCs w:val="16"/>
+                <w:sz w:val="18"/>
+                <w:szCs w:val="18"/>
               </w:rPr>
               <w:t xml:space="preserve">SU YALITIM GRUBU</w:t>
             </w:r>
@@ -3029,24 +3098,24 @@
           <w:tcPr>
             <w:tcW w:type="dxa" w:w="1250"/>
             <w:tcMar>
-              <w:top w:type="dxa" w:w="40"/>
-              <w:left w:type="dxa" w:w="80"/>
-              <w:bottom w:type="dxa" w:w="40"/>
-              <w:right w:type="dxa" w:w="80"/>
-            </w:tcMar>
-            <w:vAlign w:val="center"/>
-          </w:tcPr>
-          <w:p>
-            <w:r>
-              <w:rPr>
-                <w:rFonts w:ascii="Arial" w:cs="Arial" w:eastAsia="Arial" w:hAnsi="Arial"/>
-                <w:b/>
-                <w:bCs/>
-                <w:i w:val="false"/>
-                <w:iCs w:val="false"/>
-                <w:color w:val="3B3B3A"/>
-                <w:sz w:val="17"/>
-                <w:szCs w:val="17"/>
+              <w:top w:type="dxa" w:w="46"/>
+              <w:left w:type="dxa" w:w="90"/>
+              <w:bottom w:type="dxa" w:w="46"/>
+              <w:right w:type="dxa" w:w="90"/>
+            </w:tcMar>
+            <w:vAlign w:val="center"/>
+          </w:tcPr>
+          <w:p>
+            <w:r>
+              <w:rPr>
+                <w:rFonts w:ascii="Arial" w:cs="Arial" w:eastAsia="Arial" w:hAnsi="Arial"/>
+                <w:b/>
+                <w:bCs/>
+                <w:i w:val="false"/>
+                <w:iCs w:val="false"/>
+                <w:color w:val="1D1D1B"/>
+                <w:sz w:val="19"/>
+                <w:szCs w:val="19"/>
               </w:rPr>
               <w:t xml:space="preserve">MF-302</w:t>
             </w:r>
@@ -3054,26 +3123,26 @@
         </w:tc>
         <w:tc>
           <w:tcPr>
-            <w:tcW w:type="dxa" w:w="5150"/>
-            <w:tcMar>
-              <w:top w:type="dxa" w:w="40"/>
-              <w:left w:type="dxa" w:w="80"/>
-              <w:bottom w:type="dxa" w:w="40"/>
-              <w:right w:type="dxa" w:w="80"/>
-            </w:tcMar>
-            <w:vAlign w:val="center"/>
-          </w:tcPr>
-          <w:p>
-            <w:r>
-              <w:rPr>
-                <w:rFonts w:ascii="Arial" w:cs="Arial" w:eastAsia="Arial" w:hAnsi="Arial"/>
-                <w:b w:val="false"/>
-                <w:bCs w:val="false"/>
-                <w:i w:val="false"/>
-                <w:iCs w:val="false"/>
-                <w:color w:val="3B3B3A"/>
-                <w:sz w:val="17"/>
-                <w:szCs w:val="17"/>
+            <w:tcW w:type="dxa" w:w="5050"/>
+            <w:tcMar>
+              <w:top w:type="dxa" w:w="46"/>
+              <w:left w:type="dxa" w:w="90"/>
+              <w:bottom w:type="dxa" w:w="46"/>
+              <w:right w:type="dxa" w:w="90"/>
+            </w:tcMar>
+            <w:vAlign w:val="center"/>
+          </w:tcPr>
+          <w:p>
+            <w:r>
+              <w:rPr>
+                <w:rFonts w:ascii="Arial" w:cs="Arial" w:eastAsia="Arial" w:hAnsi="Arial"/>
+                <w:b w:val="false"/>
+                <w:bCs w:val="false"/>
+                <w:i w:val="false"/>
+                <w:iCs w:val="false"/>
+                <w:color w:val="1D1D1B"/>
+                <w:sz w:val="19"/>
+                <w:szCs w:val="19"/>
               </w:rPr>
               <w:t xml:space="preserve">İzolatex Çift Komponent Su Yalıtım Harcı — Tam Elastik (Takım)</w:t>
             </w:r>
@@ -3083,10 +3152,10 @@
           <w:tcPr>
             <w:tcW w:type="dxa" w:w="1160"/>
             <w:tcMar>
-              <w:top w:type="dxa" w:w="40"/>
-              <w:left w:type="dxa" w:w="80"/>
-              <w:bottom w:type="dxa" w:w="40"/>
-              <w:right w:type="dxa" w:w="80"/>
+              <w:top w:type="dxa" w:w="46"/>
+              <w:left w:type="dxa" w:w="90"/>
+              <w:bottom w:type="dxa" w:w="46"/>
+              <w:right w:type="dxa" w:w="90"/>
             </w:tcMar>
             <w:vAlign w:val="center"/>
           </w:tcPr>
@@ -3101,9 +3170,9 @@
                 <w:bCs w:val="false"/>
                 <w:i w:val="false"/>
                 <w:iCs w:val="false"/>
-                <w:color w:val="3B3B3A"/>
-                <w:sz w:val="17"/>
-                <w:szCs w:val="17"/>
+                <w:color w:val="1D1D1B"/>
+                <w:sz w:val="19"/>
+                <w:szCs w:val="19"/>
               </w:rPr>
               <w:t xml:space="preserve">20+6 kg</w:t>
             </w:r>
@@ -3111,12 +3180,12 @@
         </w:tc>
         <w:tc>
           <w:tcPr>
-            <w:tcW w:type="dxa" w:w="1400"/>
-            <w:tcMar>
-              <w:top w:type="dxa" w:w="40"/>
-              <w:left w:type="dxa" w:w="80"/>
-              <w:bottom w:type="dxa" w:w="40"/>
-              <w:right w:type="dxa" w:w="80"/>
+            <w:tcW w:type="dxa" w:w="1550"/>
+            <w:tcMar>
+              <w:top w:type="dxa" w:w="46"/>
+              <w:left w:type="dxa" w:w="90"/>
+              <w:bottom w:type="dxa" w:w="46"/>
+              <w:right w:type="dxa" w:w="90"/>
             </w:tcMar>
             <w:vAlign w:val="center"/>
           </w:tcPr>
@@ -3131,9 +3200,9 @@
                 <w:bCs/>
                 <w:i w:val="false"/>
                 <w:iCs w:val="false"/>
-                <w:color w:val="3B3B3A"/>
-                <w:sz w:val="17"/>
-                <w:szCs w:val="17"/>
+                <w:color w:val="E2231A"/>
+                <w:sz w:val="23"/>
+                <w:szCs w:val="23"/>
               </w:rPr>
               <w:t xml:space="preserve">1.800</w:t>
             </w:r>
@@ -3141,27 +3210,27 @@
         </w:tc>
         <w:tc>
           <w:tcPr>
-            <w:tcW w:type="dxa" w:w="1506"/>
+            <w:tcW w:type="dxa" w:w="1456"/>
             <w:shd w:fill="FDF3F2" w:val="clear"/>
             <w:tcMar>
-              <w:top w:type="dxa" w:w="40"/>
-              <w:left w:type="dxa" w:w="80"/>
-              <w:bottom w:type="dxa" w:w="40"/>
-              <w:right w:type="dxa" w:w="80"/>
-            </w:tcMar>
-            <w:vAlign w:val="center"/>
-          </w:tcPr>
-          <w:p>
-            <w:r>
-              <w:rPr>
-                <w:rFonts w:ascii="Arial" w:cs="Arial" w:eastAsia="Arial" w:hAnsi="Arial"/>
-                <w:b w:val="false"/>
-                <w:bCs w:val="false"/>
-                <w:i w:val="false"/>
-                <w:iCs w:val="false"/>
-                <w:color w:val="3B3B3A"/>
-                <w:sz w:val="17"/>
-                <w:szCs w:val="17"/>
+              <w:top w:type="dxa" w:w="46"/>
+              <w:left w:type="dxa" w:w="90"/>
+              <w:bottom w:type="dxa" w:w="46"/>
+              <w:right w:type="dxa" w:w="90"/>
+            </w:tcMar>
+            <w:vAlign w:val="center"/>
+          </w:tcPr>
+          <w:p>
+            <w:r>
+              <w:rPr>
+                <w:rFonts w:ascii="Arial" w:cs="Arial" w:eastAsia="Arial" w:hAnsi="Arial"/>
+                <w:b w:val="false"/>
+                <w:bCs w:val="false"/>
+                <w:i w:val="false"/>
+                <w:iCs w:val="false"/>
+                <w:color w:val="1D1D1B"/>
+                <w:sz w:val="19"/>
+                <w:szCs w:val="19"/>
               </w:rPr>
               <w:t xml:space="preserve"/>
             </w:r>
@@ -3172,25 +3241,26 @@
         <w:tc>
           <w:tcPr>
             <w:tcW w:type="dxa" w:w="1250"/>
-            <w:tcMar>
-              <w:top w:type="dxa" w:w="40"/>
-              <w:left w:type="dxa" w:w="80"/>
-              <w:bottom w:type="dxa" w:w="40"/>
-              <w:right w:type="dxa" w:w="80"/>
-            </w:tcMar>
-            <w:vAlign w:val="center"/>
-          </w:tcPr>
-          <w:p>
-            <w:r>
-              <w:rPr>
-                <w:rFonts w:ascii="Arial" w:cs="Arial" w:eastAsia="Arial" w:hAnsi="Arial"/>
-                <w:b/>
-                <w:bCs/>
-                <w:i w:val="false"/>
-                <w:iCs w:val="false"/>
-                <w:color w:val="3B3B3A"/>
-                <w:sz w:val="17"/>
-                <w:szCs w:val="17"/>
+            <w:shd w:fill="FAFAFA" w:val="clear"/>
+            <w:tcMar>
+              <w:top w:type="dxa" w:w="46"/>
+              <w:left w:type="dxa" w:w="90"/>
+              <w:bottom w:type="dxa" w:w="46"/>
+              <w:right w:type="dxa" w:w="90"/>
+            </w:tcMar>
+            <w:vAlign w:val="center"/>
+          </w:tcPr>
+          <w:p>
+            <w:r>
+              <w:rPr>
+                <w:rFonts w:ascii="Arial" w:cs="Arial" w:eastAsia="Arial" w:hAnsi="Arial"/>
+                <w:b/>
+                <w:bCs/>
+                <w:i w:val="false"/>
+                <w:iCs w:val="false"/>
+                <w:color w:val="1D1D1B"/>
+                <w:sz w:val="19"/>
+                <w:szCs w:val="19"/>
               </w:rPr>
               <w:t xml:space="preserve">MF-301</w:t>
             </w:r>
@@ -3198,26 +3268,27 @@
         </w:tc>
         <w:tc>
           <w:tcPr>
-            <w:tcW w:type="dxa" w:w="5150"/>
-            <w:tcMar>
-              <w:top w:type="dxa" w:w="40"/>
-              <w:left w:type="dxa" w:w="80"/>
-              <w:bottom w:type="dxa" w:w="40"/>
-              <w:right w:type="dxa" w:w="80"/>
-            </w:tcMar>
-            <w:vAlign w:val="center"/>
-          </w:tcPr>
-          <w:p>
-            <w:r>
-              <w:rPr>
-                <w:rFonts w:ascii="Arial" w:cs="Arial" w:eastAsia="Arial" w:hAnsi="Arial"/>
-                <w:b w:val="false"/>
-                <w:bCs w:val="false"/>
-                <w:i w:val="false"/>
-                <w:iCs w:val="false"/>
-                <w:color w:val="3B3B3A"/>
-                <w:sz w:val="17"/>
-                <w:szCs w:val="17"/>
+            <w:tcW w:type="dxa" w:w="5050"/>
+            <w:shd w:fill="FAFAFA" w:val="clear"/>
+            <w:tcMar>
+              <w:top w:type="dxa" w:w="46"/>
+              <w:left w:type="dxa" w:w="90"/>
+              <w:bottom w:type="dxa" w:w="46"/>
+              <w:right w:type="dxa" w:w="90"/>
+            </w:tcMar>
+            <w:vAlign w:val="center"/>
+          </w:tcPr>
+          <w:p>
+            <w:r>
+              <w:rPr>
+                <w:rFonts w:ascii="Arial" w:cs="Arial" w:eastAsia="Arial" w:hAnsi="Arial"/>
+                <w:b w:val="false"/>
+                <w:bCs w:val="false"/>
+                <w:i w:val="false"/>
+                <w:iCs w:val="false"/>
+                <w:color w:val="1D1D1B"/>
+                <w:sz w:val="19"/>
+                <w:szCs w:val="19"/>
               </w:rPr>
               <w:t xml:space="preserve">İzolatex Çift Komponent Su Yalıtım Harcı — Yarı Elastik (Takım)</w:t>
             </w:r>
@@ -3226,11 +3297,12 @@
         <w:tc>
           <w:tcPr>
             <w:tcW w:type="dxa" w:w="1160"/>
-            <w:tcMar>
-              <w:top w:type="dxa" w:w="40"/>
-              <w:left w:type="dxa" w:w="80"/>
-              <w:bottom w:type="dxa" w:w="40"/>
-              <w:right w:type="dxa" w:w="80"/>
+            <w:shd w:fill="FAFAFA" w:val="clear"/>
+            <w:tcMar>
+              <w:top w:type="dxa" w:w="46"/>
+              <w:left w:type="dxa" w:w="90"/>
+              <w:bottom w:type="dxa" w:w="46"/>
+              <w:right w:type="dxa" w:w="90"/>
             </w:tcMar>
             <w:vAlign w:val="center"/>
           </w:tcPr>
@@ -3245,9 +3317,9 @@
                 <w:bCs w:val="false"/>
                 <w:i w:val="false"/>
                 <w:iCs w:val="false"/>
-                <w:color w:val="3B3B3A"/>
-                <w:sz w:val="17"/>
-                <w:szCs w:val="17"/>
+                <w:color w:val="1D1D1B"/>
+                <w:sz w:val="19"/>
+                <w:szCs w:val="19"/>
               </w:rPr>
               <w:t xml:space="preserve">20+6 kg</w:t>
             </w:r>
@@ -3255,12 +3327,12 @@
         </w:tc>
         <w:tc>
           <w:tcPr>
-            <w:tcW w:type="dxa" w:w="1400"/>
-            <w:tcMar>
-              <w:top w:type="dxa" w:w="40"/>
-              <w:left w:type="dxa" w:w="80"/>
-              <w:bottom w:type="dxa" w:w="40"/>
-              <w:right w:type="dxa" w:w="80"/>
+            <w:tcW w:type="dxa" w:w="1550"/>
+            <w:tcMar>
+              <w:top w:type="dxa" w:w="46"/>
+              <w:left w:type="dxa" w:w="90"/>
+              <w:bottom w:type="dxa" w:w="46"/>
+              <w:right w:type="dxa" w:w="90"/>
             </w:tcMar>
             <w:vAlign w:val="center"/>
           </w:tcPr>
@@ -3275,9 +3347,9 @@
                 <w:bCs/>
                 <w:i w:val="false"/>
                 <w:iCs w:val="false"/>
-                <w:color w:val="3B3B3A"/>
-                <w:sz w:val="17"/>
-                <w:szCs w:val="17"/>
+                <w:color w:val="E2231A"/>
+                <w:sz w:val="23"/>
+                <w:szCs w:val="23"/>
               </w:rPr>
               <w:t xml:space="preserve">1.440</w:t>
             </w:r>
@@ -3285,27 +3357,27 @@
         </w:tc>
         <w:tc>
           <w:tcPr>
-            <w:tcW w:type="dxa" w:w="1506"/>
+            <w:tcW w:type="dxa" w:w="1456"/>
             <w:shd w:fill="FDF3F2" w:val="clear"/>
             <w:tcMar>
-              <w:top w:type="dxa" w:w="40"/>
-              <w:left w:type="dxa" w:w="80"/>
-              <w:bottom w:type="dxa" w:w="40"/>
-              <w:right w:type="dxa" w:w="80"/>
-            </w:tcMar>
-            <w:vAlign w:val="center"/>
-          </w:tcPr>
-          <w:p>
-            <w:r>
-              <w:rPr>
-                <w:rFonts w:ascii="Arial" w:cs="Arial" w:eastAsia="Arial" w:hAnsi="Arial"/>
-                <w:b w:val="false"/>
-                <w:bCs w:val="false"/>
-                <w:i w:val="false"/>
-                <w:iCs w:val="false"/>
-                <w:color w:val="3B3B3A"/>
-                <w:sz w:val="17"/>
-                <w:szCs w:val="17"/>
+              <w:top w:type="dxa" w:w="46"/>
+              <w:left w:type="dxa" w:w="90"/>
+              <w:bottom w:type="dxa" w:w="46"/>
+              <w:right w:type="dxa" w:w="90"/>
+            </w:tcMar>
+            <w:vAlign w:val="center"/>
+          </w:tcPr>
+          <w:p>
+            <w:r>
+              <w:rPr>
+                <w:rFonts w:ascii="Arial" w:cs="Arial" w:eastAsia="Arial" w:hAnsi="Arial"/>
+                <w:b w:val="false"/>
+                <w:bCs w:val="false"/>
+                <w:i w:val="false"/>
+                <w:iCs w:val="false"/>
+                <w:color w:val="1D1D1B"/>
+                <w:sz w:val="19"/>
+                <w:szCs w:val="19"/>
               </w:rPr>
               <w:t xml:space="preserve"/>
             </w:r>
@@ -3317,24 +3389,24 @@
           <w:tcPr>
             <w:tcW w:type="dxa" w:w="1250"/>
             <w:tcMar>
-              <w:top w:type="dxa" w:w="40"/>
-              <w:left w:type="dxa" w:w="80"/>
-              <w:bottom w:type="dxa" w:w="40"/>
-              <w:right w:type="dxa" w:w="80"/>
-            </w:tcMar>
-            <w:vAlign w:val="center"/>
-          </w:tcPr>
-          <w:p>
-            <w:r>
-              <w:rPr>
-                <w:rFonts w:ascii="Arial" w:cs="Arial" w:eastAsia="Arial" w:hAnsi="Arial"/>
-                <w:b/>
-                <w:bCs/>
-                <w:i w:val="false"/>
-                <w:iCs w:val="false"/>
-                <w:color w:val="3B3B3A"/>
-                <w:sz w:val="17"/>
-                <w:szCs w:val="17"/>
+              <w:top w:type="dxa" w:w="46"/>
+              <w:left w:type="dxa" w:w="90"/>
+              <w:bottom w:type="dxa" w:w="46"/>
+              <w:right w:type="dxa" w:w="90"/>
+            </w:tcMar>
+            <w:vAlign w:val="center"/>
+          </w:tcPr>
+          <w:p>
+            <w:r>
+              <w:rPr>
+                <w:rFonts w:ascii="Arial" w:cs="Arial" w:eastAsia="Arial" w:hAnsi="Arial"/>
+                <w:b/>
+                <w:bCs/>
+                <w:i w:val="false"/>
+                <w:iCs w:val="false"/>
+                <w:color w:val="1D1D1B"/>
+                <w:sz w:val="19"/>
+                <w:szCs w:val="19"/>
               </w:rPr>
               <w:t xml:space="preserve">MF-303</w:t>
             </w:r>
@@ -3342,26 +3414,26 @@
         </w:tc>
         <w:tc>
           <w:tcPr>
-            <w:tcW w:type="dxa" w:w="5150"/>
-            <w:tcMar>
-              <w:top w:type="dxa" w:w="40"/>
-              <w:left w:type="dxa" w:w="80"/>
-              <w:bottom w:type="dxa" w:w="40"/>
-              <w:right w:type="dxa" w:w="80"/>
-            </w:tcMar>
-            <w:vAlign w:val="center"/>
-          </w:tcPr>
-          <w:p>
-            <w:r>
-              <w:rPr>
-                <w:rFonts w:ascii="Arial" w:cs="Arial" w:eastAsia="Arial" w:hAnsi="Arial"/>
-                <w:b w:val="false"/>
-                <w:bCs w:val="false"/>
-                <w:i w:val="false"/>
-                <w:iCs w:val="false"/>
-                <w:color w:val="3B3B3A"/>
-                <w:sz w:val="17"/>
-                <w:szCs w:val="17"/>
+            <w:tcW w:type="dxa" w:w="5050"/>
+            <w:tcMar>
+              <w:top w:type="dxa" w:w="46"/>
+              <w:left w:type="dxa" w:w="90"/>
+              <w:bottom w:type="dxa" w:w="46"/>
+              <w:right w:type="dxa" w:w="90"/>
+            </w:tcMar>
+            <w:vAlign w:val="center"/>
+          </w:tcPr>
+          <w:p>
+            <w:r>
+              <w:rPr>
+                <w:rFonts w:ascii="Arial" w:cs="Arial" w:eastAsia="Arial" w:hAnsi="Arial"/>
+                <w:b w:val="false"/>
+                <w:bCs w:val="false"/>
+                <w:i w:val="false"/>
+                <w:iCs w:val="false"/>
+                <w:color w:val="1D1D1B"/>
+                <w:sz w:val="19"/>
+                <w:szCs w:val="19"/>
               </w:rPr>
               <w:t xml:space="preserve">Kristalize Toz Membran</w:t>
             </w:r>
@@ -3371,10 +3443,10 @@
           <w:tcPr>
             <w:tcW w:type="dxa" w:w="1160"/>
             <w:tcMar>
-              <w:top w:type="dxa" w:w="40"/>
-              <w:left w:type="dxa" w:w="80"/>
-              <w:bottom w:type="dxa" w:w="40"/>
-              <w:right w:type="dxa" w:w="80"/>
+              <w:top w:type="dxa" w:w="46"/>
+              <w:left w:type="dxa" w:w="90"/>
+              <w:bottom w:type="dxa" w:w="46"/>
+              <w:right w:type="dxa" w:w="90"/>
             </w:tcMar>
             <w:vAlign w:val="center"/>
           </w:tcPr>
@@ -3389,9 +3461,9 @@
                 <w:bCs w:val="false"/>
                 <w:i w:val="false"/>
                 <w:iCs w:val="false"/>
-                <w:color w:val="3B3B3A"/>
-                <w:sz w:val="17"/>
-                <w:szCs w:val="17"/>
+                <w:color w:val="1D1D1B"/>
+                <w:sz w:val="19"/>
+                <w:szCs w:val="19"/>
               </w:rPr>
               <w:t xml:space="preserve">25 kg</w:t>
             </w:r>
@@ -3399,12 +3471,12 @@
         </w:tc>
         <w:tc>
           <w:tcPr>
-            <w:tcW w:type="dxa" w:w="1400"/>
-            <w:tcMar>
-              <w:top w:type="dxa" w:w="40"/>
-              <w:left w:type="dxa" w:w="80"/>
-              <w:bottom w:type="dxa" w:w="40"/>
-              <w:right w:type="dxa" w:w="80"/>
+            <w:tcW w:type="dxa" w:w="1550"/>
+            <w:tcMar>
+              <w:top w:type="dxa" w:w="46"/>
+              <w:left w:type="dxa" w:w="90"/>
+              <w:bottom w:type="dxa" w:w="46"/>
+              <w:right w:type="dxa" w:w="90"/>
             </w:tcMar>
             <w:vAlign w:val="center"/>
           </w:tcPr>
@@ -3419,9 +3491,9 @@
                 <w:bCs/>
                 <w:i w:val="false"/>
                 <w:iCs w:val="false"/>
-                <w:color w:val="3B3B3A"/>
-                <w:sz w:val="17"/>
-                <w:szCs w:val="17"/>
+                <w:color w:val="E2231A"/>
+                <w:sz w:val="23"/>
+                <w:szCs w:val="23"/>
               </w:rPr>
               <w:t xml:space="preserve">600</w:t>
             </w:r>
@@ -3429,27 +3501,27 @@
         </w:tc>
         <w:tc>
           <w:tcPr>
-            <w:tcW w:type="dxa" w:w="1506"/>
+            <w:tcW w:type="dxa" w:w="1456"/>
             <w:shd w:fill="FDF3F2" w:val="clear"/>
             <w:tcMar>
-              <w:top w:type="dxa" w:w="40"/>
-              <w:left w:type="dxa" w:w="80"/>
-              <w:bottom w:type="dxa" w:w="40"/>
-              <w:right w:type="dxa" w:w="80"/>
-            </w:tcMar>
-            <w:vAlign w:val="center"/>
-          </w:tcPr>
-          <w:p>
-            <w:r>
-              <w:rPr>
-                <w:rFonts w:ascii="Arial" w:cs="Arial" w:eastAsia="Arial" w:hAnsi="Arial"/>
-                <w:b w:val="false"/>
-                <w:bCs w:val="false"/>
-                <w:i w:val="false"/>
-                <w:iCs w:val="false"/>
-                <w:color w:val="3B3B3A"/>
-                <w:sz w:val="17"/>
-                <w:szCs w:val="17"/>
+              <w:top w:type="dxa" w:w="46"/>
+              <w:left w:type="dxa" w:w="90"/>
+              <w:bottom w:type="dxa" w:w="46"/>
+              <w:right w:type="dxa" w:w="90"/>
+            </w:tcMar>
+            <w:vAlign w:val="center"/>
+          </w:tcPr>
+          <w:p>
+            <w:r>
+              <w:rPr>
+                <w:rFonts w:ascii="Arial" w:cs="Arial" w:eastAsia="Arial" w:hAnsi="Arial"/>
+                <w:b w:val="false"/>
+                <w:bCs w:val="false"/>
+                <w:i w:val="false"/>
+                <w:iCs w:val="false"/>
+                <w:color w:val="1D1D1B"/>
+                <w:sz w:val="19"/>
+                <w:szCs w:val="19"/>
               </w:rPr>
               <w:t xml:space="preserve"/>
             </w:r>
@@ -3464,9 +3536,9 @@
             <w:shd w:fill="E2231A" w:val="clear"/>
             <w:tcMar>
               <w:top w:type="dxa" w:w="40"/>
-              <w:left w:type="dxa" w:w="80"/>
+              <w:left w:type="dxa" w:w="90"/>
               <w:bottom w:type="dxa" w:w="40"/>
-              <w:right w:type="dxa" w:w="80"/>
+              <w:right w:type="dxa" w:w="90"/>
             </w:tcMar>
             <w:vAlign w:val="center"/>
           </w:tcPr>
@@ -3479,8 +3551,8 @@
                 <w:i w:val="false"/>
                 <w:iCs w:val="false"/>
                 <w:color w:val="FFFFFF"/>
-                <w:sz w:val="16"/>
-                <w:szCs w:val="16"/>
+                <w:sz w:val="18"/>
+                <w:szCs w:val="18"/>
               </w:rPr>
               <w:t xml:space="preserve">ASTAR GRUBU</w:t>
             </w:r>
@@ -3491,25 +3563,26 @@
         <w:tc>
           <w:tcPr>
             <w:tcW w:type="dxa" w:w="1250"/>
-            <w:tcMar>
-              <w:top w:type="dxa" w:w="40"/>
-              <w:left w:type="dxa" w:w="80"/>
-              <w:bottom w:type="dxa" w:w="40"/>
-              <w:right w:type="dxa" w:w="80"/>
-            </w:tcMar>
-            <w:vAlign w:val="center"/>
-          </w:tcPr>
-          <w:p>
-            <w:r>
-              <w:rPr>
-                <w:rFonts w:ascii="Arial" w:cs="Arial" w:eastAsia="Arial" w:hAnsi="Arial"/>
-                <w:b/>
-                <w:bCs/>
-                <w:i w:val="false"/>
-                <w:iCs w:val="false"/>
-                <w:color w:val="3B3B3A"/>
-                <w:sz w:val="17"/>
-                <w:szCs w:val="17"/>
+            <w:shd w:fill="FAFAFA" w:val="clear"/>
+            <w:tcMar>
+              <w:top w:type="dxa" w:w="46"/>
+              <w:left w:type="dxa" w:w="90"/>
+              <w:bottom w:type="dxa" w:w="46"/>
+              <w:right w:type="dxa" w:w="90"/>
+            </w:tcMar>
+            <w:vAlign w:val="center"/>
+          </w:tcPr>
+          <w:p>
+            <w:r>
+              <w:rPr>
+                <w:rFonts w:ascii="Arial" w:cs="Arial" w:eastAsia="Arial" w:hAnsi="Arial"/>
+                <w:b/>
+                <w:bCs/>
+                <w:i w:val="false"/>
+                <w:iCs w:val="false"/>
+                <w:color w:val="1D1D1B"/>
+                <w:sz w:val="19"/>
+                <w:szCs w:val="19"/>
               </w:rPr>
               <w:t xml:space="preserve">MF-602</w:t>
             </w:r>
@@ -3517,26 +3590,27 @@
         </w:tc>
         <w:tc>
           <w:tcPr>
-            <w:tcW w:type="dxa" w:w="5150"/>
-            <w:tcMar>
-              <w:top w:type="dxa" w:w="40"/>
-              <w:left w:type="dxa" w:w="80"/>
-              <w:bottom w:type="dxa" w:w="40"/>
-              <w:right w:type="dxa" w:w="80"/>
-            </w:tcMar>
-            <w:vAlign w:val="center"/>
-          </w:tcPr>
-          <w:p>
-            <w:r>
-              <w:rPr>
-                <w:rFonts w:ascii="Arial" w:cs="Arial" w:eastAsia="Arial" w:hAnsi="Arial"/>
-                <w:b w:val="false"/>
-                <w:bCs w:val="false"/>
-                <w:i w:val="false"/>
-                <w:iCs w:val="false"/>
-                <w:color w:val="3B3B3A"/>
-                <w:sz w:val="17"/>
-                <w:szCs w:val="17"/>
+            <w:tcW w:type="dxa" w:w="5050"/>
+            <w:shd w:fill="FAFAFA" w:val="clear"/>
+            <w:tcMar>
+              <w:top w:type="dxa" w:w="46"/>
+              <w:left w:type="dxa" w:w="90"/>
+              <w:bottom w:type="dxa" w:w="46"/>
+              <w:right w:type="dxa" w:w="90"/>
+            </w:tcMar>
+            <w:vAlign w:val="center"/>
+          </w:tcPr>
+          <w:p>
+            <w:r>
+              <w:rPr>
+                <w:rFonts w:ascii="Arial" w:cs="Arial" w:eastAsia="Arial" w:hAnsi="Arial"/>
+                <w:b w:val="false"/>
+                <w:bCs w:val="false"/>
+                <w:i w:val="false"/>
+                <w:iCs w:val="false"/>
+                <w:color w:val="1D1D1B"/>
+                <w:sz w:val="19"/>
+                <w:szCs w:val="19"/>
               </w:rPr>
               <w:t xml:space="preserve">Brüt Beton ve Alçı Sıva Astarı</w:t>
             </w:r>
@@ -3545,11 +3619,12 @@
         <w:tc>
           <w:tcPr>
             <w:tcW w:type="dxa" w:w="1160"/>
-            <w:tcMar>
-              <w:top w:type="dxa" w:w="40"/>
-              <w:left w:type="dxa" w:w="80"/>
-              <w:bottom w:type="dxa" w:w="40"/>
-              <w:right w:type="dxa" w:w="80"/>
+            <w:shd w:fill="FAFAFA" w:val="clear"/>
+            <w:tcMar>
+              <w:top w:type="dxa" w:w="46"/>
+              <w:left w:type="dxa" w:w="90"/>
+              <w:bottom w:type="dxa" w:w="46"/>
+              <w:right w:type="dxa" w:w="90"/>
             </w:tcMar>
             <w:vAlign w:val="center"/>
           </w:tcPr>
@@ -3564,9 +3639,9 @@
                 <w:bCs w:val="false"/>
                 <w:i w:val="false"/>
                 <w:iCs w:val="false"/>
-                <w:color w:val="3B3B3A"/>
-                <w:sz w:val="17"/>
-                <w:szCs w:val="17"/>
+                <w:color w:val="1D1D1B"/>
+                <w:sz w:val="19"/>
+                <w:szCs w:val="19"/>
               </w:rPr>
               <w:t xml:space="preserve">12 kg</w:t>
             </w:r>
@@ -3574,12 +3649,12 @@
         </w:tc>
         <w:tc>
           <w:tcPr>
-            <w:tcW w:type="dxa" w:w="1400"/>
-            <w:tcMar>
-              <w:top w:type="dxa" w:w="40"/>
-              <w:left w:type="dxa" w:w="80"/>
-              <w:bottom w:type="dxa" w:w="40"/>
-              <w:right w:type="dxa" w:w="80"/>
+            <w:tcW w:type="dxa" w:w="1550"/>
+            <w:tcMar>
+              <w:top w:type="dxa" w:w="46"/>
+              <w:left w:type="dxa" w:w="90"/>
+              <w:bottom w:type="dxa" w:w="46"/>
+              <w:right w:type="dxa" w:w="90"/>
             </w:tcMar>
             <w:vAlign w:val="center"/>
           </w:tcPr>
@@ -3594,9 +3669,9 @@
                 <w:bCs/>
                 <w:i w:val="false"/>
                 <w:iCs w:val="false"/>
-                <w:color w:val="3B3B3A"/>
-                <w:sz w:val="17"/>
-                <w:szCs w:val="17"/>
+                <w:color w:val="E2231A"/>
+                <w:sz w:val="23"/>
+                <w:szCs w:val="23"/>
               </w:rPr>
               <w:t xml:space="preserve">540</w:t>
             </w:r>
@@ -3604,27 +3679,27 @@
         </w:tc>
         <w:tc>
           <w:tcPr>
-            <w:tcW w:type="dxa" w:w="1506"/>
+            <w:tcW w:type="dxa" w:w="1456"/>
             <w:shd w:fill="FDF3F2" w:val="clear"/>
             <w:tcMar>
-              <w:top w:type="dxa" w:w="40"/>
-              <w:left w:type="dxa" w:w="80"/>
-              <w:bottom w:type="dxa" w:w="40"/>
-              <w:right w:type="dxa" w:w="80"/>
-            </w:tcMar>
-            <w:vAlign w:val="center"/>
-          </w:tcPr>
-          <w:p>
-            <w:r>
-              <w:rPr>
-                <w:rFonts w:ascii="Arial" w:cs="Arial" w:eastAsia="Arial" w:hAnsi="Arial"/>
-                <w:b w:val="false"/>
-                <w:bCs w:val="false"/>
-                <w:i w:val="false"/>
-                <w:iCs w:val="false"/>
-                <w:color w:val="3B3B3A"/>
-                <w:sz w:val="17"/>
-                <w:szCs w:val="17"/>
+              <w:top w:type="dxa" w:w="46"/>
+              <w:left w:type="dxa" w:w="90"/>
+              <w:bottom w:type="dxa" w:w="46"/>
+              <w:right w:type="dxa" w:w="90"/>
+            </w:tcMar>
+            <w:vAlign w:val="center"/>
+          </w:tcPr>
+          <w:p>
+            <w:r>
+              <w:rPr>
+                <w:rFonts w:ascii="Arial" w:cs="Arial" w:eastAsia="Arial" w:hAnsi="Arial"/>
+                <w:b w:val="false"/>
+                <w:bCs w:val="false"/>
+                <w:i w:val="false"/>
+                <w:iCs w:val="false"/>
+                <w:color w:val="1D1D1B"/>
+                <w:sz w:val="19"/>
+                <w:szCs w:val="19"/>
               </w:rPr>
               <w:t xml:space="preserve"/>
             </w:r>
@@ -3634,7 +3709,7 @@
     </w:tbl>
     <w:p>
       <w:pPr>
-        <w:spacing w:after="0" w:before="50"/>
+        <w:spacing w:after="0" w:before="60"/>
       </w:pPr>
       <w:r>
         <w:rPr>
@@ -3644,16 +3719,16 @@
           <w:i/>
           <w:iCs/>
           <w:color w:val="808080"/>
-          <w:sz w:val="13"/>
-          <w:szCs w:val="13"/>
+          <w:sz w:val="15"/>
+          <w:szCs w:val="15"/>
         </w:rPr>
-        <w:t xml:space="preserve">* "Size Özel Teklif" sütunu, müşteriye özel fiyat çalışması için satış temsilcisi tarafından elle doldurulur; boş bırakılan kalemlerde liste fiyatı geçerlidir.</w:t>
+        <w:t xml:space="preserve">* "Not" sütunu müşteriye özel fiyat ve kampanya çalışması için ayrılmıştır; boş bırakılan kalemlerde liste fiyatı geçerlidir.</w:t>
       </w:r>
     </w:p>
     <w:p>
       <w:pPr>
-        <w:shd w:fill="3B3B3A" w:val="clear"/>
-        <w:spacing w:after="40" w:before="120"/>
+        <w:shd w:fill="1D1D1B" w:val="clear"/>
+        <w:spacing w:after="60" w:before="140"/>
       </w:pPr>
       <w:r>
         <w:rPr>
@@ -3661,15 +3736,15 @@
           <w:b/>
           <w:bCs/>
           <w:color w:val="FFFFFF"/>
-          <w:sz w:val="16"/>
-          <w:szCs w:val="16"/>
+          <w:sz w:val="19"/>
+          <w:szCs w:val="19"/>
         </w:rPr>
         <w:t xml:space="preserve">  SATIŞ ve TESLİMAT ŞARTLARI</w:t>
       </w:r>
     </w:p>
     <w:p>
       <w:pPr>
-        <w:spacing w:after="30"/>
+        <w:spacing w:after="26"/>
       </w:pPr>
       <w:r>
         <w:rPr>
@@ -3678,9 +3753,9 @@
           <w:bCs/>
           <w:i w:val="false"/>
           <w:iCs w:val="false"/>
-          <w:color w:val="3B3B3A"/>
-          <w:sz w:val="14"/>
-          <w:szCs w:val="14"/>
+          <w:color w:val="E2231A"/>
+          <w:sz w:val="16"/>
+          <w:szCs w:val="16"/>
         </w:rPr>
         <w:t xml:space="preserve">Teslim: </w:t>
       </w:r>
@@ -3691,16 +3766,16 @@
           <w:bCs w:val="false"/>
           <w:i w:val="false"/>
           <w:iCs w:val="false"/>
-          <w:color w:val="3B3B3A"/>
-          <w:sz w:val="14"/>
-          <w:szCs w:val="14"/>
+          <w:color w:val="1D1D1B"/>
+          <w:sz w:val="16"/>
+          <w:szCs w:val="16"/>
         </w:rPr>
         <w:t xml:space="preserve">Fabrika teslimidir (Gayberli Mah. 28042 Sk. No: 34 Onikişubat / Kahramanmaraş). Talep hâlinde adrese teslim yapılır; nakliye bedeli bölgeye göre ayrıca bildirilir.</w:t>
       </w:r>
     </w:p>
     <w:p>
       <w:pPr>
-        <w:spacing w:after="30"/>
+        <w:spacing w:after="26"/>
       </w:pPr>
       <w:r>
         <w:rPr>
@@ -3709,9 +3784,9 @@
           <w:bCs/>
           <w:i w:val="false"/>
           <w:iCs w:val="false"/>
-          <w:color w:val="3B3B3A"/>
-          <w:sz w:val="14"/>
-          <w:szCs w:val="14"/>
+          <w:color w:val="E2231A"/>
+          <w:sz w:val="16"/>
+          <w:szCs w:val="16"/>
         </w:rPr>
         <w:t xml:space="preserve">Palet: </w:t>
       </w:r>
@@ -3722,16 +3797,16 @@
           <w:bCs w:val="false"/>
           <w:i w:val="false"/>
           <w:iCs w:val="false"/>
-          <w:color w:val="3B3B3A"/>
-          <w:sz w:val="14"/>
-          <w:szCs w:val="14"/>
+          <w:color w:val="1D1D1B"/>
+          <w:sz w:val="16"/>
+          <w:szCs w:val="16"/>
         </w:rPr>
         <w:t xml:space="preserve">Paletler iadelidir; teslimden itibaren 15 gün içinde hasarsız iade edilmeyen her palet için 750 ₺ depozito fatura edilir. Karma (karışık ürün) palet ve karışık araç yüklemesi yapılabilir.</w:t>
       </w:r>
     </w:p>
     <w:p>
       <w:pPr>
-        <w:spacing w:after="30"/>
+        <w:spacing w:after="26"/>
       </w:pPr>
       <w:r>
         <w:rPr>
@@ -3740,9 +3815,9 @@
           <w:bCs/>
           <w:i w:val="false"/>
           <w:iCs w:val="false"/>
-          <w:color w:val="3B3B3A"/>
-          <w:sz w:val="14"/>
-          <w:szCs w:val="14"/>
+          <w:color w:val="E2231A"/>
+          <w:sz w:val="16"/>
+          <w:szCs w:val="16"/>
         </w:rPr>
         <w:t xml:space="preserve">Ödeme: </w:t>
       </w:r>
@@ -3753,16 +3828,16 @@
           <w:bCs w:val="false"/>
           <w:i w:val="false"/>
           <w:iCs w:val="false"/>
-          <w:color w:val="3B3B3A"/>
-          <w:sz w:val="14"/>
-          <w:szCs w:val="14"/>
+          <w:color w:val="1D1D1B"/>
+          <w:sz w:val="16"/>
+          <w:szCs w:val="16"/>
         </w:rPr>
         <w:t xml:space="preserve">Peşin (Nakit / Havale-EFT)  •  Kredi Kartı tek çekim  •  Kredi Kartı 3 taksit (vade farkı %10)  •  Onaylı cari hesapta vade 30 gündür.</w:t>
       </w:r>
     </w:p>
     <w:p>
       <w:pPr>
-        <w:spacing w:after="30"/>
+        <w:spacing w:after="26"/>
       </w:pPr>
       <w:r>
         <w:rPr>
@@ -3771,9 +3846,9 @@
           <w:bCs/>
           <w:i w:val="false"/>
           <w:iCs w:val="false"/>
-          <w:color w:val="3B3B3A"/>
-          <w:sz w:val="14"/>
-          <w:szCs w:val="14"/>
+          <w:color w:val="E2231A"/>
+          <w:sz w:val="16"/>
+          <w:szCs w:val="16"/>
         </w:rPr>
         <w:t xml:space="preserve">Banka: </w:t>
       </w:r>
@@ -3784,16 +3859,16 @@
           <w:bCs w:val="false"/>
           <w:i w:val="false"/>
           <w:iCs w:val="false"/>
-          <w:color w:val="3B3B3A"/>
-          <w:sz w:val="14"/>
-          <w:szCs w:val="14"/>
+          <w:color w:val="1D1D1B"/>
+          <w:sz w:val="16"/>
+          <w:szCs w:val="16"/>
         </w:rPr>
-        <w:t xml:space="preserve">Banka / IBAN: ..............................................................................................................................................  (Havale açıklamasına firma unvanınızı yazınız.)</w:t>
+        <w:t xml:space="preserve">Banka / IBAN: ...........................................................................................................................  (Havale açıklamasına firma unvanınızı yazınız.)</w:t>
       </w:r>
     </w:p>
     <w:p>
       <w:pPr>
-        <w:spacing w:after="30"/>
+        <w:spacing w:after="26"/>
       </w:pPr>
       <w:r>
         <w:rPr>
@@ -3802,9 +3877,9 @@
           <w:bCs/>
           <w:i w:val="false"/>
           <w:iCs w:val="false"/>
-          <w:color w:val="3B3B3A"/>
-          <w:sz w:val="14"/>
-          <w:szCs w:val="14"/>
+          <w:color w:val="E2231A"/>
+          <w:sz w:val="16"/>
+          <w:szCs w:val="16"/>
         </w:rPr>
         <w:t xml:space="preserve">Fiyat Değişikliği: </w:t>
       </w:r>
@@ -3815,16 +3890,16 @@
           <w:bCs w:val="false"/>
           <w:i w:val="false"/>
           <w:iCs w:val="false"/>
-          <w:color w:val="3B3B3A"/>
-          <w:sz w:val="14"/>
-          <w:szCs w:val="14"/>
+          <w:color w:val="1D1D1B"/>
+          <w:sz w:val="16"/>
+          <w:szCs w:val="16"/>
         </w:rPr>
         <w:t xml:space="preserve">Liste, hammadde ve enerji maliyetlerine bağlı olarak geçerlilik bitiminden önce güncellenebilir; üretim teyidi verilmiş siparişler sipariş fiyatından işlem görür.</w:t>
       </w:r>
     </w:p>
     <w:p>
       <w:pPr>
-        <w:shd w:fill="F5F5F5" w:val="clear"/>
+        <w:shd w:fill="E2231A" w:val="clear"/>
         <w:spacing w:after="0" w:before="60"/>
         <w:jc w:val="center"/>
       </w:pPr>
@@ -3833,19 +3908,17 @@
           <w:rFonts w:ascii="Arial" w:cs="Arial" w:eastAsia="Arial" w:hAnsi="Arial"/>
           <w:b/>
           <w:bCs/>
-          <w:i w:val="false"/>
-          <w:iCs w:val="false"/>
-          <w:color w:val="3B3B3A"/>
-          <w:sz w:val="16"/>
-          <w:szCs w:val="16"/>
+          <w:color w:val="FFFFFF"/>
+          <w:sz w:val="22"/>
+          <w:szCs w:val="22"/>
         </w:rPr>
-        <w:t xml:space="preserve">SİPARİŞ HATTI:  +90 532 252 41 10  •  info@mirfix.com  •  www.mirfix.com</w:t>
+        <w:t xml:space="preserve">SİPARİŞ HATTI:  +90 532 252 41 10   •   info@mirfix.com   •   www.mirfix.com</w:t>
       </w:r>
     </w:p>
     <w:sectPr>
       <w:footerReference w:type="default" r:id="rId7"/>
       <w:pgSz w:w="11906" w:h="16838" w:orient="portrait"/>
-      <w:pgMar w:top="620" w:right="700" w:bottom="620" w:left="700" w:header="708" w:footer="708" w:gutter="0"/>
+      <w:pgMar w:top="560" w:right="700" w:bottom="560" w:left="700" w:header="708" w:footer="708" w:gutter="0"/>
       <w:pgNumType/>
       <w:docGrid w:linePitch="360"/>
     </w:sectPr>
@@ -3910,7 +3983,7 @@
         <w:sz w:val="13"/>
         <w:szCs w:val="13"/>
       </w:rPr>
-      <w:t xml:space="preserve">MRF-SAT-FYT v2.1 | MİRFİX YAPI KİMYASALLARI — Kurumsal Belge Sistemi | 01.08.2026</w:t>
+      <w:t xml:space="preserve">MRF-SAT-FYT v2.2 | MİRFİX YAPI KİMYASALLARI — Kurumsal Belge Sistemi | 01.08.2026</w:t>
     </w:r>
   </w:p>
 </w:ftr>
